--- a/🧪 PRD pro Kombuchu.docx
+++ b/🧪 PRD pro Kombuchu.docx
@@ -8538,6 +8538,212 @@
       </w:r>
     </w:p>
     <w:p/>
+    <w:p>
+      <w:pPr>
+        <w:pStyle w:val="Heading1"/>
+      </w:pPr>
+      <w:r>
+        <w:t xml:space="preserve">19. Orientační gramáže placky / pellicle</w:t>
+      </w:r>
+    </w:p>
+    <w:p>
+      <w:pPr/>
+      <w:r>
+        <w:t xml:space="preserve">Gramáž placky se bere jako orientační mokrá váha po krátkém okapání. Nejde o přesnou biologickou sílu, protože dvě stejně velké placky mohou mít různou tloušťku, různou nasáklost a různou aktivitu.</w:t>
+      </w:r>
+    </w:p>
+    <w:p>
+      <w:pPr/>
+      <w:r>
+        <w:t xml:space="preserve">Placka není hlavní motor fermentace. Hlavní síla je aktivní kyselý startér. Placka je pouze doplňkový faktor, který může mírně pomoct aktivitě kultury a zabírá část objemu nádoby, ale nikdy nesmí zachránit špatný poměr startéru.</w:t>
+      </w:r>
+    </w:p>
+    <w:p>
+      <w:pPr>
+        <w:pStyle w:val="Heading2"/>
+      </w:pPr>
+      <w:r>
+        <w:t xml:space="preserve">Typy placky</w:t>
+      </w:r>
+    </w:p>
+    <w:p>
+      <w:pPr/>
+      <w:r>
+        <w:t xml:space="preserve">tenká medůzka: orientační mokrá gramáž cca 15-50 g, default pro výpočet 30 g, síla v modelu 0,5 bodu.</w:t>
+      </w:r>
+    </w:p>
+    <w:p>
+      <w:pPr/>
+      <w:r>
+        <w:t xml:space="preserve">akorát do dlaně: orientační mokrá gramáž cca 50-120 g, default pro výpočet 80 g, síla v modelu 1 bod.</w:t>
+      </w:r>
+    </w:p>
+    <w:p>
+      <w:pPr/>
+      <w:r>
+        <w:t xml:space="preserve">klasická palačinka: orientační mokrá gramáž cca 120-250 g, default pro výpočet 180 g, síla v modelu 1,5 bodu.</w:t>
+      </w:r>
+    </w:p>
+    <w:p>
+      <w:pPr/>
+      <w:r>
+        <w:t xml:space="preserve">kolo od traktoru: orientační mokrá gramáž cca 250-600+ g, default pro výpočet 350 g, síla v modelu 2 body.</w:t>
+      </w:r>
+    </w:p>
+    <w:p>
+      <w:pPr/>
+      <w:r>
+        <w:t xml:space="preserve">V UI zobrazovat hodnoty jako orientační, například: cca 120-250 g mokré placky, pro výpočet počítáme 180 g. Nesmí se zobrazovat jako přesná laboratorní hodnota.</w:t>
+      </w:r>
+    </w:p>
+    <w:p>
+      <w:pPr>
+        <w:pStyle w:val="Heading2"/>
+      </w:pPr>
+      <w:r>
+        <w:t xml:space="preserve">Přesná gramáž placky</w:t>
+      </w:r>
+    </w:p>
+    <w:p>
+      <w:pPr/>
+      <w:r>
+        <w:t xml:space="preserve">Uživatel může místo výběru velikosti zadat přesnou gramáž placky. Pokud zadá přesnou gramáž, aplikace ji převede na sílu placky takto: 0-50 g = 0,5 bodu; 51-120 g = 1 bod; 121-250 g = 1,5 bodu; 251 g a víc = 2 body.</w:t>
+      </w:r>
+    </w:p>
+    <w:p>
+      <w:pPr/>
+      <w:r>
+        <w:t xml:space="preserve">Maximální síla jedné placky je 2 body. Ani velmi těžká placka nesmí mít vyšší vliv, protože velká placka neznamená automaticky silnější fermentaci.</w:t>
+      </w:r>
+    </w:p>
+    <w:p>
+      <w:pPr>
+        <w:pStyle w:val="Heading2"/>
+      </w:pPr>
+      <w:r>
+        <w:t xml:space="preserve">Počet placek</w:t>
+      </w:r>
+    </w:p>
+    <w:p>
+      <w:pPr/>
+      <w:r>
+        <w:t xml:space="preserve">Pokud uživatel zadá počet placek, síla se násobí počtem: síla_placky = body_za_velikost x počet_placek. Příklad: 1x klasická palačinka = 1,5 bodu; 2x klasická palačinka = 3 body; 1x tenká medůzka = 0,5 bodu.</w:t>
+      </w:r>
+    </w:p>
+    <w:p>
+      <w:pPr/>
+      <w:r>
+        <w:t xml:space="preserve">Ani vysoké skóre placky nesmí přebít nízké množství nebo slabou kvalitu startéru.</w:t>
+      </w:r>
+    </w:p>
+    <w:p>
+      <w:pPr>
+        <w:pStyle w:val="Heading2"/>
+      </w:pPr>
+      <w:r>
+        <w:t xml:space="preserve">Pravidlo placka vs. startér</w:t>
+      </w:r>
+    </w:p>
+    <w:p>
+      <w:pPr/>
+      <w:r>
+        <w:t xml:space="preserve">Placka nikdy nesmí změnit výsledek ze STOP na OK, z červeného varování na OK, ani z rizikového startu na bezpečný start.</w:t>
+      </w:r>
+    </w:p>
+    <w:p>
+      <w:pPr/>
+      <w:r>
+        <w:t xml:space="preserve">Může změnit maximálně jemné hodnocení v rámci doporučení, například: velmi slabé -&gt; pořád slabé, ale s drobnou podporou; hraniční -&gt; hraniční, ale placka trochu pomůže. Pokud je startér pod kritickým minimem, aplikace musí dál hlásit problém se startérem.</w:t>
+      </w:r>
+    </w:p>
+    <w:p>
+      <w:pPr/>
+      <w:r>
+        <w:t xml:space="preserve">Modelový příklad: uživatel chce vyrobit 9,6 l kombuchy, má 300 ml slabého startéru, černý čaj a 1 placku velikosti palačinka. starter_ratio = 300 / 9600 = 3,1 %. Slabý startér vyžaduje cca 15-20 % pracovního objemu. 1x palačinka = cca 180 g = 1,5 bodu. Verdikt: černý čaj je v pořádku a placka trochu pomůže, ale startér je zásadně pod minimem. Jedna palačinka skoro desetilitrovou várku nezachrání.</w:t>
+      </w:r>
+    </w:p>
+    <w:p>
+      <w:pPr/>
+      <w:r>
+        <w:t xml:space="preserve">Výstup: Na tenhle objem máš moc málo slabého startéru. Kultura se pravděpodobně rozředí, fermentace pojede pomalu a sladký čaj bude dlouho málo kyselý. Placka pomůže jen trochu, ale problém je množství a síla startéru.</w:t>
+      </w:r>
+    </w:p>
+    <w:p>
+      <w:pPr/>
+      <w:r>
+        <w:t xml:space="preserve">Doporučení: Zmenši várku na cca 1,5-2 l, nebo přidej startér na cca 1,4-1,9 l.</w:t>
+      </w:r>
+    </w:p>
+    <w:p>
+      <w:pPr>
+        <w:pStyle w:val="Heading2"/>
+      </w:pPr>
+      <w:r>
+        <w:t xml:space="preserve">Mikrocopy do UI</w:t>
+      </w:r>
+    </w:p>
+    <w:p>
+      <w:pPr/>
+      <w:r>
+        <w:t xml:space="preserve">K velikosti placky: Ber to orientačně. Placka může být tenká blána nebo nacucaná deka.</w:t>
+      </w:r>
+    </w:p>
+    <w:p>
+      <w:pPr/>
+      <w:r>
+        <w:t xml:space="preserve">K přesné gramáži: Zvážená placka je přesnější než naše kombuchová zoologie.</w:t>
+      </w:r>
+    </w:p>
+    <w:p>
+      <w:pPr/>
+      <w:r>
+        <w:t xml:space="preserve">K velké placce: Obří placka vypadá impozantně, ale startér za ni práci neodmaká.</w:t>
+      </w:r>
+    </w:p>
+    <w:p>
+      <w:pPr/>
+      <w:r>
+        <w:t xml:space="preserve">K malé placce: Malá placka nevadí, když máš dost silného startéru.</w:t>
+      </w:r>
+    </w:p>
+    <w:p>
+      <w:pPr/>
+      <w:r>
+        <w:t xml:space="preserve">K rizikovému startu: Placka je fajn parťák, ale hlavní motor je kyselý startér.</w:t>
+      </w:r>
+    </w:p>
+    <w:p>
+      <w:pPr>
+        <w:pStyle w:val="Heading2"/>
+      </w:pPr>
+      <w:r>
+        <w:t xml:space="preserve">Implementační poznámka</w:t>
+      </w:r>
+    </w:p>
+    <w:p>
+      <w:pPr/>
+      <w:r>
+        <w:t xml:space="preserve">Placka má v modelu ovlivňovat pouze doplňkové skóre, například pellicle_bonus_score. Nemá přímo navyšovat starter_ratio. Startér je kapalina a jeho podíl v pracovním objemu musí zůstat samostatný ukazatel.</w:t>
+      </w:r>
+    </w:p>
+    <w:p>
+      <w:pPr/>
+      <w:r>
+        <w:t xml:space="preserve">Správně: starter_ratio = starter_ml / pracovní_objem_ml; pellicle_bonus_score = velikost_placky_body x počet_placek.</w:t>
+      </w:r>
+    </w:p>
+    <w:p>
+      <w:pPr/>
+      <w:r>
+        <w:t xml:space="preserve">Špatně: nepřepočítávat placku jako náhradu startéru; neříkat, že 180g placka nahradí například 300 ml startéru.</w:t>
+      </w:r>
+    </w:p>
+    <w:p>
+      <w:pPr/>
+      <w:r>
+        <w:t xml:space="preserve">Výstup predikce musí vždy jasně oddělit: co je v pořádku; co je problém; co placka může a nemůže zachránit; co má uživatel změnit.</w:t>
+      </w:r>
+    </w:p>
     <w:sectPr>
       <w:pgSz w:w="11906" w:h="16838"/>
       <w:pgMar w:top="1417" w:right="1417" w:bottom="1417" w:left="1417" w:header="708" w:footer="708" w:gutter="0"/>

--- a/🧪 PRD pro Kombuchu.docx
+++ b/🧪 PRD pro Kombuchu.docx
@@ -1,8 +1,8 @@
 
 <file path=word/document.xml><?xml version="1.0" encoding="utf-8"?>
-<w:document xmlns:wpc="http://schemas.microsoft.com/office/word/2010/wordprocessingCanvas" xmlns:cx="http://schemas.microsoft.com/office/drawing/2014/chartex" xmlns:cx1="http://schemas.microsoft.com/office/drawing/2015/9/8/chartex" xmlns:cx2="http://schemas.microsoft.com/office/drawing/2015/10/21/chartex" xmlns:cx3="http://schemas.microsoft.com/office/drawing/2016/5/9/chartex" xmlns:cx4="http://schemas.microsoft.com/office/drawing/2016/5/10/chartex" xmlns:cx5="http://schemas.microsoft.com/office/drawing/2016/5/11/chartex" xmlns:cx6="http://schemas.microsoft.com/office/drawing/2016/5/12/chartex" xmlns:cx7="http://schemas.microsoft.com/office/drawing/2016/5/13/chartex" xmlns:cx8="http://schemas.microsoft.com/office/drawing/2016/5/14/chartex" xmlns:mc="http://schemas.openxmlformats.org/markup-compatibility/2006" xmlns:aink="http://schemas.microsoft.com/office/drawing/2016/ink" xmlns:am3d="http://schemas.microsoft.com/office/drawing/2017/model3d" xmlns:o="urn:schemas-microsoft-com:office:office" xmlns:oel="http://schemas.microsoft.com/office/2019/extlst" xmlns:r="http://schemas.openxmlformats.org/officeDocument/2006/relationships" xmlns:m="http://schemas.openxmlformats.org/officeDocument/2006/math" xmlns:v="urn:schemas-microsoft-com:vml" xmlns:wp14="http://schemas.microsoft.com/office/word/2010/wordprocessingDrawing" xmlns:wp="http://schemas.openxmlformats.org/drawingml/2006/wordprocessingDrawing" xmlns:w10="urn:schemas-microsoft-com:office:word" xmlns:w="http://schemas.openxmlformats.org/wordprocessingml/2006/main" xmlns:w14="http://schemas.microsoft.com/office/word/2010/wordml" xmlns:w15="http://schemas.microsoft.com/office/word/2012/wordml" xmlns:w16cex="http://schemas.microsoft.com/office/word/2018/wordml/cex" xmlns:w16cid="http://schemas.microsoft.com/office/word/2016/wordml/cid" xmlns:w16="http://schemas.microsoft.com/office/word/2018/wordml" xmlns:w16du="http://schemas.microsoft.com/office/word/2023/wordml/word16du" xmlns:w16sdtdh="http://schemas.microsoft.com/office/word/2020/wordml/sdtdatahash" xmlns:w16sdtfl="http://schemas.microsoft.com/office/word/2024/wordml/sdtformatlock" xmlns:w16se="http://schemas.microsoft.com/office/word/2015/wordml/symex" xmlns:wpg="http://schemas.microsoft.com/office/word/2010/wordprocessingGroup" xmlns:wpi="http://schemas.microsoft.com/office/word/2010/wordprocessingInk" xmlns:wne="http://schemas.microsoft.com/office/word/2006/wordml" xmlns:wps="http://schemas.microsoft.com/office/word/2010/wordprocessingShape" mc:Ignorable="w14 w15 w16se w16cid w16 w16cex w16sdtdh w16sdtfl w16du wp14">
+<w:document xmlns:ns1="http://schemas.openxmlformats.org/markup-compatibility/2006" xmlns:ns2="http://schemas.microsoft.com/office/word/2010/wordml" xmlns:ns3="urn:schemas-microsoft-com:vml" xmlns:ns4="urn:schemas-microsoft-com:office:office" xmlns:w="http://schemas.openxmlformats.org/wordprocessingml/2006/main" ns1:Ignorable="w14 w15 w16se w16cid w16 w16cex w16sdtdh w16sdtfl w16du wp14">
   <w:body>
-    <w:p>
+    <w:p ns2:paraId="1AE85BBF" ns2:textId="77777777">
       <w:pPr>
         <w:rPr>
           <w:b/>
@@ -41,7 +41,7 @@
         <w:t xml:space="preserve"> kalkulačka (MVP)</w:t>
       </w:r>
     </w:p>
-    <w:p>
+    <w:p ns2:paraId="5F1475DE" ns2:textId="77777777">
       <w:pPr>
         <w:rPr>
           <w:b/>
@@ -64,7 +64,7 @@
         <w:t xml:space="preserve"> Cíl produktu</w:t>
       </w:r>
     </w:p>
-    <w:p>
+    <w:p ns2:paraId="2EFAAA6E" ns2:textId="77777777">
       <w:r>
         <w:t xml:space="preserve">Webová aplikace pro výpočet </w:t>
       </w:r>
@@ -87,12 +87,12 @@
         <w:t>.</w:t>
       </w:r>
     </w:p>
-    <w:p>
+    <w:p ns2:paraId="6168FD33" ns2:textId="77777777">
       <w:r>
         <w:t>Aplikace má:</w:t>
       </w:r>
     </w:p>
-    <w:p>
+    <w:p ns2:paraId="13C6730F" ns2:textId="77777777">
       <w:pPr>
         <w:numPr>
           <w:ilvl w:val="0"/>
@@ -103,7 +103,7 @@
         <w:t>spočítat správné poměry surovin</w:t>
       </w:r>
     </w:p>
-    <w:p>
+    <w:p ns2:paraId="3F38BEA5" ns2:textId="77777777">
       <w:pPr>
         <w:numPr>
           <w:ilvl w:val="0"/>
@@ -114,7 +114,7 @@
         <w:t>dát predikci výsledné chuti</w:t>
       </w:r>
     </w:p>
-    <w:p>
+    <w:p ns2:paraId="7EF6A29E" ns2:textId="77777777">
       <w:pPr>
         <w:numPr>
           <w:ilvl w:val="0"/>
@@ -125,7 +125,7 @@
         <w:t>doporučit průběh fermentace</w:t>
       </w:r>
     </w:p>
-    <w:p>
+    <w:p ns2:paraId="56C99011" ns2:textId="77777777">
       <w:pPr>
         <w:numPr>
           <w:ilvl w:val="0"/>
@@ -136,7 +136,7 @@
         <w:t>upozornit na rizikové kombinace</w:t>
       </w:r>
     </w:p>
-    <w:p>
+    <w:p ns2:paraId="0DA8C202" ns2:textId="77777777">
       <w:pPr>
         <w:numPr>
           <w:ilvl w:val="0"/>
@@ -152,7 +152,7 @@
       </w:r>
       <w:proofErr w:type="spellEnd"/>
     </w:p>
-    <w:p>
+    <w:p ns2:paraId="1E27746F" ns2:textId="77777777">
       <w:pPr>
         <w:numPr>
           <w:ilvl w:val="0"/>
@@ -168,12 +168,12 @@
       </w:r>
       <w:proofErr w:type="spellEnd"/>
     </w:p>
-    <w:p>
+    <w:p ns2:paraId="6AAA9885" ns2:textId="77777777">
       <w:r>
         <w:t>Aplikace má 2 režimy:</w:t>
       </w:r>
     </w:p>
-    <w:p>
+    <w:p ns2:paraId="2DAA0A1F" ns2:textId="77777777">
       <w:pPr>
         <w:numPr>
           <w:ilvl w:val="0"/>
@@ -188,7 +188,7 @@
         <w:t>Klasická kalkulačka</w:t>
       </w:r>
     </w:p>
-    <w:p>
+    <w:p ns2:paraId="6F531F00" ns2:textId="77777777">
       <w:pPr>
         <w:numPr>
           <w:ilvl w:val="0"/>
@@ -212,14 +212,14 @@
         <w:t xml:space="preserve"> pokus</w:t>
       </w:r>
     </w:p>
-    <w:p>
-      <w:r>
-        <w:pict w14:anchorId="0A67858E">
-          <v:rect id="_x0000_i1265" style="width:0;height:1.5pt" o:hralign="center" o:hrstd="t" o:hr="t" fillcolor="#a0a0a0" stroked="f"/>
+    <w:p ns2:paraId="62D937BD" ns2:textId="77777777">
+      <w:r>
+        <w:pict ns2:anchorId="0A67858E">
+          <ns3:rect id="_x0000_i1265" style="width:0;height:1.5pt" ns4:hralign="center" ns4:hrstd="t" ns4:hr="t" fillcolor="#a0a0a0" stroked="f"/>
         </w:pict>
       </w:r>
     </w:p>
-    <w:p>
+    <w:p ns2:paraId="423C2780" ns2:textId="77777777">
       <w:pPr>
         <w:rPr>
           <w:b/>
@@ -242,7 +242,7 @@
         <w:t xml:space="preserve"> Základní principy aplikace</w:t>
       </w:r>
     </w:p>
-    <w:p>
+    <w:p ns2:paraId="18C42B2D" ns2:textId="77777777">
       <w:pPr>
         <w:rPr>
           <w:b/>
@@ -257,7 +257,7 @@
         <w:t>Co aplikace počítá</w:t>
       </w:r>
     </w:p>
-    <w:p>
+    <w:p ns2:paraId="38B91060" ns2:textId="77777777">
       <w:r>
         <w:t xml:space="preserve">Aplikace řeší pouze </w:t>
       </w:r>
@@ -280,7 +280,7 @@
         <w:t>:</w:t>
       </w:r>
     </w:p>
-    <w:p>
+    <w:p ns2:paraId="2EB6011A" ns2:textId="77777777">
       <w:pPr>
         <w:numPr>
           <w:ilvl w:val="0"/>
@@ -291,7 +291,7 @@
         <w:t>čaj</w:t>
       </w:r>
     </w:p>
-    <w:p>
+    <w:p ns2:paraId="17550E33" ns2:textId="77777777">
       <w:pPr>
         <w:numPr>
           <w:ilvl w:val="0"/>
@@ -302,7 +302,7 @@
         <w:t>cukr</w:t>
       </w:r>
     </w:p>
-    <w:p>
+    <w:p ns2:paraId="350E8681" ns2:textId="77777777">
       <w:pPr>
         <w:numPr>
           <w:ilvl w:val="0"/>
@@ -313,7 +313,7 @@
         <w:t>startér</w:t>
       </w:r>
     </w:p>
-    <w:p>
+    <w:p ns2:paraId="094AE3C0" ns2:textId="77777777">
       <w:pPr>
         <w:numPr>
           <w:ilvl w:val="0"/>
@@ -329,19 +329,19 @@
       </w:r>
       <w:proofErr w:type="spellEnd"/>
     </w:p>
-    <w:p>
+    <w:p ns2:paraId="190FEAE9" ns2:textId="77777777">
       <w:r>
         <w:t>Aplikace neřeší F2, tedy dochucování v lahvi.</w:t>
       </w:r>
     </w:p>
-    <w:p>
-      <w:r>
-        <w:pict w14:anchorId="407B5B92">
-          <v:rect id="_x0000_i1266" style="width:0;height:1.5pt" o:hralign="center" o:hrstd="t" o:hr="t" fillcolor="#a0a0a0" stroked="f"/>
+    <w:p ns2:paraId="12B39BED" ns2:textId="77777777">
+      <w:r>
+        <w:pict ns2:anchorId="407B5B92">
+          <ns3:rect id="_x0000_i1266" style="width:0;height:1.5pt" ns4:hralign="center" ns4:hrstd="t" ns4:hr="t" fillcolor="#a0a0a0" stroked="f"/>
         </w:pict>
       </w:r>
     </w:p>
-    <w:p>
+    <w:p ns2:paraId="0F719E2E" ns2:textId="77777777">
       <w:pPr>
         <w:rPr>
           <w:b/>
@@ -356,7 +356,7 @@
         <w:t>CTA: „Jak to funguje?“</w:t>
       </w:r>
     </w:p>
-    <w:p>
+    <w:p ns2:paraId="14CDFE57" ns2:textId="77777777">
       <w:r>
         <w:t xml:space="preserve">CTA otevře krátké shrnutí základních poznatků o výrobě </w:t>
       </w:r>
@@ -369,7 +369,7 @@
         <w:t xml:space="preserve"> podle principů ze Zkvašeno.cz.</w:t>
       </w:r>
     </w:p>
-    <w:p>
+    <w:p ns2:paraId="3DA308DA" ns2:textId="77777777">
       <w:r>
         <w:t xml:space="preserve">Obsah </w:t>
       </w:r>
@@ -382,7 +382,7 @@
         <w:t xml:space="preserve"> / vysvětlivky:</w:t>
       </w:r>
     </w:p>
-    <w:p>
+    <w:p ns2:paraId="32976458" ns2:textId="77777777">
       <w:pPr>
         <w:numPr>
           <w:ilvl w:val="0"/>
@@ -398,7 +398,7 @@
         <w:t xml:space="preserve"> vzniká fermentací oslazeného čaje</w:t>
       </w:r>
     </w:p>
-    <w:p>
+    <w:p ns2:paraId="74F152F1" ns2:textId="77777777">
       <w:pPr>
         <w:numPr>
           <w:ilvl w:val="0"/>
@@ -409,7 +409,7 @@
         <w:t>nejdůležitější je aktivní kyselý startér</w:t>
       </w:r>
     </w:p>
-    <w:p>
+    <w:p ns2:paraId="6907D29F" ns2:textId="77777777">
       <w:pPr>
         <w:numPr>
           <w:ilvl w:val="0"/>
@@ -420,7 +420,7 @@
         <w:t>celulózová placka není celé SCOBY, je to hlavně biofilm</w:t>
       </w:r>
     </w:p>
-    <w:p>
+    <w:p ns2:paraId="6C280D54" ns2:textId="77777777">
       <w:pPr>
         <w:numPr>
           <w:ilvl w:val="0"/>
@@ -431,7 +431,7 @@
         <w:t>SCOBY je symbiotická kultura bakterií a kvasinek, která je hlavně v tekutině i v biofilmu</w:t>
       </w:r>
     </w:p>
-    <w:p>
+    <w:p ns2:paraId="57943B1D" ns2:textId="77777777">
       <w:pPr>
         <w:numPr>
           <w:ilvl w:val="0"/>
@@ -442,7 +442,7 @@
         <w:t>placka pomáhá, ale bez startéru to nepošlape</w:t>
       </w:r>
     </w:p>
-    <w:p>
+    <w:p ns2:paraId="6CAC9B14" ns2:textId="77777777">
       <w:pPr>
         <w:numPr>
           <w:ilvl w:val="0"/>
@@ -454,7 +454,7 @@
         <w:t>F1 se nezavírá vzduchotěsně</w:t>
       </w:r>
     </w:p>
-    <w:p>
+    <w:p ns2:paraId="34C63C69" ns2:textId="7D52732A">
       <w:pPr>
         <w:numPr>
           <w:ilvl w:val="0"/>
@@ -474,7 +474,7 @@
         <w:t>podle chuti</w:t>
       </w:r>
     </w:p>
-    <w:p>
+    <w:p ns2:paraId="34086296" ns2:textId="3C85BEFA">
       <w:pPr>
         <w:numPr>
           <w:ilvl w:val="0"/>
@@ -488,7 +488,7 @@
         <w:t>počítání dnů fermentace</w:t>
       </w:r>
     </w:p>
-    <w:p>
+    <w:p ns2:paraId="40BAD12F" ns2:textId="77777777">
       <w:pPr>
         <w:numPr>
           <w:ilvl w:val="0"/>
@@ -499,14 +499,14 @@
         <w:t>výpočty jsou orientační, protože fermentace závisí na teplotě, síle startéru a aktivitě kultury</w:t>
       </w:r>
     </w:p>
-    <w:p>
-      <w:r>
-        <w:pict w14:anchorId="5774D8B6">
-          <v:rect id="_x0000_i1267" style="width:0;height:1.5pt" o:hralign="center" o:hrstd="t" o:hr="t" fillcolor="#a0a0a0" stroked="f"/>
+    <w:p ns2:paraId="0D1F6C63" ns2:textId="77777777">
+      <w:r>
+        <w:pict ns2:anchorId="5774D8B6">
+          <ns3:rect id="_x0000_i1267" style="width:0;height:1.5pt" ns4:hralign="center" ns4:hrstd="t" ns4:hr="t" fillcolor="#a0a0a0" stroked="f"/>
         </w:pict>
       </w:r>
     </w:p>
-    <w:p>
+    <w:p ns2:paraId="098DD28F" ns2:textId="77777777">
       <w:pPr>
         <w:rPr>
           <w:b/>
@@ -529,7 +529,7 @@
         <w:t xml:space="preserve"> Režimy aplikace</w:t>
       </w:r>
     </w:p>
-    <w:p>
+    <w:p ns2:paraId="20D35B18" ns2:textId="77777777">
       <w:pPr>
         <w:rPr>
           <w:b/>
@@ -544,7 +544,7 @@
         <w:t>1. Klasická kalkulačka</w:t>
       </w:r>
     </w:p>
-    <w:p>
+    <w:p ns2:paraId="675A6276" ns2:textId="77777777">
       <w:proofErr w:type="spellStart"/>
       <w:r>
         <w:t>Radiobutton</w:t>
@@ -554,7 +554,7 @@
         <w:t>:</w:t>
       </w:r>
     </w:p>
-    <w:p>
+    <w:p ns2:paraId="1180324B" ns2:textId="77777777">
       <w:r>
         <w:rPr>
           <w:b/>
@@ -573,19 +573,19 @@
         <w:t>(vím, co chci, ale nevím kolik čeho použít)</w:t>
       </w:r>
     </w:p>
-    <w:p>
+    <w:p ns2:paraId="7E163086" ns2:textId="77777777">
       <w:r>
         <w:t>Uživatel zvolí cílový výsledek a aplikace mu doporučí množství surovin.</w:t>
       </w:r>
     </w:p>
-    <w:p>
-      <w:r>
-        <w:pict w14:anchorId="38AAB4CE">
-          <v:rect id="_x0000_i1268" style="width:0;height:1.5pt" o:hralign="center" o:hrstd="t" o:hr="t" fillcolor="#a0a0a0" stroked="f"/>
+    <w:p ns2:paraId="3450773F" ns2:textId="77777777">
+      <w:r>
+        <w:pict ns2:anchorId="38AAB4CE">
+          <ns3:rect id="_x0000_i1268" style="width:0;height:1.5pt" ns4:hralign="center" ns4:hrstd="t" ns4:hr="t" fillcolor="#a0a0a0" stroked="f"/>
         </w:pict>
       </w:r>
     </w:p>
-    <w:p>
+    <w:p ns2:paraId="0DFB7B64" ns2:textId="77777777">
       <w:pPr>
         <w:rPr>
           <w:b/>
@@ -616,7 +616,7 @@
         <w:t xml:space="preserve"> pokus</w:t>
       </w:r>
     </w:p>
-    <w:p>
+    <w:p ns2:paraId="03B95418" ns2:textId="77777777">
       <w:proofErr w:type="spellStart"/>
       <w:r>
         <w:t>Radiobutton</w:t>
@@ -626,7 +626,7 @@
         <w:t>:</w:t>
       </w:r>
     </w:p>
-    <w:p>
+    <w:p ns2:paraId="77DBC900" ns2:textId="77777777">
       <w:proofErr w:type="spellStart"/>
       <w:r>
         <w:rPr>
@@ -654,7 +654,7 @@
         <w:t>(mám ingredience a chci vědět, co z toho vznikne)</w:t>
       </w:r>
     </w:p>
-    <w:p>
+    <w:p ns2:paraId="45BAEC40" ns2:textId="00A6D251">
       <w:r>
         <w:t>Uživatel zadá reálné ingredience, které má doma, a aplikace odhadne</w:t>
       </w:r>
@@ -665,14 +665,14 @@
         <w:t xml:space="preserve"> výsledek.</w:t>
       </w:r>
     </w:p>
-    <w:p>
-      <w:r>
-        <w:pict w14:anchorId="07E711E4">
-          <v:rect id="_x0000_i1269" style="width:0;height:1.5pt" o:hralign="center" o:hrstd="t" o:hr="t" fillcolor="#a0a0a0" stroked="f"/>
+    <w:p ns2:paraId="2F0638C7" ns2:textId="77777777">
+      <w:r>
+        <w:pict ns2:anchorId="07E711E4">
+          <ns3:rect id="_x0000_i1269" style="width:0;height:1.5pt" ns4:hralign="center" ns4:hrstd="t" ns4:hr="t" fillcolor="#a0a0a0" stroked="f"/>
         </w:pict>
       </w:r>
     </w:p>
-    <w:p>
+    <w:p ns2:paraId="1CBD08DB" ns2:textId="77777777">
       <w:pPr>
         <w:rPr>
           <w:b/>
@@ -695,7 +695,7 @@
         <w:t xml:space="preserve"> Struktura aplikace – Klasická kalkulačka</w:t>
       </w:r>
     </w:p>
-    <w:p>
+    <w:p ns2:paraId="1B0975E1" ns2:textId="77777777">
       <w:pPr>
         <w:rPr>
           <w:b/>
@@ -719,7 +719,7 @@
       </w:r>
       <w:proofErr w:type="spellEnd"/>
     </w:p>
-    <w:p>
+    <w:p ns2:paraId="54FBF4AE" ns2:textId="77777777">
       <w:pPr>
         <w:numPr>
           <w:ilvl w:val="0"/>
@@ -746,7 +746,7 @@
         <w:t xml:space="preserve"> kalkulačka</w:t>
       </w:r>
     </w:p>
-    <w:p>
+    <w:p ns2:paraId="60E69D09" ns2:textId="77777777">
       <w:pPr>
         <w:numPr>
           <w:ilvl w:val="0"/>
@@ -764,14 +764,14 @@
         <w:t>„Jak to funguje?“</w:t>
       </w:r>
     </w:p>
-    <w:p>
-      <w:r>
-        <w:pict w14:anchorId="46A5FD24">
-          <v:rect id="_x0000_i1270" style="width:0;height:1.5pt" o:hralign="center" o:hrstd="t" o:hr="t" fillcolor="#a0a0a0" stroked="f"/>
+    <w:p ns2:paraId="0A235CB5" ns2:textId="77777777">
+      <w:r>
+        <w:pict ns2:anchorId="46A5FD24">
+          <ns3:rect id="_x0000_i1270" style="width:0;height:1.5pt" ns4:hralign="center" ns4:hrstd="t" ns4:hr="t" fillcolor="#a0a0a0" stroked="f"/>
         </w:pict>
       </w:r>
     </w:p>
-    <w:p>
+    <w:p ns2:paraId="09A83797" ns2:textId="77777777">
       <w:pPr>
         <w:rPr>
           <w:b/>
@@ -786,7 +786,7 @@
         <w:t>2. Přepínač režimu</w:t>
       </w:r>
     </w:p>
-    <w:p>
+    <w:p ns2:paraId="1569594D" ns2:textId="77777777">
       <w:pPr>
         <w:numPr>
           <w:ilvl w:val="0"/>
@@ -802,7 +802,7 @@
       </w:r>
       <w:proofErr w:type="spellEnd"/>
     </w:p>
-    <w:p>
+    <w:p ns2:paraId="0593905B" ns2:textId="77777777">
       <w:pPr>
         <w:numPr>
           <w:ilvl w:val="0"/>
@@ -818,14 +818,14 @@
         <w:t xml:space="preserve"> pokus</w:t>
       </w:r>
     </w:p>
-    <w:p>
-      <w:r>
-        <w:pict w14:anchorId="68ED3973">
-          <v:rect id="_x0000_i1271" style="width:0;height:1.5pt" o:hralign="center" o:hrstd="t" o:hr="t" fillcolor="#a0a0a0" stroked="f"/>
+    <w:p ns2:paraId="09159B13" ns2:textId="77777777">
+      <w:r>
+        <w:pict ns2:anchorId="68ED3973">
+          <ns3:rect id="_x0000_i1271" style="width:0;height:1.5pt" ns4:hralign="center" ns4:hrstd="t" ns4:hr="t" fillcolor="#a0a0a0" stroked="f"/>
         </w:pict>
       </w:r>
     </w:p>
-    <w:p>
+    <w:p ns2:paraId="1CEADB3B" ns2:textId="77777777">
       <w:pPr>
         <w:rPr>
           <w:b/>
@@ -840,17 +840,17 @@
         <w:t>3. Sekce: „Co z toho chceš vyrobit?“</w:t>
       </w:r>
     </w:p>
-    <w:p>
+    <w:p ns2:paraId="78E92A2A" ns2:textId="77777777">
       <w:r>
         <w:t>Sekce přes celou šířku stránky.</w:t>
       </w:r>
     </w:p>
-    <w:p>
+    <w:p ns2:paraId="24039541" ns2:textId="77777777">
       <w:r>
         <w:t>Výběr pomocí karet s ikonami:</w:t>
       </w:r>
     </w:p>
-    <w:p>
+    <w:p ns2:paraId="3881AC2A" ns2:textId="77777777">
       <w:pPr>
         <w:rPr>
           <w:b/>
@@ -865,12 +865,12 @@
         <w:t>jemný čajíček</w:t>
       </w:r>
     </w:p>
-    <w:p>
+    <w:p ns2:paraId="61B6A105" ns2:textId="77777777">
       <w:r>
         <w:t>Lehká, jemná chuť, kratší fermentace.</w:t>
       </w:r>
     </w:p>
-    <w:p>
+    <w:p ns2:paraId="364C2DE2" ns2:textId="77777777">
       <w:r>
         <w:lastRenderedPageBreak/>
         <w:t xml:space="preserve">Doporučený cíl pro začátečníky nebo pro méně kyselou </w:t>
@@ -884,7 +884,7 @@
         <w:t>.</w:t>
       </w:r>
     </w:p>
-    <w:p>
+    <w:p ns2:paraId="2389149D" ns2:textId="77777777">
       <w:pPr>
         <w:rPr>
           <w:b/>
@@ -908,17 +908,17 @@
         <w:t xml:space="preserve"> jak má být</w:t>
       </w:r>
     </w:p>
-    <w:p>
+    <w:p ns2:paraId="5CE898E2" ns2:textId="77777777">
       <w:r>
         <w:t>Vyvážená sladko-kyselá chuť.</w:t>
       </w:r>
     </w:p>
-    <w:p>
+    <w:p ns2:paraId="623E0BBD" ns2:textId="77777777">
       <w:r>
         <w:t>Bezpečný standard.</w:t>
       </w:r>
     </w:p>
-    <w:p>
+    <w:p ns2:paraId="0155323F" ns2:textId="77777777">
       <w:pPr>
         <w:rPr>
           <w:b/>
@@ -933,17 +933,17 @@
         <w:t>kyselejší lektvar</w:t>
       </w:r>
     </w:p>
-    <w:p>
+    <w:p ns2:paraId="3C755388" ns2:textId="77777777">
       <w:r>
         <w:t>Výraznější říz, rychlejší náběh kyselosti.</w:t>
       </w:r>
     </w:p>
-    <w:p>
+    <w:p ns2:paraId="7C126E88" ns2:textId="77777777">
       <w:r>
         <w:t>Pro uživatele, kteří chtějí ostřejší chuť.</w:t>
       </w:r>
     </w:p>
-    <w:p>
+    <w:p ns2:paraId="6A2752D0" ns2:textId="77777777">
       <w:pPr>
         <w:rPr>
           <w:b/>
@@ -958,17 +958,17 @@
         <w:t>startér pro příště</w:t>
       </w:r>
     </w:p>
-    <w:p>
+    <w:p ns2:paraId="01A0D5B3" ns2:textId="77777777">
       <w:r>
         <w:t>Silně kyselé, vhodné jako základ další várky.</w:t>
       </w:r>
     </w:p>
-    <w:p>
+    <w:p ns2:paraId="1232E93B" ns2:textId="77777777">
       <w:r>
         <w:t>Cílem je kyselost, ne pitelnost.</w:t>
       </w:r>
     </w:p>
-    <w:p>
+    <w:p ns2:paraId="462A2E90" ns2:textId="77777777">
       <w:pPr>
         <w:rPr>
           <w:b/>
@@ -983,29 +983,29 @@
         <w:t>kyselina pro nepřítele</w:t>
       </w:r>
     </w:p>
-    <w:p>
+    <w:p ns2:paraId="5B491D25" ns2:textId="77777777">
       <w:r>
         <w:t>Extrémní kyselost, spíš čistič než pití.</w:t>
       </w:r>
     </w:p>
-    <w:p>
+    <w:p ns2:paraId="1EEFF9E6" ns2:textId="77777777">
       <w:r>
         <w:t>Zobrazit varování, že to není doporučený pitný výsledek.</w:t>
       </w:r>
     </w:p>
-    <w:p>
+    <w:p ns2:paraId="2791B270" ns2:textId="77777777">
       <w:r>
         <w:t>Volba cíle ovlivňuje doporučení, ne základní výpočet.</w:t>
       </w:r>
     </w:p>
-    <w:p>
-      <w:r>
-        <w:pict w14:anchorId="6FC1D5C7">
-          <v:rect id="_x0000_i1272" style="width:0;height:1.5pt" o:hralign="center" o:hrstd="t" o:hr="t" fillcolor="#a0a0a0" stroked="f"/>
+    <w:p ns2:paraId="1B7735AD" ns2:textId="77777777">
+      <w:r>
+        <w:pict ns2:anchorId="6FC1D5C7">
+          <ns3:rect id="_x0000_i1272" style="width:0;height:1.5pt" ns4:hralign="center" ns4:hrstd="t" ns4:hr="t" fillcolor="#a0a0a0" stroked="f"/>
         </w:pict>
       </w:r>
     </w:p>
-    <w:p>
+    <w:p ns2:paraId="4752F029" ns2:textId="77777777">
       <w:pPr>
         <w:rPr>
           <w:b/>
@@ -1028,7 +1028,7 @@
         <w:t xml:space="preserve"> Hlavní vstupy</w:t>
       </w:r>
     </w:p>
-    <w:p>
+    <w:p ns2:paraId="53D42537" ns2:textId="77777777">
       <w:pPr>
         <w:rPr>
           <w:b/>
@@ -1043,12 +1043,12 @@
         <w:t>1. Kolik toho bude?</w:t>
       </w:r>
     </w:p>
-    <w:p>
+    <w:p ns2:paraId="0CA4A466" ns2:textId="77777777">
       <w:r>
         <w:t>Uživatel vybere jednu z možností:</w:t>
       </w:r>
     </w:p>
-    <w:p>
+    <w:p ns2:paraId="2343825F" ns2:textId="77777777">
       <w:pPr>
         <w:numPr>
           <w:ilvl w:val="0"/>
@@ -1069,7 +1069,7 @@
         <w:t xml:space="preserve"> v litrech</w:t>
       </w:r>
     </w:p>
-    <w:p>
+    <w:p ns2:paraId="6FED3B85" ns2:textId="77777777">
       <w:pPr>
         <w:numPr>
           <w:ilvl w:val="0"/>
@@ -1099,12 +1099,12 @@
         <w:t xml:space="preserve"> v litrech</w:t>
       </w:r>
     </w:p>
-    <w:p>
+    <w:p ns2:paraId="7B114251" ns2:textId="77777777">
       <w:r>
         <w:t>Tyto dvě možnosti se nesmí používat současně. Pokud uživatel vyplní jednu, druhá se dopočítá nebo deaktivuje.</w:t>
       </w:r>
     </w:p>
-    <w:p>
+    <w:p ns2:paraId="602A17EF" ns2:textId="77777777">
       <w:pPr>
         <w:rPr>
           <w:b/>
@@ -1119,7 +1119,7 @@
         <w:t>Výpočet při zadání velikosti nádoby</w:t>
       </w:r>
     </w:p>
-    <w:p>
+    <w:p ns2:paraId="49E50510" ns2:textId="77777777">
       <w:proofErr w:type="spellStart"/>
       <w:r>
         <w:t>pracovní_objem_l</w:t>
@@ -1137,12 +1137,12 @@
         <w:t xml:space="preserve"> × 0.9</w:t>
       </w:r>
     </w:p>
-    <w:p>
+    <w:p ns2:paraId="72001D76" ns2:textId="77777777">
       <w:r>
         <w:t>Zobrazit výsledek:</w:t>
       </w:r>
     </w:p>
-    <w:p>
+    <w:p ns2:paraId="0977323B" ns2:textId="77777777">
       <w:r>
         <w:rPr>
           <w:b/>
@@ -1167,7 +1167,7 @@
         <w:t>.“</w:t>
       </w:r>
     </w:p>
-    <w:p>
+    <w:p ns2:paraId="3CCEA660" ns2:textId="77777777">
       <w:pPr>
         <w:rPr>
           <w:b/>
@@ -1191,7 +1191,7 @@
       </w:r>
       <w:proofErr w:type="spellEnd"/>
     </w:p>
-    <w:p>
+    <w:p ns2:paraId="5ED17967" ns2:textId="77777777">
       <w:proofErr w:type="spellStart"/>
       <w:r>
         <w:t>potřebná_nádoba_l</w:t>
@@ -1209,12 +1209,12 @@
         <w:t xml:space="preserve"> / 0.9</w:t>
       </w:r>
     </w:p>
-    <w:p>
+    <w:p ns2:paraId="252B5E07" ns2:textId="77777777">
       <w:r>
         <w:t>Zobrazit výsledek:</w:t>
       </w:r>
     </w:p>
-    <w:p>
+    <w:p ns2:paraId="0BC304D1" ns2:textId="77777777">
       <w:r>
         <w:rPr>
           <w:b/>
@@ -1239,7 +1239,7 @@
         <w:t xml:space="preserve"> potřebuješ nádobu alespoň o velikosti XY l.“</w:t>
       </w:r>
     </w:p>
-    <w:p>
+    <w:p ns2:paraId="539C8A56" ns2:textId="77777777">
       <w:proofErr w:type="spellStart"/>
       <w:r>
         <w:t>Mikrocopy</w:t>
@@ -1249,7 +1249,7 @@
         <w:t>:</w:t>
       </w:r>
     </w:p>
-    <w:p>
+    <w:p ns2:paraId="3773D8DD" ns2:textId="77777777">
       <w:r>
         <w:rPr>
           <w:b/>
@@ -1275,14 +1275,14 @@
         <w:t xml:space="preserve"> není akvárko.“</w:t>
       </w:r>
     </w:p>
-    <w:p>
-      <w:r>
-        <w:pict w14:anchorId="7A332DCC">
-          <v:rect id="_x0000_i1273" style="width:0;height:1.5pt" o:hralign="center" o:hrstd="t" o:hr="t" fillcolor="#a0a0a0" stroked="f"/>
+    <w:p ns2:paraId="72536508" ns2:textId="77777777">
+      <w:r>
+        <w:pict ns2:anchorId="7A332DCC">
+          <ns3:rect id="_x0000_i1273" style="width:0;height:1.5pt" ns4:hralign="center" ns4:hrstd="t" ns4:hr="t" fillcolor="#a0a0a0" stroked="f"/>
         </w:pict>
       </w:r>
     </w:p>
-    <w:p>
+    <w:p ns2:paraId="0457E071" ns2:textId="77777777">
       <w:pPr>
         <w:rPr>
           <w:b/>
@@ -1297,12 +1297,12 @@
         <w:t>2. Kolik máš startéru</w:t>
       </w:r>
     </w:p>
-    <w:p>
+    <w:p ns2:paraId="3A49FE55" ns2:textId="77777777">
       <w:r>
         <w:t>Uživatel zadá:</w:t>
       </w:r>
     </w:p>
-    <w:p>
+    <w:p ns2:paraId="43AECDF5" ns2:textId="77777777">
       <w:pPr>
         <w:numPr>
           <w:ilvl w:val="0"/>
@@ -1313,7 +1313,7 @@
         <w:t>množství startéru v ml</w:t>
       </w:r>
     </w:p>
-    <w:p>
+    <w:p ns2:paraId="242009FF" ns2:textId="77777777">
       <w:pPr>
         <w:numPr>
           <w:ilvl w:val="0"/>
@@ -1324,7 +1324,7 @@
         <w:t>typ startéru</w:t>
       </w:r>
     </w:p>
-    <w:p>
+    <w:p ns2:paraId="7C2C34E1" ns2:textId="77777777">
       <w:pPr>
         <w:rPr>
           <w:b/>
@@ -1339,7 +1339,7 @@
         <w:t>Typy startéru</w:t>
       </w:r>
     </w:p>
-    <w:p>
+    <w:p ns2:paraId="46F59340" ns2:textId="77777777">
       <w:pPr>
         <w:rPr>
           <w:b/>
@@ -1354,12 +1354,12 @@
         <w:t>slabý</w:t>
       </w:r>
     </w:p>
-    <w:p>
+    <w:p ns2:paraId="561ECD4C" ns2:textId="77777777">
       <w:r>
         <w:t>Méně kyselý, mladý, nejistý.</w:t>
       </w:r>
     </w:p>
-    <w:p>
+    <w:p ns2:paraId="76B6CEA6" ns2:textId="77777777">
       <w:r>
         <w:t xml:space="preserve">Doporučený podíl: </w:t>
       </w:r>
@@ -1382,12 +1382,12 @@
         <w:t>4.–5. dne</w:t>
       </w:r>
     </w:p>
-    <w:p>
+    <w:p ns2:paraId="5E22A1AD" ns2:textId="77777777">
       <w:r>
         <w:t>Hláška:</w:t>
       </w:r>
     </w:p>
-    <w:p>
+    <w:p ns2:paraId="71A14EEC" ns2:textId="77777777">
       <w:r>
         <w:rPr>
           <w:b/>
@@ -1396,7 +1396,7 @@
         <w:t>„Bude trvat, než se nakopne.“</w:t>
       </w:r>
     </w:p>
-    <w:p>
+    <w:p ns2:paraId="545DB536" ns2:textId="77777777">
       <w:pPr>
         <w:rPr>
           <w:b/>
@@ -1411,12 +1411,12 @@
         <w:t>sladký</w:t>
       </w:r>
     </w:p>
-    <w:p>
+    <w:p ns2:paraId="29FDADAA" ns2:textId="77777777">
       <w:r>
         <w:t>Ještě není dost prokvašený.</w:t>
       </w:r>
     </w:p>
-    <w:p>
+    <w:p ns2:paraId="03FC0C75" ns2:textId="77777777">
       <w:r>
         <w:t xml:space="preserve">Doporučený podíl: </w:t>
       </w:r>
@@ -1432,12 +1432,12 @@
         <w:t>Vyšší riziko pomalejšího rozjezdu.</w:t>
       </w:r>
     </w:p>
-    <w:p>
+    <w:p ns2:paraId="777692BB" ns2:textId="77777777">
       <w:r>
         <w:t>Hláška:</w:t>
       </w:r>
     </w:p>
-    <w:p>
+    <w:p ns2:paraId="1AE812E9" ns2:textId="77777777">
       <w:r>
         <w:rPr>
           <w:b/>
@@ -1462,7 +1462,7 @@
         <w:t>, ne motor.“</w:t>
       </w:r>
     </w:p>
-    <w:p>
+    <w:p ns2:paraId="542A3B9A" ns2:textId="77777777">
       <w:pPr>
         <w:rPr>
           <w:b/>
@@ -1477,12 +1477,12 @@
         <w:t>běžný</w:t>
       </w:r>
     </w:p>
-    <w:p>
+    <w:p ns2:paraId="733D5D4E" ns2:textId="77777777">
       <w:r>
         <w:t>Kyselý, ale stále pitelný.</w:t>
       </w:r>
     </w:p>
-    <w:p>
+    <w:p ns2:paraId="14317BCA" ns2:textId="77777777">
       <w:r>
         <w:t xml:space="preserve">Doporučený podíl: </w:t>
       </w:r>
@@ -1505,12 +1505,12 @@
         <w:t>3.–4. dne</w:t>
       </w:r>
     </w:p>
-    <w:p>
+    <w:p ns2:paraId="4966B100" ns2:textId="77777777">
       <w:r>
         <w:t>Hláška:</w:t>
       </w:r>
     </w:p>
-    <w:p>
+    <w:p ns2:paraId="03A124D2" ns2:textId="77777777">
       <w:r>
         <w:rPr>
           <w:b/>
@@ -1519,7 +1519,7 @@
         <w:t>„Bezpečný standard.“</w:t>
       </w:r>
     </w:p>
-    <w:p>
+    <w:p ns2:paraId="580E3B45" ns2:textId="77777777">
       <w:pPr>
         <w:rPr>
           <w:b/>
@@ -1534,12 +1534,12 @@
         <w:t>octový</w:t>
       </w:r>
     </w:p>
-    <w:p>
+    <w:p ns2:paraId="35049BA3" ns2:textId="77777777">
       <w:r>
         <w:t>Výrazně kyselý až octový.</w:t>
       </w:r>
     </w:p>
-    <w:p>
+    <w:p ns2:paraId="0CD38054" ns2:textId="77777777">
       <w:r>
         <w:t xml:space="preserve">Doporučený podíl: </w:t>
       </w:r>
@@ -1562,12 +1562,12 @@
         <w:t>2.–3. dne</w:t>
       </w:r>
     </w:p>
-    <w:p>
+    <w:p ns2:paraId="28EECE44" ns2:textId="77777777">
       <w:r>
         <w:t>Hláška:</w:t>
       </w:r>
     </w:p>
-    <w:p>
+    <w:p ns2:paraId="6C6BBF92" ns2:textId="77777777">
       <w:r>
         <w:rPr>
           <w:b/>
@@ -1576,7 +1576,7 @@
         <w:t>„Tohle vystřelí jak raketa.“</w:t>
       </w:r>
     </w:p>
-    <w:p>
+    <w:p ns2:paraId="7CA13F11" ns2:textId="77777777">
       <w:pPr>
         <w:rPr>
           <w:b/>
@@ -1591,7 +1591,7 @@
         <w:t>nevím kolik mám startéru</w:t>
       </w:r>
     </w:p>
-    <w:p>
+    <w:p ns2:paraId="50FD7945" ns2:textId="77777777">
       <w:proofErr w:type="spellStart"/>
       <w:r>
         <w:lastRenderedPageBreak/>
@@ -1602,7 +1602,7 @@
         <w:t xml:space="preserve"> nabídne default podle cíle:</w:t>
       </w:r>
     </w:p>
-    <w:p>
+    <w:p ns2:paraId="27221CEA" ns2:textId="77777777">
       <w:pPr>
         <w:numPr>
           <w:ilvl w:val="0"/>
@@ -1620,7 +1620,7 @@
         <w:t>10 % pracovního objemu</w:t>
       </w:r>
     </w:p>
-    <w:p>
+    <w:p ns2:paraId="62BC1678" ns2:textId="77777777">
       <w:pPr>
         <w:numPr>
           <w:ilvl w:val="0"/>
@@ -1643,7 +1643,7 @@
         <w:t>12–15 % pracovního objemu</w:t>
       </w:r>
     </w:p>
-    <w:p>
+    <w:p ns2:paraId="64B6F526" ns2:textId="77777777">
       <w:pPr>
         <w:numPr>
           <w:ilvl w:val="0"/>
@@ -1661,7 +1661,7 @@
         <w:t>15 % pracovního objemu</w:t>
       </w:r>
     </w:p>
-    <w:p>
+    <w:p ns2:paraId="59E7A0CC" ns2:textId="77777777">
       <w:pPr>
         <w:numPr>
           <w:ilvl w:val="0"/>
@@ -1679,7 +1679,7 @@
         <w:t>15–20 % pracovního objemu</w:t>
       </w:r>
     </w:p>
-    <w:p>
+    <w:p ns2:paraId="2610A4D4" ns2:textId="77777777">
       <w:pPr>
         <w:numPr>
           <w:ilvl w:val="0"/>
@@ -1690,7 +1690,7 @@
         <w:t>kyselina pro nepřítele: zobrazit varování místo doporučení</w:t>
       </w:r>
     </w:p>
-    <w:p>
+    <w:p ns2:paraId="67901003" ns2:textId="77777777">
       <w:pPr>
         <w:rPr>
           <w:b/>
@@ -1705,12 +1705,12 @@
         <w:t>Validace startéru</w:t>
       </w:r>
     </w:p>
-    <w:p>
+    <w:p ns2:paraId="1CC3295F" ns2:textId="77777777">
       <w:r>
         <w:t>Pokud je startér &gt; 25 % pracovního objemu:</w:t>
       </w:r>
     </w:p>
-    <w:p>
+    <w:p ns2:paraId="0616D2AB" ns2:textId="2BEF8AEB">
       <w:r>
         <w:rPr>
           <w:b/>
@@ -1733,12 +1733,12 @@
         <w:t>. Pojede to rychle a můžeš skončit u kyseliny.“</w:t>
       </w:r>
     </w:p>
-    <w:p>
+    <w:p ns2:paraId="349CA398" ns2:textId="77777777">
       <w:r>
         <w:t>Pokud je startér &gt; 40 % pracovního objemu:</w:t>
       </w:r>
     </w:p>
-    <w:p>
+    <w:p ns2:paraId="783CBDE8" ns2:textId="404E31EA">
       <w:r>
         <w:rPr>
           <w:b/>
@@ -1777,19 +1777,19 @@
         <w:t>. Uber startér nebo počítej s octem.“</w:t>
       </w:r>
     </w:p>
-    <w:p>
+    <w:p ns2:paraId="4D4E5641" ns2:textId="77777777">
       <w:r>
         <w:t>Pokud startér přesahuje pracovní objem, výpočet zablokovat.</w:t>
       </w:r>
     </w:p>
-    <w:p>
-      <w:r>
-        <w:pict w14:anchorId="1870EAB7">
-          <v:rect id="_x0000_i1274" style="width:0;height:1.5pt" o:hralign="center" o:hrstd="t" o:hr="t" fillcolor="#a0a0a0" stroked="f"/>
+    <w:p ns2:paraId="514FE7E2" ns2:textId="77777777">
+      <w:r>
+        <w:pict ns2:anchorId="1870EAB7">
+          <ns3:rect id="_x0000_i1274" style="width:0;height:1.5pt" ns4:hralign="center" ns4:hrstd="t" ns4:hr="t" fillcolor="#a0a0a0" stroked="f"/>
         </w:pict>
       </w:r>
     </w:p>
-    <w:p>
+    <w:p ns2:paraId="017FB501" ns2:textId="77777777">
       <w:pPr>
         <w:rPr>
           <w:b/>
@@ -1804,12 +1804,12 @@
         <w:t>3. Jaký chceš použít čaj</w:t>
       </w:r>
     </w:p>
-    <w:p>
+    <w:p ns2:paraId="1B4F8A0F" ns2:textId="77777777">
       <w:r>
         <w:t>Každý čaj obsahuje:</w:t>
       </w:r>
     </w:p>
-    <w:p>
+    <w:p ns2:paraId="557018BF" ns2:textId="77777777">
       <w:pPr>
         <w:numPr>
           <w:ilvl w:val="0"/>
@@ -1820,7 +1820,7 @@
         <w:t>typ čaje</w:t>
       </w:r>
     </w:p>
-    <w:p>
+    <w:p ns2:paraId="48723EAD" ns2:textId="77777777">
       <w:pPr>
         <w:numPr>
           <w:ilvl w:val="0"/>
@@ -1831,7 +1831,7 @@
         <w:t>checkbox výběru</w:t>
       </w:r>
     </w:p>
-    <w:p>
+    <w:p ns2:paraId="61DB4890" ns2:textId="77777777">
       <w:pPr>
         <w:numPr>
           <w:ilvl w:val="0"/>
@@ -1842,7 +1842,7 @@
         <w:t>gramáž v g/l – volitelně</w:t>
       </w:r>
     </w:p>
-    <w:p>
+    <w:p ns2:paraId="347BB4B9" ns2:textId="77777777">
       <w:pPr>
         <w:numPr>
           <w:ilvl w:val="0"/>
@@ -1853,7 +1853,7 @@
         <w:t>objem vody v ml – volitelně</w:t>
       </w:r>
     </w:p>
-    <w:p>
+    <w:p ns2:paraId="08D0F314" ns2:textId="77777777">
       <w:pPr>
         <w:numPr>
           <w:ilvl w:val="0"/>
@@ -1864,7 +1864,7 @@
         <w:t>označení: hlavní čaj / přídavný čaj</w:t>
       </w:r>
     </w:p>
-    <w:p>
+    <w:p ns2:paraId="5309FFE2" ns2:textId="77777777">
       <w:pPr>
         <w:rPr>
           <w:b/>
@@ -1879,7 +1879,7 @@
         <w:t>Možnosti čaje</w:t>
       </w:r>
     </w:p>
-    <w:p>
+    <w:p ns2:paraId="41AA7517" ns2:textId="77777777">
       <w:pPr>
         <w:numPr>
           <w:ilvl w:val="0"/>
@@ -1890,7 +1890,7 @@
         <w:t>černý</w:t>
       </w:r>
     </w:p>
-    <w:p>
+    <w:p ns2:paraId="435AD417" ns2:textId="77777777">
       <w:pPr>
         <w:numPr>
           <w:ilvl w:val="0"/>
@@ -1901,7 +1901,7 @@
         <w:t>zelený</w:t>
       </w:r>
     </w:p>
-    <w:p>
+    <w:p ns2:paraId="0E873CF1" ns2:textId="77777777">
       <w:pPr>
         <w:numPr>
           <w:ilvl w:val="0"/>
@@ -1912,7 +1912,7 @@
         <w:t>bílý</w:t>
       </w:r>
     </w:p>
-    <w:p>
+    <w:p ns2:paraId="7539A112" ns2:textId="77777777">
       <w:pPr>
         <w:numPr>
           <w:ilvl w:val="0"/>
@@ -1925,7 +1925,7 @@
       </w:r>
       <w:proofErr w:type="spellEnd"/>
     </w:p>
-    <w:p>
+    <w:p ns2:paraId="3EE5203B" ns2:textId="77777777">
       <w:pPr>
         <w:numPr>
           <w:ilvl w:val="0"/>
@@ -1936,7 +1936,7 @@
         <w:t>rooibos</w:t>
       </w:r>
     </w:p>
-    <w:p>
+    <w:p ns2:paraId="77125876" ns2:textId="77777777">
       <w:pPr>
         <w:numPr>
           <w:ilvl w:val="0"/>
@@ -1947,7 +1947,7 @@
         <w:t>ibišek</w:t>
       </w:r>
     </w:p>
-    <w:p>
+    <w:p ns2:paraId="5D4AA3DE" ns2:textId="77777777">
       <w:pPr>
         <w:numPr>
           <w:ilvl w:val="0"/>
@@ -1958,7 +1958,7 @@
         <w:t>ovocný</w:t>
       </w:r>
     </w:p>
-    <w:p>
+    <w:p ns2:paraId="15D8AFB0" ns2:textId="137D5EC8">
       <w:pPr>
         <w:numPr>
           <w:ilvl w:val="0"/>
@@ -1969,7 +1969,7 @@
         <w:t>bylinný</w:t>
       </w:r>
     </w:p>
-    <w:p>
+    <w:p ns2:paraId="34D8C07D" ns2:textId="77777777">
       <w:pPr>
         <w:rPr>
           <w:b/>
@@ -1984,12 +1984,12 @@
         <w:t>Doporučené použití čajů</w:t>
       </w:r>
     </w:p>
-    <w:p>
+    <w:p ns2:paraId="7A5D552C" ns2:textId="77777777">
       <w:r>
         <w:t>Hlavní čaj pro SCOBY:</w:t>
       </w:r>
     </w:p>
-    <w:p>
+    <w:p ns2:paraId="69996A0D" ns2:textId="77777777">
       <w:pPr>
         <w:numPr>
           <w:ilvl w:val="0"/>
@@ -2001,7 +2001,7 @@
         <w:t>černý</w:t>
       </w:r>
     </w:p>
-    <w:p>
+    <w:p ns2:paraId="3D86524F" ns2:textId="77777777">
       <w:pPr>
         <w:numPr>
           <w:ilvl w:val="0"/>
@@ -2012,7 +2012,7 @@
         <w:t>zelený</w:t>
       </w:r>
     </w:p>
-    <w:p>
+    <w:p ns2:paraId="65107584" ns2:textId="77777777">
       <w:pPr>
         <w:numPr>
           <w:ilvl w:val="0"/>
@@ -2023,7 +2023,7 @@
         <w:t>bílý</w:t>
       </w:r>
     </w:p>
-    <w:p>
+    <w:p ns2:paraId="43793A78" ns2:textId="77777777">
       <w:pPr>
         <w:numPr>
           <w:ilvl w:val="0"/>
@@ -2036,12 +2036,12 @@
       </w:r>
       <w:proofErr w:type="spellEnd"/>
     </w:p>
-    <w:p>
+    <w:p ns2:paraId="1CC4EE8E" ns2:textId="77777777">
       <w:r>
         <w:t>Přídavný čaj:</w:t>
       </w:r>
     </w:p>
-    <w:p>
+    <w:p ns2:paraId="4A0072B6" ns2:textId="77777777">
       <w:pPr>
         <w:numPr>
           <w:ilvl w:val="0"/>
@@ -2052,7 +2052,7 @@
         <w:t>rooibos</w:t>
       </w:r>
     </w:p>
-    <w:p>
+    <w:p ns2:paraId="0E3D81A4" ns2:textId="77777777">
       <w:pPr>
         <w:numPr>
           <w:ilvl w:val="0"/>
@@ -2063,7 +2063,7 @@
         <w:t>ibišek</w:t>
       </w:r>
     </w:p>
-    <w:p>
+    <w:p ns2:paraId="0D676830" ns2:textId="77777777">
       <w:pPr>
         <w:numPr>
           <w:ilvl w:val="0"/>
@@ -2074,7 +2074,7 @@
         <w:t>ovocný</w:t>
       </w:r>
     </w:p>
-    <w:p>
+    <w:p ns2:paraId="68A33C07" ns2:textId="4EB83F76">
       <w:pPr>
         <w:numPr>
           <w:ilvl w:val="0"/>
@@ -2085,12 +2085,12 @@
         <w:t>bylinný</w:t>
       </w:r>
     </w:p>
-    <w:p>
+    <w:p ns2:paraId="5942D55F" ns2:textId="77777777">
       <w:r>
         <w:t>Pokud uživatel vybere pouze rooibos / ibišek / ovocný/bylinný čaj, zobrazit varování:</w:t>
       </w:r>
     </w:p>
-    <w:p>
+    <w:p ns2:paraId="74008EE0" ns2:textId="18734EF9">
       <w:r>
         <w:rPr>
           <w:b/>
@@ -2115,7 +2115,7 @@
         <w:t>.“</w:t>
       </w:r>
     </w:p>
-    <w:p>
+    <w:p ns2:paraId="547620C2" ns2:textId="77777777">
       <w:pPr>
         <w:rPr>
           <w:b/>
@@ -2130,12 +2130,12 @@
         <w:t>Doporučené poměry čajů</w:t>
       </w:r>
     </w:p>
-    <w:p>
+    <w:p ns2:paraId="52D39635" ns2:textId="77777777">
       <w:r>
         <w:t>Bezpečný základ:</w:t>
       </w:r>
     </w:p>
-    <w:p>
+    <w:p ns2:paraId="1A364007" ns2:textId="77777777">
       <w:pPr>
         <w:numPr>
           <w:ilvl w:val="0"/>
@@ -2153,7 +2153,7 @@
         <w:t>50 % objemu čaje</w:t>
       </w:r>
     </w:p>
-    <w:p>
+    <w:p ns2:paraId="2E431F0A" ns2:textId="77777777">
       <w:pPr>
         <w:numPr>
           <w:ilvl w:val="0"/>
@@ -2171,12 +2171,12 @@
         <w:t>50 % objemu čaje</w:t>
       </w:r>
     </w:p>
-    <w:p>
+    <w:p ns2:paraId="600A9BF2" ns2:textId="77777777">
       <w:r>
         <w:t>Konzervativnější doporučení:</w:t>
       </w:r>
     </w:p>
-    <w:p>
+    <w:p ns2:paraId="120D808A" ns2:textId="77777777">
       <w:pPr>
         <w:numPr>
           <w:ilvl w:val="0"/>
@@ -2194,7 +2194,7 @@
         <w:t>60–80 %</w:t>
       </w:r>
     </w:p>
-    <w:p>
+    <w:p ns2:paraId="2B08D7A5" ns2:textId="77777777">
       <w:pPr>
         <w:numPr>
           <w:ilvl w:val="0"/>
@@ -2212,12 +2212,12 @@
         <w:t>20–40 %</w:t>
       </w:r>
     </w:p>
-    <w:p>
+    <w:p ns2:paraId="0D45A08C" ns2:textId="77777777">
       <w:r>
         <w:t>Příklady:</w:t>
       </w:r>
     </w:p>
-    <w:p>
+    <w:p ns2:paraId="432CD8E6" ns2:textId="77777777">
       <w:pPr>
         <w:numPr>
           <w:ilvl w:val="0"/>
@@ -2228,7 +2228,7 @@
         <w:t>černý + rooibos 1:1 = v pořádku</w:t>
       </w:r>
     </w:p>
-    <w:p>
+    <w:p ns2:paraId="2A89D8AE" ns2:textId="77777777">
       <w:pPr>
         <w:numPr>
           <w:ilvl w:val="0"/>
@@ -2239,7 +2239,7 @@
         <w:t>rooibos 100 % = varování</w:t>
       </w:r>
     </w:p>
-    <w:p>
+    <w:p ns2:paraId="054A5EFC" ns2:textId="3CC7670D">
       <w:pPr>
         <w:numPr>
           <w:ilvl w:val="0"/>
@@ -2256,7 +2256,7 @@
         <w:t xml:space="preserve"> 100 % = varování</w:t>
       </w:r>
     </w:p>
-    <w:p>
+    <w:p ns2:paraId="112A9FE0" ns2:textId="77777777">
       <w:pPr>
         <w:rPr>
           <w:b/>
@@ -2271,12 +2271,12 @@
         <w:t>Defaultní gramáž čajů</w:t>
       </w:r>
     </w:p>
-    <w:p>
+    <w:p ns2:paraId="2B43FBF0" ns2:textId="77777777">
       <w:r>
         <w:t>Pokud uživatel gramáž nevyplní, použije se default:</w:t>
       </w:r>
     </w:p>
-    <w:p>
+    <w:p ns2:paraId="6A24FC6D" ns2:textId="77777777">
       <w:pPr>
         <w:numPr>
           <w:ilvl w:val="0"/>
@@ -2294,7 +2294,7 @@
         <w:t>6 g/l</w:t>
       </w:r>
     </w:p>
-    <w:p>
+    <w:p ns2:paraId="27F4E46D" ns2:textId="77777777">
       <w:pPr>
         <w:numPr>
           <w:ilvl w:val="0"/>
@@ -2312,7 +2312,7 @@
         <w:t>5 g/l</w:t>
       </w:r>
     </w:p>
-    <w:p>
+    <w:p ns2:paraId="78EBE29D" ns2:textId="77777777">
       <w:pPr>
         <w:numPr>
           <w:ilvl w:val="0"/>
@@ -2330,7 +2330,7 @@
         <w:t>5 g/l</w:t>
       </w:r>
     </w:p>
-    <w:p>
+    <w:p ns2:paraId="0C61AA02" ns2:textId="77777777">
       <w:pPr>
         <w:numPr>
           <w:ilvl w:val="0"/>
@@ -2353,7 +2353,7 @@
         <w:t>6 g/l</w:t>
       </w:r>
     </w:p>
-    <w:p>
+    <w:p ns2:paraId="19C3C3B4" ns2:textId="77777777">
       <w:pPr>
         <w:numPr>
           <w:ilvl w:val="0"/>
@@ -2371,7 +2371,7 @@
         <w:t>6 g/l</w:t>
       </w:r>
     </w:p>
-    <w:p>
+    <w:p ns2:paraId="063793FB" ns2:textId="77777777">
       <w:pPr>
         <w:numPr>
           <w:ilvl w:val="0"/>
@@ -2389,7 +2389,7 @@
         <w:t>3 g/l</w:t>
       </w:r>
     </w:p>
-    <w:p>
+    <w:p ns2:paraId="1D34B185" ns2:textId="77777777">
       <w:pPr>
         <w:numPr>
           <w:ilvl w:val="0"/>
@@ -2407,7 +2407,7 @@
         <w:t>3 g/l</w:t>
       </w:r>
     </w:p>
-    <w:p>
+    <w:p ns2:paraId="098AEAAD" ns2:textId="77777777">
       <w:pPr>
         <w:rPr>
           <w:b/>
@@ -2423,12 +2423,12 @@
         <w:t>Hodnocení gramáže čaje</w:t>
       </w:r>
     </w:p>
-    <w:p>
+    <w:p ns2:paraId="31599A88" ns2:textId="77777777">
       <w:r>
         <w:t>Obecná logika:</w:t>
       </w:r>
     </w:p>
-    <w:p>
+    <w:p ns2:paraId="558A2946" ns2:textId="77777777">
       <w:pPr>
         <w:numPr>
           <w:ilvl w:val="0"/>
@@ -2459,7 +2459,7 @@
         <w:t>Jemná, méně výrazná chuť.</w:t>
       </w:r>
     </w:p>
-    <w:p>
+    <w:p ns2:paraId="305E426A" ns2:textId="77777777">
       <w:pPr>
         <w:numPr>
           <w:ilvl w:val="0"/>
@@ -2481,7 +2481,7 @@
         <w:t>Bezpečný základ, běžná chuť.</w:t>
       </w:r>
     </w:p>
-    <w:p>
+    <w:p ns2:paraId="2B26AA23" ns2:textId="77777777">
       <w:pPr>
         <w:numPr>
           <w:ilvl w:val="0"/>
@@ -2503,7 +2503,7 @@
         <w:t>Výrazná chuť, víc těla, možná trpkost.</w:t>
       </w:r>
     </w:p>
-    <w:p>
+    <w:p ns2:paraId="0559BB17" ns2:textId="77777777">
       <w:pPr>
         <w:numPr>
           <w:ilvl w:val="0"/>
@@ -2525,12 +2525,12 @@
         <w:t>Velmi silné, trpké, dominantní.</w:t>
       </w:r>
     </w:p>
-    <w:p>
+    <w:p ns2:paraId="5E6B0193" ns2:textId="77777777">
       <w:r>
         <w:t>U zeleného a bílého čaje zobrazit jemnější varování už nad 7 g/l:</w:t>
       </w:r>
     </w:p>
-    <w:p>
+    <w:p ns2:paraId="4A28424A" ns2:textId="0C510A21">
       <w:r>
         <w:rPr>
           <w:b/>
@@ -2553,7 +2553,7 @@
         <w:t>.“</w:t>
       </w:r>
     </w:p>
-    <w:p>
+    <w:p ns2:paraId="0583DB37" ns2:textId="77777777">
       <w:pPr>
         <w:rPr>
           <w:b/>
@@ -2568,7 +2568,7 @@
         <w:t>Funkce</w:t>
       </w:r>
     </w:p>
-    <w:p>
+    <w:p ns2:paraId="2E7D87A7" ns2:textId="77777777">
       <w:pPr>
         <w:numPr>
           <w:ilvl w:val="0"/>
@@ -2579,7 +2579,7 @@
         <w:t>přidat další čaj</w:t>
       </w:r>
     </w:p>
-    <w:p>
+    <w:p ns2:paraId="20C9CDC3" ns2:textId="77777777">
       <w:pPr>
         <w:numPr>
           <w:ilvl w:val="0"/>
@@ -2590,7 +2590,7 @@
         <w:t>odebrat čaj</w:t>
       </w:r>
     </w:p>
-    <w:p>
+    <w:p ns2:paraId="78E77F3D" ns2:textId="77777777">
       <w:pPr>
         <w:numPr>
           <w:ilvl w:val="0"/>
@@ -2601,7 +2601,7 @@
         <w:t>označit hlavní čaj</w:t>
       </w:r>
     </w:p>
-    <w:p>
+    <w:p ns2:paraId="64093959" ns2:textId="77777777">
       <w:pPr>
         <w:numPr>
           <w:ilvl w:val="0"/>
@@ -2612,14 +2612,14 @@
         <w:t>označit přídavný čaj</w:t>
       </w:r>
     </w:p>
-    <w:p>
-      <w:r>
-        <w:pict w14:anchorId="3EE92ED8">
-          <v:rect id="_x0000_i1275" style="width:0;height:1.5pt" o:hralign="center" o:hrstd="t" o:hr="t" fillcolor="#a0a0a0" stroked="f"/>
+    <w:p ns2:paraId="50EA04A4" ns2:textId="77777777">
+      <w:r>
+        <w:pict ns2:anchorId="3EE92ED8">
+          <ns3:rect id="_x0000_i1275" style="width:0;height:1.5pt" ns4:hralign="center" ns4:hrstd="t" ns4:hr="t" fillcolor="#a0a0a0" stroked="f"/>
         </w:pict>
       </w:r>
     </w:p>
-    <w:p>
+    <w:p ns2:paraId="3CC0E457" ns2:textId="77777777">
       <w:pPr>
         <w:rPr>
           <w:b/>
@@ -2634,12 +2634,12 @@
         <w:t>4. Placka (volitelné)</w:t>
       </w:r>
     </w:p>
-    <w:p>
+    <w:p ns2:paraId="4F04B280" ns2:textId="77777777">
       <w:r>
         <w:t>Checkbox:</w:t>
       </w:r>
     </w:p>
-    <w:p>
+    <w:p ns2:paraId="0240AAA0" ns2:textId="77777777">
       <w:r>
         <w:rPr>
           <w:b/>
@@ -2648,12 +2648,12 @@
         <w:t>„Chceš zohlednit placku? (volitelné)“</w:t>
       </w:r>
     </w:p>
-    <w:p>
+    <w:p ns2:paraId="05DE729A" ns2:textId="77777777">
       <w:r>
         <w:t>Placka se zobrazí až po zaškrtnutí checkboxu.</w:t>
       </w:r>
     </w:p>
-    <w:p>
+    <w:p ns2:paraId="41DF3372" ns2:textId="77777777">
       <w:pPr>
         <w:rPr>
           <w:b/>
@@ -2668,7 +2668,7 @@
         <w:t>Velikost</w:t>
       </w:r>
     </w:p>
-    <w:p>
+    <w:p ns2:paraId="2AC58169" ns2:textId="77777777">
       <w:pPr>
         <w:rPr>
           <w:b/>
@@ -2692,7 +2692,7 @@
       </w:r>
       <w:proofErr w:type="spellEnd"/>
     </w:p>
-    <w:p>
+    <w:p ns2:paraId="76025E00" ns2:textId="77777777">
       <w:proofErr w:type="spellStart"/>
       <w:r>
         <w:t>Kombuchová</w:t>
@@ -2710,7 +2710,7 @@
         <w:t>.</w:t>
       </w:r>
     </w:p>
-    <w:p>
+    <w:p ns2:paraId="53DD236E" ns2:textId="77777777">
       <w:pPr>
         <w:rPr>
           <w:b/>
@@ -2725,7 +2725,7 @@
         <w:t>akorát do dlaně</w:t>
       </w:r>
     </w:p>
-    <w:p>
+    <w:p ns2:paraId="65A50F7F" ns2:textId="77777777">
       <w:proofErr w:type="spellStart"/>
       <w:r>
         <w:t>Kombuchová</w:t>
@@ -2735,7 +2735,7 @@
         <w:t xml:space="preserve"> placka na lidské dlani.</w:t>
       </w:r>
     </w:p>
-    <w:p>
+    <w:p ns2:paraId="0850617E" ns2:textId="77777777">
       <w:pPr>
         <w:rPr>
           <w:b/>
@@ -2750,7 +2750,7 @@
         <w:t>klasická palačinka</w:t>
       </w:r>
     </w:p>
-    <w:p>
+    <w:p ns2:paraId="0EB8D6E6" ns2:textId="77777777">
       <w:proofErr w:type="spellStart"/>
       <w:r>
         <w:t>Kombuchová</w:t>
@@ -2760,7 +2760,7 @@
         <w:t xml:space="preserve"> placka na pánvičce.</w:t>
       </w:r>
     </w:p>
-    <w:p>
+    <w:p ns2:paraId="6418EAE7" ns2:textId="77777777">
       <w:pPr>
         <w:rPr>
           <w:b/>
@@ -2775,7 +2775,7 @@
         <w:t>kolo od traktoru</w:t>
       </w:r>
     </w:p>
-    <w:p>
+    <w:p ns2:paraId="2AF88659" ns2:textId="77777777">
       <w:proofErr w:type="spellStart"/>
       <w:r>
         <w:t>Kombuchová</w:t>
@@ -2785,7 +2785,7 @@
         <w:t xml:space="preserve"> placka v místě kola u traktoru.</w:t>
       </w:r>
     </w:p>
-    <w:p>
+    <w:p ns2:paraId="1B46C36D" ns2:textId="77777777">
       <w:pPr>
         <w:rPr>
           <w:b/>
@@ -2800,7 +2800,7 @@
         <w:t>Nebo volba zadat přesnou gramáž.</w:t>
       </w:r>
     </w:p>
-    <w:p>
+    <w:p ns2:paraId="04C3DDD4" ns2:textId="77777777">
       <w:pPr>
         <w:rPr>
           <w:b/>
@@ -2816,7 +2816,7 @@
         <w:t>Počet</w:t>
       </w:r>
     </w:p>
-    <w:p>
+    <w:p ns2:paraId="6921CE74" ns2:textId="77777777">
       <w:pPr>
         <w:numPr>
           <w:ilvl w:val="0"/>
@@ -2827,7 +2827,7 @@
         <w:t>plus / minus</w:t>
       </w:r>
     </w:p>
-    <w:p>
+    <w:p ns2:paraId="50FA1A12" ns2:textId="77777777">
       <w:pPr>
         <w:numPr>
           <w:ilvl w:val="0"/>
@@ -2838,7 +2838,7 @@
         <w:t>minimálně 1, pokud je placka zapnutá</w:t>
       </w:r>
     </w:p>
-    <w:p>
+    <w:p ns2:paraId="25C70DE4" ns2:textId="77777777">
       <w:pPr>
         <w:rPr>
           <w:b/>
@@ -2853,7 +2853,7 @@
         <w:t>Výpočet síly</w:t>
       </w:r>
     </w:p>
-    <w:p>
+    <w:p ns2:paraId="606CA623" ns2:textId="77777777">
       <w:pPr>
         <w:numPr>
           <w:ilvl w:val="0"/>
@@ -2872,7 +2872,7 @@
         <w:t xml:space="preserve"> = 0.5 bodu</w:t>
       </w:r>
     </w:p>
-    <w:p>
+    <w:p ns2:paraId="432E8367" ns2:textId="77777777">
       <w:pPr>
         <w:numPr>
           <w:ilvl w:val="0"/>
@@ -2883,7 +2883,7 @@
         <w:t>akorát do dlaně = 1 bod</w:t>
       </w:r>
     </w:p>
-    <w:p>
+    <w:p ns2:paraId="6A73D577" ns2:textId="77777777">
       <w:pPr>
         <w:numPr>
           <w:ilvl w:val="0"/>
@@ -2894,7 +2894,7 @@
         <w:t>klasická palačinka = 1.5 bodu</w:t>
       </w:r>
     </w:p>
-    <w:p>
+    <w:p ns2:paraId="78D12845" ns2:textId="77777777">
       <w:pPr>
         <w:numPr>
           <w:ilvl w:val="0"/>
@@ -2905,7 +2905,7 @@
         <w:t>kolo od traktoru = 2 body</w:t>
       </w:r>
     </w:p>
-    <w:p>
+    <w:p ns2:paraId="0B02CA71" ns2:textId="77777777">
       <w:proofErr w:type="spellStart"/>
       <w:r>
         <w:t>síla_placky</w:t>
@@ -2915,7 +2915,7 @@
         <w:t xml:space="preserve"> = velikost × počet</w:t>
       </w:r>
     </w:p>
-    <w:p>
+    <w:p ns2:paraId="051D0FC5" ns2:textId="77777777">
       <w:pPr>
         <w:rPr>
           <w:b/>
@@ -2930,7 +2930,7 @@
         <w:t>Hodnocení placky podle pracovního objemu</w:t>
       </w:r>
     </w:p>
-    <w:p>
+    <w:p ns2:paraId="46F2AD51" ns2:textId="77777777">
       <w:pPr>
         <w:numPr>
           <w:ilvl w:val="0"/>
@@ -2941,7 +2941,7 @@
         <w:t>do 1,5 l → stačí 0.5–1 bod</w:t>
       </w:r>
     </w:p>
-    <w:p>
+    <w:p ns2:paraId="66EFD178" ns2:textId="77777777">
       <w:pPr>
         <w:numPr>
           <w:ilvl w:val="0"/>
@@ -2952,7 +2952,7 @@
         <w:t>1,5–3 l → ideál 1–2 body</w:t>
       </w:r>
     </w:p>
-    <w:p>
+    <w:p ns2:paraId="1943C8A8" ns2:textId="77777777">
       <w:pPr>
         <w:numPr>
           <w:ilvl w:val="0"/>
@@ -2963,7 +2963,7 @@
         <w:t>3–5 l → ideál 2–3 body</w:t>
       </w:r>
     </w:p>
-    <w:p>
+    <w:p ns2:paraId="58758343" ns2:textId="77777777">
       <w:pPr>
         <w:numPr>
           <w:ilvl w:val="0"/>
@@ -2974,7 +2974,7 @@
         <w:t>5+ l → chce posilu nebo víc kvalitního startéru</w:t>
       </w:r>
     </w:p>
-    <w:p>
+    <w:p ns2:paraId="2F397DF4" ns2:textId="77777777">
       <w:pPr>
         <w:rPr>
           <w:b/>
@@ -2989,7 +2989,7 @@
         <w:t>Hlášky</w:t>
       </w:r>
     </w:p>
-    <w:p>
+    <w:p ns2:paraId="4BA1C099" ns2:textId="77777777">
       <w:r>
         <w:rPr>
           <w:b/>
@@ -3002,7 +3002,7 @@
         <w:t>Poměr je v pořádku.</w:t>
       </w:r>
     </w:p>
-    <w:p>
+    <w:p ns2:paraId="176687F3" ns2:textId="77777777">
       <w:r>
         <w:rPr>
           <w:b/>
@@ -3015,7 +3015,7 @@
         <w:t>Přidej placku nebo víc kvalitního startéru.</w:t>
       </w:r>
     </w:p>
-    <w:p>
+    <w:p ns2:paraId="537A2B00" ns2:textId="77777777">
       <w:r>
         <w:rPr>
           <w:b/>
@@ -3028,7 +3028,7 @@
         <w:t>Placka zabírá místo, ale hlavní síla je stejně ve startéru.</w:t>
       </w:r>
     </w:p>
-    <w:p>
+    <w:p ns2:paraId="10D081E9" ns2:textId="77777777">
       <w:pPr>
         <w:rPr>
           <w:b/>
@@ -3045,7 +3045,7 @@
       </w:r>
       <w:proofErr w:type="spellEnd"/>
     </w:p>
-    <w:p>
+    <w:p ns2:paraId="2A147221" ns2:textId="77777777">
       <w:r>
         <w:rPr>
           <w:b/>
@@ -3054,14 +3054,14 @@
         <w:t>„Placka není povinná, ale bez startéru to nepošlape.“</w:t>
       </w:r>
     </w:p>
-    <w:p>
-      <w:r>
-        <w:pict w14:anchorId="12B6EF6F">
-          <v:rect id="_x0000_i1276" style="width:0;height:1.5pt" o:hralign="center" o:hrstd="t" o:hr="t" fillcolor="#a0a0a0" stroked="f"/>
+    <w:p ns2:paraId="6D6B3573" ns2:textId="77777777">
+      <w:r>
+        <w:pict ns2:anchorId="12B6EF6F">
+          <ns3:rect id="_x0000_i1276" style="width:0;height:1.5pt" ns4:hralign="center" ns4:hrstd="t" ns4:hr="t" fillcolor="#a0a0a0" stroked="f"/>
         </w:pict>
       </w:r>
     </w:p>
-    <w:p>
+    <w:p ns2:paraId="44EE7856" ns2:textId="77777777">
       <w:pPr>
         <w:rPr>
           <w:b/>
@@ -3084,7 +3084,7 @@
         <w:t xml:space="preserve"> Výstupy v režimu Klasická kalkulačka</w:t>
       </w:r>
     </w:p>
-    <w:p>
+    <w:p ns2:paraId="0B8B42F4" ns2:textId="77777777">
       <w:pPr>
         <w:rPr>
           <w:b/>
@@ -3099,7 +3099,7 @@
         <w:t>Hlavní výstup</w:t>
       </w:r>
     </w:p>
-    <w:p>
+    <w:p ns2:paraId="78943798" ns2:textId="77777777">
       <w:r>
         <w:rPr>
           <w:b/>
@@ -3124,7 +3124,7 @@
         <w:t xml:space="preserve"> nádoby budeš potřebovat:</w:t>
       </w:r>
     </w:p>
-    <w:p>
+    <w:p ns2:paraId="6925C1D2" ns2:textId="77777777">
       <w:pPr>
         <w:numPr>
           <w:ilvl w:val="0"/>
@@ -3135,7 +3135,7 @@
         <w:t>XY čaje: gramáž + XY l vody</w:t>
       </w:r>
     </w:p>
-    <w:p>
+    <w:p ns2:paraId="68897C03" ns2:textId="77777777">
       <w:pPr>
         <w:numPr>
           <w:ilvl w:val="0"/>
@@ -3146,7 +3146,7 @@
         <w:t>XY cukru</w:t>
       </w:r>
     </w:p>
-    <w:p>
+    <w:p ns2:paraId="7D67806A" ns2:textId="77777777">
       <w:pPr>
         <w:numPr>
           <w:ilvl w:val="0"/>
@@ -3157,7 +3157,7 @@
         <w:t>XY ml startéru</w:t>
       </w:r>
     </w:p>
-    <w:p>
+    <w:p ns2:paraId="06B64FFB" ns2:textId="77777777">
       <w:pPr>
         <w:numPr>
           <w:ilvl w:val="0"/>
@@ -3168,7 +3168,7 @@
         <w:t>XY placky, pokud je zohledněná: počet, velikost nebo gramáž</w:t>
       </w:r>
     </w:p>
-    <w:p>
+    <w:p ns2:paraId="1B271233" ns2:textId="77777777">
       <w:pPr>
         <w:rPr>
           <w:b/>
@@ -3183,7 +3183,7 @@
         <w:t>Vedlejší tabulka s doporučením</w:t>
       </w:r>
     </w:p>
-    <w:p>
+    <w:p ns2:paraId="44F1E2FA" ns2:textId="77777777">
       <w:pPr>
         <w:numPr>
           <w:ilvl w:val="0"/>
@@ -3195,7 +3195,7 @@
         <w:t>Nech fermentovat maximálně XY dní</w:t>
       </w:r>
     </w:p>
-    <w:p>
+    <w:p ns2:paraId="0E9D705B" ns2:textId="77777777">
       <w:pPr>
         <w:numPr>
           <w:ilvl w:val="0"/>
@@ -3206,7 +3206,7 @@
         <w:t>Ochutnávej každý den od XY. dne</w:t>
       </w:r>
     </w:p>
-    <w:p>
+    <w:p ns2:paraId="48EC1D3D" ns2:textId="77777777">
       <w:pPr>
         <w:numPr>
           <w:ilvl w:val="0"/>
@@ -3217,7 +3217,7 @@
         <w:t>Pro extra říz: přidej méně cukru příště</w:t>
       </w:r>
     </w:p>
-    <w:p>
+    <w:p ns2:paraId="252A8042" ns2:textId="77777777">
       <w:pPr>
         <w:numPr>
           <w:ilvl w:val="0"/>
@@ -3228,7 +3228,7 @@
         <w:t>Pro větší grády: prodluž fermentaci</w:t>
       </w:r>
     </w:p>
-    <w:p>
+    <w:p ns2:paraId="6A87284F" ns2:textId="77777777">
       <w:pPr>
         <w:numPr>
           <w:ilvl w:val="0"/>
@@ -3239,7 +3239,7 @@
         <w:t>Pro jemnější chuť: uber startér nebo zkrať fermentaci</w:t>
       </w:r>
     </w:p>
-    <w:p>
+    <w:p ns2:paraId="5E2251B6" ns2:textId="77777777">
       <w:pPr>
         <w:rPr>
           <w:b/>
@@ -3263,7 +3263,7 @@
         <w:t xml:space="preserve"> hlášky + reálný dopad</w:t>
       </w:r>
     </w:p>
-    <w:p>
+    <w:p ns2:paraId="65A5AC59" ns2:textId="77777777">
       <w:r>
         <w:rPr>
           <w:b/>
@@ -3308,7 +3308,7 @@
         <w:t>Bude sladké, nech déle fermentovat.</w:t>
       </w:r>
     </w:p>
-    <w:p>
+    <w:p ns2:paraId="1FD1CE7E" ns2:textId="4CA61CCC">
       <w:r>
         <w:rPr>
           <w:b/>
@@ -3335,7 +3335,7 @@
         <w:t>Jemně sladko-kyselé, dobře pitelné.</w:t>
       </w:r>
     </w:p>
-    <w:p>
+    <w:p ns2:paraId="4EEB6A6D" ns2:textId="77777777">
       <w:r>
         <w:rPr>
           <w:b/>
@@ -3348,7 +3348,7 @@
         <w:t>Výraznější kyselost, osvěžující chuť.</w:t>
       </w:r>
     </w:p>
-    <w:p>
+    <w:p ns2:paraId="385EA958" ns2:textId="4CD357C6">
       <w:r>
         <w:rPr>
           <w:b/>
@@ -3377,7 +3377,7 @@
         <w:t>Hodně kyselé, ostré.</w:t>
       </w:r>
     </w:p>
-    <w:p>
+    <w:p ns2:paraId="22937554" ns2:textId="77777777">
       <w:r>
         <w:rPr>
           <w:b/>
@@ -3390,7 +3390,7 @@
         <w:t>Použij spíš jako startér.</w:t>
       </w:r>
     </w:p>
-    <w:p>
+    <w:p ns2:paraId="0E08E1A0" ns2:textId="25056D97">
       <w:r>
         <w:rPr>
           <w:b/>
@@ -3409,14 +3409,14 @@
         <w:t xml:space="preserve"> běžné pití.</w:t>
       </w:r>
     </w:p>
-    <w:p>
-      <w:r>
-        <w:pict w14:anchorId="0F0C3C6F">
-          <v:rect id="_x0000_i1277" style="width:0;height:1.5pt" o:hralign="center" o:hrstd="t" o:hr="t" fillcolor="#a0a0a0" stroked="f"/>
+    <w:p ns2:paraId="05C45CE5" ns2:textId="77777777">
+      <w:r>
+        <w:pict ns2:anchorId="0F0C3C6F">
+          <ns3:rect id="_x0000_i1277" style="width:0;height:1.5pt" ns4:hralign="center" ns4:hrstd="t" ns4:hr="t" fillcolor="#a0a0a0" stroked="f"/>
         </w:pict>
       </w:r>
     </w:p>
-    <w:p>
+    <w:p ns2:paraId="592C5F48" ns2:textId="77777777">
       <w:pPr>
         <w:rPr>
           <w:b/>
@@ -3439,7 +3439,7 @@
         <w:t xml:space="preserve"> Výpočty</w:t>
       </w:r>
     </w:p>
-    <w:p>
+    <w:p ns2:paraId="16503FCD" ns2:textId="77777777">
       <w:pPr>
         <w:rPr>
           <w:b/>
@@ -3454,12 +3454,12 @@
         <w:t>Základní výpočty</w:t>
       </w:r>
     </w:p>
-    <w:p>
+    <w:p ns2:paraId="1FAC4B81" ns2:textId="77777777">
       <w:r>
         <w:t>Pokud uživatel zadá velikost nádoby:</w:t>
       </w:r>
     </w:p>
-    <w:p>
+    <w:p ns2:paraId="2FD957E6" ns2:textId="77777777">
       <w:proofErr w:type="spellStart"/>
       <w:r>
         <w:t>pracovní_objem_l</w:t>
@@ -3477,7 +3477,7 @@
         <w:t xml:space="preserve"> × 0.9</w:t>
       </w:r>
     </w:p>
-    <w:p>
+    <w:p ns2:paraId="400DE9B2" ns2:textId="77777777">
       <w:r>
         <w:t xml:space="preserve">Pokud uživatel zadá požadované množství </w:t>
       </w:r>
@@ -3490,7 +3490,7 @@
         <w:t>:</w:t>
       </w:r>
     </w:p>
-    <w:p>
+    <w:p ns2:paraId="70CB3504" ns2:textId="77777777">
       <w:proofErr w:type="spellStart"/>
       <w:r>
         <w:t>pracovní_objem_l</w:t>
@@ -3505,7 +3505,7 @@
       </w:r>
       <w:proofErr w:type="spellEnd"/>
     </w:p>
-    <w:p>
+    <w:p ns2:paraId="3EBDD51C" ns2:textId="77777777">
       <w:proofErr w:type="spellStart"/>
       <w:r>
         <w:t>potřebná_nádoba_l</w:t>
@@ -3523,7 +3523,7 @@
         <w:t xml:space="preserve"> / 0.9</w:t>
       </w:r>
     </w:p>
-    <w:p>
+    <w:p ns2:paraId="13A57A5A" ns2:textId="77777777">
       <w:pPr>
         <w:rPr>
           <w:b/>
@@ -3538,7 +3538,7 @@
         <w:t>Startér</w:t>
       </w:r>
     </w:p>
-    <w:p>
+    <w:p ns2:paraId="4E5386BE" ns2:textId="77777777">
       <w:proofErr w:type="spellStart"/>
       <w:r>
         <w:t>starter_l</w:t>
@@ -3556,12 +3556,12 @@
         <w:t xml:space="preserve"> / 1000</w:t>
       </w:r>
     </w:p>
-    <w:p>
+    <w:p ns2:paraId="7564FBC4" ns2:textId="77777777">
       <w:r>
         <w:t>Pokud uživatel neví množství startéru:</w:t>
       </w:r>
     </w:p>
-    <w:p>
+    <w:p ns2:paraId="3E1B78C0" ns2:textId="77777777">
       <w:proofErr w:type="spellStart"/>
       <w:r>
         <w:t>starter_l</w:t>
@@ -3584,7 +3584,7 @@
       </w:r>
       <w:proofErr w:type="spellEnd"/>
     </w:p>
-    <w:p>
+    <w:p ns2:paraId="3EF442FA" ns2:textId="77777777">
       <w:pPr>
         <w:rPr>
           <w:b/>
@@ -3599,7 +3599,7 @@
         <w:t>Čajový nálev</w:t>
       </w:r>
     </w:p>
-    <w:p>
+    <w:p ns2:paraId="3BBA59DF" ns2:textId="77777777">
       <w:proofErr w:type="spellStart"/>
       <w:r>
         <w:t>objem_čaje_l</w:t>
@@ -3622,12 +3622,12 @@
       </w:r>
       <w:proofErr w:type="spellEnd"/>
     </w:p>
-    <w:p>
+    <w:p ns2:paraId="77168CCF" ns2:textId="77777777">
       <w:r>
         <w:t>Pokud uživatel nezadá objem vody u jednotlivých čajů:</w:t>
       </w:r>
     </w:p>
-    <w:p>
+    <w:p ns2:paraId="3724E85F" ns2:textId="77777777">
       <w:pPr>
         <w:numPr>
           <w:ilvl w:val="0"/>
@@ -3644,7 +3644,7 @@
         <w:t xml:space="preserve"> automaticky rozdělí objem podle zvolených čajů</w:t>
       </w:r>
     </w:p>
-    <w:p>
+    <w:p ns2:paraId="1DF35211" ns2:textId="77777777">
       <w:pPr>
         <w:numPr>
           <w:ilvl w:val="0"/>
@@ -3655,7 +3655,7 @@
         <w:t>hlavní čaj dostane prioritu</w:t>
       </w:r>
     </w:p>
-    <w:p>
+    <w:p ns2:paraId="1AA00994" ns2:textId="77777777">
       <w:pPr>
         <w:numPr>
           <w:ilvl w:val="0"/>
@@ -3666,7 +3666,7 @@
         <w:t>přídavné čaje nesmí bez varování tvořit 100 % objemu</w:t>
       </w:r>
     </w:p>
-    <w:p>
+    <w:p ns2:paraId="089C3D79" ns2:textId="77777777">
       <w:pPr>
         <w:rPr>
           <w:b/>
@@ -3681,12 +3681,12 @@
         <w:t>Cukr</w:t>
       </w:r>
     </w:p>
-    <w:p>
+    <w:p ns2:paraId="6CEF021A" ns2:textId="77777777">
       <w:r>
         <w:t>Pokud uživatel zadá cukr v g/l:</w:t>
       </w:r>
     </w:p>
-    <w:p>
+    <w:p ns2:paraId="283093A9" ns2:textId="77777777">
       <w:proofErr w:type="spellStart"/>
       <w:r>
         <w:t>cukr_total_g</w:t>
@@ -3709,12 +3709,12 @@
       </w:r>
       <w:proofErr w:type="spellEnd"/>
     </w:p>
-    <w:p>
+    <w:p ns2:paraId="6A9D89BE" ns2:textId="77777777">
       <w:r>
         <w:t>Pokud uživatel zadá celkové množství cukru:</w:t>
       </w:r>
     </w:p>
-    <w:p>
+    <w:p ns2:paraId="38BA2593" ns2:textId="77777777">
       <w:proofErr w:type="spellStart"/>
       <w:r>
         <w:t>cukr_g_na_l</w:t>
@@ -3737,12 +3737,12 @@
       </w:r>
       <w:proofErr w:type="spellEnd"/>
     </w:p>
-    <w:p>
+    <w:p ns2:paraId="5840534A" ns2:textId="77777777">
       <w:r>
         <w:t>Cukr se počítá z objemu připravovaného sladkého čaje, ne ze startéru.</w:t>
       </w:r>
     </w:p>
-    <w:p>
+    <w:p ns2:paraId="36C82463" ns2:textId="77777777">
       <w:pPr>
         <w:rPr>
           <w:b/>
@@ -3757,12 +3757,12 @@
         <w:t>Čaj</w:t>
       </w:r>
     </w:p>
-    <w:p>
+    <w:p ns2:paraId="3728B006" ns2:textId="77777777">
       <w:r>
         <w:t>Pro každý čaj:</w:t>
       </w:r>
     </w:p>
-    <w:p>
+    <w:p ns2:paraId="2EF5A9A7" ns2:textId="77777777">
       <w:proofErr w:type="spellStart"/>
       <w:r>
         <w:t>čaj_g</w:t>
@@ -3785,12 +3785,12 @@
       </w:r>
       <w:proofErr w:type="spellEnd"/>
     </w:p>
-    <w:p>
+    <w:p ns2:paraId="217A2C7C" ns2:textId="77777777">
       <w:r>
         <w:t>Celkem:</w:t>
       </w:r>
     </w:p>
-    <w:p>
+    <w:p ns2:paraId="67094917" ns2:textId="77777777">
       <w:proofErr w:type="spellStart"/>
       <w:r>
         <w:t>čaj_total_g</w:t>
@@ -3805,14 +3805,14 @@
       </w:r>
       <w:proofErr w:type="spellEnd"/>
     </w:p>
-    <w:p>
-      <w:r>
-        <w:pict w14:anchorId="63773042">
-          <v:rect id="_x0000_i1278" style="width:0;height:1.5pt" o:hralign="center" o:hrstd="t" o:hr="t" fillcolor="#a0a0a0" stroked="f"/>
+    <w:p ns2:paraId="6A45F276" ns2:textId="77777777">
+      <w:r>
+        <w:pict ns2:anchorId="63773042">
+          <ns3:rect id="_x0000_i1278" style="width:0;height:1.5pt" ns4:hralign="center" ns4:hrstd="t" ns4:hr="t" fillcolor="#a0a0a0" stroked="f"/>
         </w:pict>
       </w:r>
     </w:p>
-    <w:p>
+    <w:p ns2:paraId="1873836B" ns2:textId="77777777">
       <w:pPr>
         <w:rPr>
           <w:b/>
@@ -3851,7 +3851,7 @@
         <w:t xml:space="preserve"> pokus</w:t>
       </w:r>
     </w:p>
-    <w:p>
+    <w:p ns2:paraId="22855E97" ns2:textId="77777777">
       <w:pPr>
         <w:rPr>
           <w:b/>
@@ -3875,7 +3875,7 @@
       </w:r>
       <w:proofErr w:type="spellEnd"/>
     </w:p>
-    <w:p>
+    <w:p ns2:paraId="718A7B9A" ns2:textId="77777777">
       <w:pPr>
         <w:numPr>
           <w:ilvl w:val="0"/>
@@ -3902,7 +3902,7 @@
         <w:t xml:space="preserve"> kalkulačka</w:t>
       </w:r>
     </w:p>
-    <w:p>
+    <w:p ns2:paraId="68B4BE5A" ns2:textId="77777777">
       <w:pPr>
         <w:numPr>
           <w:ilvl w:val="0"/>
@@ -3923,14 +3923,14 @@
         <w:t xml:space="preserve"> – stejné jako v klasické kalkulačce</w:t>
       </w:r>
     </w:p>
-    <w:p>
-      <w:r>
-        <w:pict w14:anchorId="6E834E2F">
-          <v:rect id="_x0000_i1279" style="width:0;height:1.5pt" o:hralign="center" o:hrstd="t" o:hr="t" fillcolor="#a0a0a0" stroked="f"/>
+    <w:p ns2:paraId="78F762D3" ns2:textId="77777777">
+      <w:r>
+        <w:pict ns2:anchorId="6E834E2F">
+          <ns3:rect id="_x0000_i1279" style="width:0;height:1.5pt" ns4:hralign="center" ns4:hrstd="t" ns4:hr="t" fillcolor="#a0a0a0" stroked="f"/>
         </w:pict>
       </w:r>
     </w:p>
-    <w:p>
+    <w:p ns2:paraId="45973A94" ns2:textId="77777777">
       <w:pPr>
         <w:rPr>
           <w:b/>
@@ -3945,7 +3945,7 @@
         <w:t>2. Přepínač režimu</w:t>
       </w:r>
     </w:p>
-    <w:p>
+    <w:p ns2:paraId="55AF1868" ns2:textId="77777777">
       <w:pPr>
         <w:numPr>
           <w:ilvl w:val="0"/>
@@ -3966,7 +3966,7 @@
         <w:t>(vím, co chci, ale nevím kolik čeho použít)</w:t>
       </w:r>
     </w:p>
-    <w:p>
+    <w:p ns2:paraId="3948230D" ns2:textId="77777777">
       <w:pPr>
         <w:numPr>
           <w:ilvl w:val="0"/>
@@ -3997,14 +3997,14 @@
         <w:t>(mám ingredience a chci vědět, co z toho vznikne)</w:t>
       </w:r>
     </w:p>
-    <w:p>
-      <w:r>
-        <w:pict w14:anchorId="3E5B44BB">
-          <v:rect id="_x0000_i1280" style="width:0;height:1.5pt" o:hralign="center" o:hrstd="t" o:hr="t" fillcolor="#a0a0a0" stroked="f"/>
+    <w:p ns2:paraId="1F757853" ns2:textId="77777777">
+      <w:r>
+        <w:pict ns2:anchorId="3E5B44BB">
+          <ns3:rect id="_x0000_i1280" style="width:0;height:1.5pt" ns4:hralign="center" ns4:hrstd="t" ns4:hr="t" fillcolor="#a0a0a0" stroked="f"/>
         </w:pict>
       </w:r>
     </w:p>
-    <w:p>
+    <w:p ns2:paraId="7895D061" ns2:textId="77777777">
       <w:pPr>
         <w:rPr>
           <w:b/>
@@ -4043,7 +4043,7 @@
         <w:t xml:space="preserve"> pokus</w:t>
       </w:r>
     </w:p>
-    <w:p>
+    <w:p ns2:paraId="26681D57" ns2:textId="77777777">
       <w:pPr>
         <w:rPr>
           <w:b/>
@@ -4058,7 +4058,7 @@
         <w:t>1. Kolik toho bude?</w:t>
       </w:r>
     </w:p>
-    <w:p>
+    <w:p ns2:paraId="033A4F14" ns2:textId="77777777">
       <w:pPr>
         <w:numPr>
           <w:ilvl w:val="0"/>
@@ -4069,7 +4069,7 @@
         <w:t>input: velikost nádoby v litrech</w:t>
       </w:r>
     </w:p>
-    <w:p>
+    <w:p ns2:paraId="6EF855C7" ns2:textId="77777777">
       <w:pPr>
         <w:numPr>
           <w:ilvl w:val="0"/>
@@ -4080,12 +4080,12 @@
         <w:t>nebo input: výsledné množství v litrech</w:t>
       </w:r>
     </w:p>
-    <w:p>
+    <w:p ns2:paraId="47FFB73E" ns2:textId="77777777">
       <w:r>
         <w:t>Výpočet stejný jako u klasické kalkulačky.</w:t>
       </w:r>
     </w:p>
-    <w:p>
+    <w:p ns2:paraId="3825B159" ns2:textId="77777777">
       <w:proofErr w:type="spellStart"/>
       <w:r>
         <w:t>Mikrocopy</w:t>
@@ -4095,7 +4095,7 @@
         <w:t>:</w:t>
       </w:r>
     </w:p>
-    <w:p>
+    <w:p ns2:paraId="1911656C" ns2:textId="77777777">
       <w:r>
         <w:rPr>
           <w:b/>
@@ -4121,14 +4121,14 @@
         <w:t xml:space="preserve"> není akvárko.“</w:t>
       </w:r>
     </w:p>
-    <w:p>
-      <w:r>
-        <w:pict w14:anchorId="4E6883E3">
-          <v:rect id="_x0000_i1281" style="width:0;height:1.5pt" o:hralign="center" o:hrstd="t" o:hr="t" fillcolor="#a0a0a0" stroked="f"/>
+    <w:p ns2:paraId="4B6C9BA7" ns2:textId="77777777">
+      <w:r>
+        <w:pict ns2:anchorId="4E6883E3">
+          <ns3:rect id="_x0000_i1281" style="width:0;height:1.5pt" ns4:hralign="center" ns4:hrstd="t" ns4:hr="t" fillcolor="#a0a0a0" stroked="f"/>
         </w:pict>
       </w:r>
     </w:p>
-    <w:p>
+    <w:p ns2:paraId="209C3115" ns2:textId="77777777">
       <w:pPr>
         <w:rPr>
           <w:b/>
@@ -4143,7 +4143,7 @@
         <w:t>2. Kolik máš startéru</w:t>
       </w:r>
     </w:p>
-    <w:p>
+    <w:p ns2:paraId="2313BD2F" ns2:textId="77777777">
       <w:pPr>
         <w:numPr>
           <w:ilvl w:val="0"/>
@@ -4154,7 +4154,7 @@
         <w:t>množství v ml</w:t>
       </w:r>
     </w:p>
-    <w:p>
+    <w:p ns2:paraId="474D83A6" ns2:textId="77777777">
       <w:pPr>
         <w:numPr>
           <w:ilvl w:val="0"/>
@@ -4165,7 +4165,7 @@
         <w:t>typ:</w:t>
       </w:r>
     </w:p>
-    <w:p>
+    <w:p ns2:paraId="03C04D67" ns2:textId="7F033BA7">
       <w:pPr>
         <w:numPr>
           <w:ilvl w:val="1"/>
@@ -4182,7 +4182,7 @@
         <w:t>Méně kyselý, mladý, nejistý.</w:t>
       </w:r>
     </w:p>
-    <w:p>
+    <w:p ns2:paraId="03661095" ns2:textId="1B7F7EE9">
       <w:pPr>
         <w:numPr>
           <w:ilvl w:val="1"/>
@@ -4202,7 +4202,7 @@
         <w:t>Ještě není dost prokvašený.</w:t>
       </w:r>
     </w:p>
-    <w:p>
+    <w:p ns2:paraId="7D96E563" ns2:textId="22C8B3A4">
       <w:pPr>
         <w:numPr>
           <w:ilvl w:val="1"/>
@@ -4225,7 +4225,7 @@
         <w:t>, jemně octový.</w:t>
       </w:r>
     </w:p>
-    <w:p>
+    <w:p ns2:paraId="20EB0F30" ns2:textId="05F27A8D">
       <w:pPr>
         <w:numPr>
           <w:ilvl w:val="1"/>
@@ -4254,7 +4254,7 @@
         <w:t>.</w:t>
       </w:r>
     </w:p>
-    <w:p>
+    <w:p ns2:paraId="74B2609A" ns2:textId="77777777">
       <w:pPr>
         <w:numPr>
           <w:ilvl w:val="0"/>
@@ -4265,7 +4265,7 @@
         <w:t>nevím kolik mám startéru</w:t>
       </w:r>
     </w:p>
-    <w:p>
+    <w:p ns2:paraId="7A30EEAD" ns2:textId="77777777">
       <w:r>
         <w:t xml:space="preserve">V režimu </w:t>
       </w:r>
@@ -4278,14 +4278,14 @@
         <w:t xml:space="preserve"> pokus se zadané množství hodnotí jako skutečný stav, ne jako doporučení.</w:t>
       </w:r>
     </w:p>
-    <w:p>
-      <w:r>
-        <w:pict w14:anchorId="1A988005">
-          <v:rect id="_x0000_i1282" style="width:0;height:1.5pt" o:hralign="center" o:hrstd="t" o:hr="t" fillcolor="#a0a0a0" stroked="f"/>
+    <w:p ns2:paraId="42415111" ns2:textId="77777777">
+      <w:r>
+        <w:pict ns2:anchorId="1A988005">
+          <ns3:rect id="_x0000_i1282" style="width:0;height:1.5pt" ns4:hralign="center" ns4:hrstd="t" ns4:hr="t" fillcolor="#a0a0a0" stroked="f"/>
         </w:pict>
       </w:r>
     </w:p>
-    <w:p>
+    <w:p ns2:paraId="5ECFDA82" ns2:textId="77777777">
       <w:pPr>
         <w:rPr>
           <w:b/>
@@ -4300,12 +4300,12 @@
         <w:t>3. Jaký chceš použít čaj</w:t>
       </w:r>
     </w:p>
-    <w:p>
+    <w:p ns2:paraId="66FE8531" ns2:textId="77777777">
       <w:r>
         <w:t>Každý čaj obsahuje:</w:t>
       </w:r>
     </w:p>
-    <w:p>
+    <w:p ns2:paraId="4D488C15" ns2:textId="77777777">
       <w:pPr>
         <w:numPr>
           <w:ilvl w:val="0"/>
@@ -4316,7 +4316,7 @@
         <w:t>typ</w:t>
       </w:r>
     </w:p>
-    <w:p>
+    <w:p ns2:paraId="7332CEF4" ns2:textId="77777777">
       <w:pPr>
         <w:numPr>
           <w:ilvl w:val="0"/>
@@ -4327,7 +4327,7 @@
         <w:t>gramáž v g/l</w:t>
       </w:r>
     </w:p>
-    <w:p>
+    <w:p ns2:paraId="7F3A51DC" ns2:textId="77777777">
       <w:pPr>
         <w:numPr>
           <w:ilvl w:val="0"/>
@@ -4338,12 +4338,12 @@
         <w:t>objem vody v ml</w:t>
       </w:r>
     </w:p>
-    <w:p>
+    <w:p ns2:paraId="7B63626C" ns2:textId="77777777">
       <w:r>
         <w:t>Možnosti:</w:t>
       </w:r>
     </w:p>
-    <w:p>
+    <w:p ns2:paraId="2EC3D307" ns2:textId="77777777">
       <w:pPr>
         <w:numPr>
           <w:ilvl w:val="0"/>
@@ -4354,7 +4354,7 @@
         <w:t>černý</w:t>
       </w:r>
     </w:p>
-    <w:p>
+    <w:p ns2:paraId="29838EE2" ns2:textId="77777777">
       <w:pPr>
         <w:numPr>
           <w:ilvl w:val="0"/>
@@ -4365,7 +4365,7 @@
         <w:t>zelený</w:t>
       </w:r>
     </w:p>
-    <w:p>
+    <w:p ns2:paraId="370D37B0" ns2:textId="77777777">
       <w:pPr>
         <w:numPr>
           <w:ilvl w:val="0"/>
@@ -4376,7 +4376,7 @@
         <w:t>bílý</w:t>
       </w:r>
     </w:p>
-    <w:p>
+    <w:p ns2:paraId="111E2EA3" ns2:textId="77777777">
       <w:pPr>
         <w:numPr>
           <w:ilvl w:val="0"/>
@@ -4389,7 +4389,7 @@
       </w:r>
       <w:proofErr w:type="spellEnd"/>
     </w:p>
-    <w:p>
+    <w:p ns2:paraId="4DEFD292" ns2:textId="77777777">
       <w:pPr>
         <w:numPr>
           <w:ilvl w:val="0"/>
@@ -4400,7 +4400,7 @@
         <w:t>rooibos</w:t>
       </w:r>
     </w:p>
-    <w:p>
+    <w:p ns2:paraId="046DFD17" ns2:textId="77777777">
       <w:pPr>
         <w:numPr>
           <w:ilvl w:val="0"/>
@@ -4411,7 +4411,7 @@
         <w:t>ibišek</w:t>
       </w:r>
     </w:p>
-    <w:p>
+    <w:p ns2:paraId="5DE911B8" ns2:textId="77777777">
       <w:pPr>
         <w:numPr>
           <w:ilvl w:val="0"/>
@@ -4422,7 +4422,7 @@
         <w:t>ovocný</w:t>
       </w:r>
     </w:p>
-    <w:p>
+    <w:p ns2:paraId="0A930ADD" ns2:textId="78BF4C8F">
       <w:pPr>
         <w:numPr>
           <w:ilvl w:val="0"/>
@@ -4433,12 +4433,12 @@
         <w:t>bylinný</w:t>
       </w:r>
     </w:p>
-    <w:p>
+    <w:p ns2:paraId="461479E8" ns2:textId="77777777">
       <w:r>
         <w:t>Funkce:</w:t>
       </w:r>
     </w:p>
-    <w:p>
+    <w:p ns2:paraId="1A9586E9" ns2:textId="77777777">
       <w:pPr>
         <w:numPr>
           <w:ilvl w:val="0"/>
@@ -4449,7 +4449,7 @@
         <w:t>přidat další čaj</w:t>
       </w:r>
     </w:p>
-    <w:p>
+    <w:p ns2:paraId="75655303" ns2:textId="77777777">
       <w:pPr>
         <w:numPr>
           <w:ilvl w:val="0"/>
@@ -4460,7 +4460,7 @@
         <w:t>odebrat čaj</w:t>
       </w:r>
     </w:p>
-    <w:p>
+    <w:p ns2:paraId="4B2E8709" ns2:textId="77777777">
       <w:pPr>
         <w:rPr>
           <w:b/>
@@ -4475,7 +4475,7 @@
         <w:t>Hlášky ohledně čaje</w:t>
       </w:r>
     </w:p>
-    <w:p>
+    <w:p ns2:paraId="52FF424E" ns2:textId="77777777">
       <w:r>
         <w:rPr>
           <w:b/>
@@ -4497,7 +4497,7 @@
         <w:t>.</w:t>
       </w:r>
     </w:p>
-    <w:p>
+    <w:p ns2:paraId="259F829A" ns2:textId="078DEF8C">
       <w:r>
         <w:rPr>
           <w:b/>
@@ -4524,7 +4524,7 @@
         <w:t>Vysoká gramáž zeleného nebo bílého čaje.</w:t>
       </w:r>
     </w:p>
-    <w:p>
+    <w:p ns2:paraId="736226BC" ns2:textId="77777777">
       <w:r>
         <w:rPr>
           <w:b/>
@@ -4537,7 +4537,7 @@
         <w:t>Vysoká celková gramáž čaje.</w:t>
       </w:r>
     </w:p>
-    <w:p>
+    <w:p ns2:paraId="1774DD81" ns2:textId="77777777">
       <w:r>
         <w:rPr>
           <w:b/>
@@ -4550,14 +4550,14 @@
         <w:t>Pouze rooibos / ibišek / ovocný/bylinný čaj bez pravého čaje.</w:t>
       </w:r>
     </w:p>
-    <w:p>
-      <w:r>
-        <w:pict w14:anchorId="67741083">
-          <v:rect id="_x0000_i1283" style="width:0;height:1.5pt" o:hralign="center" o:hrstd="t" o:hr="t" fillcolor="#a0a0a0" stroked="f"/>
+    <w:p ns2:paraId="79626438" ns2:textId="77777777">
+      <w:r>
+        <w:pict ns2:anchorId="67741083">
+          <ns3:rect id="_x0000_i1283" style="width:0;height:1.5pt" ns4:hralign="center" ns4:hrstd="t" ns4:hr="t" fillcolor="#a0a0a0" stroked="f"/>
         </w:pict>
       </w:r>
     </w:p>
-    <w:p>
+    <w:p ns2:paraId="4EABA7B0" ns2:textId="77777777">
       <w:pPr>
         <w:rPr>
           <w:b/>
@@ -4572,12 +4572,12 @@
         <w:t>4. Placka (volitelné)</w:t>
       </w:r>
     </w:p>
-    <w:p>
+    <w:p ns2:paraId="2A4CE1C8" ns2:textId="77777777">
       <w:r>
         <w:t>Checkbox:</w:t>
       </w:r>
     </w:p>
-    <w:p>
+    <w:p ns2:paraId="627E7D23" ns2:textId="77777777">
       <w:r>
         <w:rPr>
           <w:b/>
@@ -4586,17 +4586,17 @@
         <w:t>„Chceš zohlednit placku? (volitelné)“</w:t>
       </w:r>
     </w:p>
-    <w:p>
+    <w:p ns2:paraId="29938C7F" ns2:textId="77777777">
       <w:r>
         <w:t>Po rozbalení:</w:t>
       </w:r>
     </w:p>
-    <w:p>
+    <w:p ns2:paraId="1C81A361" ns2:textId="77777777">
       <w:r>
         <w:t>Velikost:</w:t>
       </w:r>
     </w:p>
-    <w:p>
+    <w:p ns2:paraId="34657F67" ns2:textId="77777777">
       <w:pPr>
         <w:numPr>
           <w:ilvl w:val="0"/>
@@ -4612,7 +4612,7 @@
       </w:r>
       <w:proofErr w:type="spellEnd"/>
     </w:p>
-    <w:p>
+    <w:p ns2:paraId="34D570FA" ns2:textId="77777777">
       <w:pPr>
         <w:numPr>
           <w:ilvl w:val="0"/>
@@ -4623,7 +4623,7 @@
         <w:t>akorát do dlaně</w:t>
       </w:r>
     </w:p>
-    <w:p>
+    <w:p ns2:paraId="7B5C097F" ns2:textId="77777777">
       <w:pPr>
         <w:numPr>
           <w:ilvl w:val="0"/>
@@ -4634,7 +4634,7 @@
         <w:t>klasická palačinka</w:t>
       </w:r>
     </w:p>
-    <w:p>
+    <w:p ns2:paraId="14E555CF" ns2:textId="77777777">
       <w:pPr>
         <w:numPr>
           <w:ilvl w:val="0"/>
@@ -4645,17 +4645,17 @@
         <w:t>kolo od traktoru</w:t>
       </w:r>
     </w:p>
-    <w:p>
+    <w:p ns2:paraId="3D19A5AA" ns2:textId="77777777">
       <w:r>
         <w:t>Nebo volba zadat přesnou gramáž.</w:t>
       </w:r>
     </w:p>
-    <w:p>
+    <w:p ns2:paraId="1BF53ED4" ns2:textId="77777777">
       <w:r>
         <w:t>Počet:</w:t>
       </w:r>
     </w:p>
-    <w:p>
+    <w:p ns2:paraId="2A781D37" ns2:textId="77777777">
       <w:pPr>
         <w:numPr>
           <w:ilvl w:val="0"/>
@@ -4666,12 +4666,12 @@
         <w:t>plus / minus</w:t>
       </w:r>
     </w:p>
-    <w:p>
+    <w:p ns2:paraId="5D05846C" ns2:textId="77777777">
       <w:r>
         <w:t>Výpočet a hlášky stejné jako v klasické kalkulačce.</w:t>
       </w:r>
     </w:p>
-    <w:p>
+    <w:p ns2:paraId="37B5FAFA" ns2:textId="77777777">
       <w:proofErr w:type="spellStart"/>
       <w:r>
         <w:t>Mikrocopy</w:t>
@@ -4681,7 +4681,7 @@
         <w:t>:</w:t>
       </w:r>
     </w:p>
-    <w:p>
+    <w:p ns2:paraId="5B6A1732" ns2:textId="77777777">
       <w:r>
         <w:rPr>
           <w:b/>
@@ -4690,14 +4690,14 @@
         <w:t>„Placka není povinná, ale bez startéru to nepošlape.“</w:t>
       </w:r>
     </w:p>
-    <w:p>
-      <w:r>
-        <w:pict w14:anchorId="6AAA637B">
-          <v:rect id="_x0000_i1284" style="width:0;height:1.5pt" o:hralign="center" o:hrstd="t" o:hr="t" fillcolor="#a0a0a0" stroked="f"/>
+    <w:p ns2:paraId="1008B2DB" ns2:textId="77777777">
+      <w:r>
+        <w:pict ns2:anchorId="6AAA637B">
+          <ns3:rect id="_x0000_i1284" style="width:0;height:1.5pt" ns4:hralign="center" ns4:hrstd="t" ns4:hr="t" fillcolor="#a0a0a0" stroked="f"/>
         </w:pict>
       </w:r>
     </w:p>
-    <w:p>
+    <w:p ns2:paraId="38C23F4B" ns2:textId="77777777">
       <w:pPr>
         <w:rPr>
           <w:b/>
@@ -4712,12 +4712,12 @@
         <w:t>5. Cukr</w:t>
       </w:r>
     </w:p>
-    <w:p>
+    <w:p ns2:paraId="0F0301E2" ns2:textId="77777777">
       <w:r>
         <w:t>Nadpis:</w:t>
       </w:r>
     </w:p>
-    <w:p>
+    <w:p ns2:paraId="016BE238" ns2:textId="77777777">
       <w:r>
         <w:rPr>
           <w:b/>
@@ -4726,12 +4726,12 @@
         <w:t>Jak sladký bude mít SCOBY ŽIVOT?</w:t>
       </w:r>
     </w:p>
-    <w:p>
+    <w:p ns2:paraId="22D22AC7" ns2:textId="77777777">
       <w:r>
         <w:t>Uživatel zadá:</w:t>
       </w:r>
     </w:p>
-    <w:p>
+    <w:p ns2:paraId="73BFE31E" ns2:textId="77777777">
       <w:pPr>
         <w:numPr>
           <w:ilvl w:val="0"/>
@@ -4742,7 +4742,7 @@
         <w:t>gramáž cukru na litr</w:t>
       </w:r>
     </w:p>
-    <w:p>
+    <w:p ns2:paraId="2378DE8A" ns2:textId="77777777">
       <w:pPr>
         <w:numPr>
           <w:ilvl w:val="0"/>
@@ -4753,7 +4753,7 @@
         <w:t>nebo celkové množství cukru na daný objem čaje</w:t>
       </w:r>
     </w:p>
-    <w:p>
+    <w:p ns2:paraId="6EFE0DE6" ns2:textId="77777777">
       <w:pPr>
         <w:rPr>
           <w:b/>
@@ -4768,7 +4768,7 @@
         <w:t>Automatické statusy podle množství cukru</w:t>
       </w:r>
     </w:p>
-    <w:p>
+    <w:p ns2:paraId="2368327C" ns2:textId="77777777">
       <w:pPr>
         <w:rPr>
           <w:b/>
@@ -4784,7 +4784,7 @@
         <w:t>smutný smajlík</w:t>
       </w:r>
     </w:p>
-    <w:p>
+    <w:p ns2:paraId="6F657152" ns2:textId="77777777">
       <w:r>
         <w:rPr>
           <w:b/>
@@ -4801,7 +4801,7 @@
         <w:t>Hrozí rychlejší kyselost, slabší fermentace.</w:t>
       </w:r>
     </w:p>
-    <w:p>
+    <w:p ns2:paraId="21B9526C" ns2:textId="77777777">
       <w:pPr>
         <w:rPr>
           <w:b/>
@@ -4816,7 +4816,7 @@
         <w:t>spokojený smajlík</w:t>
       </w:r>
     </w:p>
-    <w:p>
+    <w:p ns2:paraId="5D9BC7FC" ns2:textId="77777777">
       <w:r>
         <w:rPr>
           <w:b/>
@@ -4833,7 +4833,7 @@
         <w:t>Ideální množství cukru.</w:t>
       </w:r>
     </w:p>
-    <w:p>
+    <w:p ns2:paraId="3C53E4B7" ns2:textId="77777777">
       <w:pPr>
         <w:rPr>
           <w:b/>
@@ -4848,7 +4848,7 @@
         <w:t>vyděšený smajlík</w:t>
       </w:r>
     </w:p>
-    <w:p>
+    <w:p ns2:paraId="797A15F8" ns2:textId="77777777">
       <w:r>
         <w:rPr>
           <w:b/>
@@ -4873,14 +4873,14 @@
         <w:t>, moc sladký začátek a divočejší fermentace.</w:t>
       </w:r>
     </w:p>
-    <w:p>
-      <w:r>
-        <w:pict w14:anchorId="25B7431F">
-          <v:rect id="_x0000_i1285" style="width:0;height:1.5pt" o:hralign="center" o:hrstd="t" o:hr="t" fillcolor="#a0a0a0" stroked="f"/>
+    <w:p ns2:paraId="5BA9D4F6" ns2:textId="77777777">
+      <w:r>
+        <w:pict ns2:anchorId="25B7431F">
+          <ns3:rect id="_x0000_i1285" style="width:0;height:1.5pt" ns4:hralign="center" ns4:hrstd="t" ns4:hr="t" fillcolor="#a0a0a0" stroked="f"/>
         </w:pict>
       </w:r>
     </w:p>
-    <w:p>
+    <w:p ns2:paraId="1D5BC39A" ns2:textId="77777777">
       <w:pPr>
         <w:rPr>
           <w:b/>
@@ -4895,12 +4895,12 @@
         <w:t>6. Dole banner s předpovědí výsledku</w:t>
       </w:r>
     </w:p>
-    <w:p>
+    <w:p ns2:paraId="646BA370" ns2:textId="77777777">
       <w:r>
         <w:t>Banner obsahuje:</w:t>
       </w:r>
     </w:p>
-    <w:p>
+    <w:p ns2:paraId="1069FE3F" ns2:textId="77777777">
       <w:pPr>
         <w:numPr>
           <w:ilvl w:val="0"/>
@@ -4916,7 +4916,7 @@
         <w:t xml:space="preserve"> hlášku</w:t>
       </w:r>
     </w:p>
-    <w:p>
+    <w:p ns2:paraId="4D4B6258" ns2:textId="77777777">
       <w:pPr>
         <w:numPr>
           <w:ilvl w:val="0"/>
@@ -4927,7 +4927,7 @@
         <w:t>reálnou chuť</w:t>
       </w:r>
     </w:p>
-    <w:p>
+    <w:p ns2:paraId="6008B14B" ns2:textId="77777777">
       <w:pPr>
         <w:numPr>
           <w:ilvl w:val="0"/>
@@ -4938,7 +4938,7 @@
         <w:t>zobrazení výraznosti chuti</w:t>
       </w:r>
     </w:p>
-    <w:p>
+    <w:p ns2:paraId="48867698" ns2:textId="77777777">
       <w:pPr>
         <w:numPr>
           <w:ilvl w:val="0"/>
@@ -4949,7 +4949,7 @@
         <w:t>kdy začít ochutnávat</w:t>
       </w:r>
     </w:p>
-    <w:p>
+    <w:p ns2:paraId="698071B8" ns2:textId="77777777">
       <w:pPr>
         <w:numPr>
           <w:ilvl w:val="0"/>
@@ -4960,7 +4960,7 @@
         <w:t>jak dlouho maximálně fermentovat</w:t>
       </w:r>
     </w:p>
-    <w:p>
+    <w:p ns2:paraId="7F978B23" ns2:textId="77777777">
       <w:pPr>
         <w:numPr>
           <w:ilvl w:val="0"/>
@@ -4971,12 +4971,12 @@
         <w:t>doporučení, jak upravit poměry, aby z toho nebyl průšvih</w:t>
       </w:r>
     </w:p>
-    <w:p>
+    <w:p ns2:paraId="73C1C21C" ns2:textId="77777777">
       <w:r>
         <w:t>Příklady:</w:t>
       </w:r>
     </w:p>
-    <w:p>
+    <w:p ns2:paraId="016975A7" ns2:textId="5902A647">
       <w:pPr>
         <w:rPr>
           <w:b/>
@@ -5037,7 +5037,7 @@
         <w:t>“</w:t>
       </w:r>
     </w:p>
-    <w:p>
+    <w:p ns2:paraId="6B40AAE0" ns2:textId="5839F861">
       <w:pPr>
         <w:rPr>
           <w:b/>
@@ -5062,7 +5062,7 @@
         <w:t>„Tohle má pořádný říz.“</w:t>
       </w:r>
     </w:p>
-    <w:p>
+    <w:p ns2:paraId="2AE83336" ns2:textId="77777777">
       <w:r>
         <w:t>Výsledek bude výraznější, kyselejší, osvěžující.</w:t>
       </w:r>
@@ -5071,7 +5071,7 @@
         <w:t>Ochutnávej od 3. dne.</w:t>
       </w:r>
     </w:p>
-    <w:p>
+    <w:p ns2:paraId="29015E62" ns2:textId="77777777">
       <w:pPr>
         <w:rPr>
           <w:b/>
@@ -5102,7 +5102,7 @@
         <w:t>.“</w:t>
       </w:r>
     </w:p>
-    <w:p>
+    <w:p ns2:paraId="348E9F2F" ns2:textId="77777777">
       <w:r>
         <w:t>Sladší, jemnější, málo prokvašené.</w:t>
       </w:r>
@@ -5111,7 +5111,7 @@
         <w:t>Nech déle fermentovat.</w:t>
       </w:r>
     </w:p>
-    <w:p>
+    <w:p ns2:paraId="5E7D8FC9" ns2:textId="77777777">
       <w:pPr>
         <w:rPr>
           <w:b/>
@@ -5126,7 +5126,7 @@
         <w:t>„Tady už jsi na cestě k octu.“</w:t>
       </w:r>
     </w:p>
-    <w:p>
+    <w:p ns2:paraId="1201F753" ns2:textId="77777777">
       <w:r>
         <w:t>Vysoký podíl startéru / dlouhá fermentace / málo cukru.</w:t>
       </w:r>
@@ -5135,7 +5135,7 @@
         <w:t>Ochutnávej dřív.</w:t>
       </w:r>
     </w:p>
-    <w:p>
+    <w:p ns2:paraId="7079F4CE" ns2:textId="57C77381">
       <w:pPr>
         <w:rPr>
           <w:b/>
@@ -5157,7 +5157,7 @@
         <w:br/>
       </w:r>
     </w:p>
-    <w:p>
+    <w:p ns2:paraId="11B171E2" ns2:textId="328F9F59">
       <w:r>
         <w:lastRenderedPageBreak/>
         <w:t>Výrazně kyselé.</w:t>
@@ -5174,14 +5174,14 @@
         <w:t xml:space="preserve">Případně zapracuj informaci, že je některý z nálevů dobrý použít pro F2 – tedy pro další dokvašení s ovocem, zeleninou… </w:t>
       </w:r>
     </w:p>
-    <w:p>
-      <w:r>
-        <w:pict w14:anchorId="0296C326">
-          <v:rect id="_x0000_i1286" style="width:0;height:1.5pt" o:hralign="center" o:hrstd="t" o:hr="t" fillcolor="#a0a0a0" stroked="f"/>
+    <w:p ns2:paraId="5F6AA612" ns2:textId="77777777">
+      <w:r>
+        <w:pict ns2:anchorId="0296C326">
+          <ns3:rect id="_x0000_i1286" style="width:0;height:1.5pt" ns4:hralign="center" ns4:hrstd="t" ns4:hr="t" fillcolor="#a0a0a0" stroked="f"/>
         </w:pict>
       </w:r>
     </w:p>
-    <w:p>
+    <w:p ns2:paraId="1971D882" ns2:textId="77777777">
       <w:pPr>
         <w:rPr>
           <w:b/>
@@ -5213,7 +5213,7 @@
       </w:r>
       <w:proofErr w:type="spellEnd"/>
     </w:p>
-    <w:p>
+    <w:p ns2:paraId="3F8BB025" ns2:textId="77777777">
       <w:r>
         <w:t xml:space="preserve">Cíl této části: </w:t>
       </w:r>
@@ -5226,14 +5226,14 @@
         <w:t xml:space="preserve"> podle ní vytvoří funkční MVP bez domýšlení pravidel.</w:t>
       </w:r>
     </w:p>
-    <w:p>
-      <w:r>
-        <w:pict w14:anchorId="6CC935D6">
-          <v:rect id="_x0000_i1287" style="width:0;height:1.5pt" o:hralign="center" o:hrstd="t" o:hr="t" fillcolor="#a0a0a0" stroked="f"/>
+    <w:p ns2:paraId="6CF148C4" ns2:textId="77777777">
+      <w:r>
+        <w:pict ns2:anchorId="6CC935D6">
+          <ns3:rect id="_x0000_i1287" style="width:0;height:1.5pt" ns4:hralign="center" ns4:hrstd="t" ns4:hr="t" fillcolor="#a0a0a0" stroked="f"/>
         </w:pict>
       </w:r>
     </w:p>
-    <w:p>
+    <w:p ns2:paraId="7F81726C" ns2:textId="77777777">
       <w:pPr>
         <w:rPr>
           <w:b/>
@@ -5248,12 +5248,12 @@
         <w:t>1. Datový model</w:t>
       </w:r>
     </w:p>
-    <w:p>
+    <w:p ns2:paraId="240F96BE" ns2:textId="77777777">
       <w:r>
         <w:t>Aplikace drží stav minimálně pro tyto hodnoty:</w:t>
       </w:r>
     </w:p>
-    <w:p>
+    <w:p ns2:paraId="0516B418" ns2:textId="77777777">
       <w:pPr>
         <w:numPr>
           <w:ilvl w:val="0"/>
@@ -5272,7 +5272,7 @@
         <w:t xml:space="preserve"> pokus</w:t>
       </w:r>
     </w:p>
-    <w:p>
+    <w:p ns2:paraId="5307B19E" ns2:textId="77777777">
       <w:pPr>
         <w:numPr>
           <w:ilvl w:val="0"/>
@@ -5291,7 +5291,7 @@
         <w:t xml:space="preserve"> jak má být / kyselejší lektvar / startér pro příště / kyselina pro nepřítele</w:t>
       </w:r>
     </w:p>
-    <w:p>
+    <w:p ns2:paraId="6935DD60" ns2:textId="77777777">
       <w:pPr>
         <w:numPr>
           <w:ilvl w:val="0"/>
@@ -5302,7 +5302,7 @@
         <w:t>velikost nádoby v litrech</w:t>
       </w:r>
     </w:p>
-    <w:p>
+    <w:p ns2:paraId="527AAA0E" ns2:textId="77777777">
       <w:pPr>
         <w:numPr>
           <w:ilvl w:val="0"/>
@@ -5313,7 +5313,7 @@
         <w:t>požadované výsledné množství v litrech</w:t>
       </w:r>
     </w:p>
-    <w:p>
+    <w:p ns2:paraId="46DAB06E" ns2:textId="77777777">
       <w:pPr>
         <w:numPr>
           <w:ilvl w:val="0"/>
@@ -5329,7 +5329,7 @@
         <w:t xml:space="preserve"> množství v ml</w:t>
       </w:r>
     </w:p>
-    <w:p>
+    <w:p ns2:paraId="4EAF4187" ns2:textId="77777777">
       <w:pPr>
         <w:numPr>
           <w:ilvl w:val="0"/>
@@ -5345,7 +5345,7 @@
         <w:t xml:space="preserve"> typ: slabý / sladký / běžný / octový / nevím</w:t>
       </w:r>
     </w:p>
-    <w:p>
+    <w:p ns2:paraId="3471C284" ns2:textId="77777777">
       <w:pPr>
         <w:numPr>
           <w:ilvl w:val="0"/>
@@ -5356,7 +5356,7 @@
         <w:t>čaje: pole položek</w:t>
       </w:r>
     </w:p>
-    <w:p>
+    <w:p ns2:paraId="0B402011" ns2:textId="77777777">
       <w:pPr>
         <w:numPr>
           <w:ilvl w:val="1"/>
@@ -5367,7 +5367,7 @@
         <w:t>typ čaje</w:t>
       </w:r>
     </w:p>
-    <w:p>
+    <w:p ns2:paraId="361AE50C" ns2:textId="77777777">
       <w:pPr>
         <w:numPr>
           <w:ilvl w:val="1"/>
@@ -5378,7 +5378,7 @@
         <w:t>hlavní/přídavný čaj</w:t>
       </w:r>
     </w:p>
-    <w:p>
+    <w:p ns2:paraId="40D1D207" ns2:textId="77777777">
       <w:pPr>
         <w:numPr>
           <w:ilvl w:val="1"/>
@@ -5389,7 +5389,7 @@
         <w:t>gramáž g/l</w:t>
       </w:r>
     </w:p>
-    <w:p>
+    <w:p ns2:paraId="4C733A1F" ns2:textId="77777777">
       <w:pPr>
         <w:numPr>
           <w:ilvl w:val="1"/>
@@ -5400,7 +5400,7 @@
         <w:t>objem vody ml</w:t>
       </w:r>
     </w:p>
-    <w:p>
+    <w:p ns2:paraId="7B89A075" ns2:textId="77777777">
       <w:pPr>
         <w:numPr>
           <w:ilvl w:val="0"/>
@@ -5411,7 +5411,7 @@
         <w:t>cukr:</w:t>
       </w:r>
     </w:p>
-    <w:p>
+    <w:p ns2:paraId="69DDA99A" ns2:textId="77777777">
       <w:pPr>
         <w:numPr>
           <w:ilvl w:val="1"/>
@@ -5422,7 +5422,7 @@
         <w:t>buď g/l</w:t>
       </w:r>
     </w:p>
-    <w:p>
+    <w:p ns2:paraId="77C077F2" ns2:textId="77777777">
       <w:pPr>
         <w:numPr>
           <w:ilvl w:val="1"/>
@@ -5433,7 +5433,7 @@
         <w:t>nebo celkové množství cukru v g</w:t>
       </w:r>
     </w:p>
-    <w:p>
+    <w:p ns2:paraId="2DC67A8C" ns2:textId="77777777">
       <w:pPr>
         <w:numPr>
           <w:ilvl w:val="0"/>
@@ -5444,7 +5444,7 @@
         <w:t>placka zapnutá ano/ne</w:t>
       </w:r>
     </w:p>
-    <w:p>
+    <w:p ns2:paraId="32581B9C" ns2:textId="77777777">
       <w:pPr>
         <w:numPr>
           <w:ilvl w:val="0"/>
@@ -5455,7 +5455,7 @@
         <w:t>velikost placky</w:t>
       </w:r>
     </w:p>
-    <w:p>
+    <w:p ns2:paraId="792805D6" ns2:textId="77777777">
       <w:pPr>
         <w:numPr>
           <w:ilvl w:val="0"/>
@@ -5466,7 +5466,7 @@
         <w:t>počet placek</w:t>
       </w:r>
     </w:p>
-    <w:p>
+    <w:p ns2:paraId="0F74DE9A" ns2:textId="77777777">
       <w:pPr>
         <w:numPr>
           <w:ilvl w:val="0"/>
@@ -5477,14 +5477,14 @@
         <w:t>přesná gramáž placky, pokud ji uživatel zadá</w:t>
       </w:r>
     </w:p>
-    <w:p>
-      <w:r>
-        <w:pict w14:anchorId="7E2332F3">
-          <v:rect id="_x0000_i1288" style="width:0;height:1.5pt" o:hralign="center" o:hrstd="t" o:hr="t" fillcolor="#a0a0a0" stroked="f"/>
+    <w:p ns2:paraId="118C772A" ns2:textId="77777777">
+      <w:r>
+        <w:pict ns2:anchorId="7E2332F3">
+          <ns3:rect id="_x0000_i1288" style="width:0;height:1.5pt" ns4:hralign="center" ns4:hrstd="t" ns4:hr="t" fillcolor="#a0a0a0" stroked="f"/>
         </w:pict>
       </w:r>
     </w:p>
-    <w:p>
+    <w:p ns2:paraId="54C44918" ns2:textId="77777777">
       <w:pPr>
         <w:rPr>
           <w:b/>
@@ -5499,12 +5499,12 @@
         <w:t>2. Jednotky</w:t>
       </w:r>
     </w:p>
-    <w:p>
+    <w:p ns2:paraId="0934F876" ns2:textId="77777777">
       <w:r>
         <w:t>Používat jednotky konzistentně:</w:t>
       </w:r>
     </w:p>
-    <w:p>
+    <w:p ns2:paraId="502C7912" ns2:textId="77777777">
       <w:pPr>
         <w:numPr>
           <w:ilvl w:val="0"/>
@@ -5516,7 +5516,7 @@
         <w:t>nádoba: litry</w:t>
       </w:r>
     </w:p>
-    <w:p>
+    <w:p ns2:paraId="552D75D7" ns2:textId="77777777">
       <w:pPr>
         <w:numPr>
           <w:ilvl w:val="0"/>
@@ -5535,7 +5535,7 @@
         <w:t>: litry</w:t>
       </w:r>
     </w:p>
-    <w:p>
+    <w:p ns2:paraId="4C0E8BD3" ns2:textId="77777777">
       <w:pPr>
         <w:numPr>
           <w:ilvl w:val="0"/>
@@ -5546,7 +5546,7 @@
         <w:t>startér: ml</w:t>
       </w:r>
     </w:p>
-    <w:p>
+    <w:p ns2:paraId="65170BDF" ns2:textId="77777777">
       <w:pPr>
         <w:numPr>
           <w:ilvl w:val="0"/>
@@ -5557,7 +5557,7 @@
         <w:t>voda pro čaj: ml nebo l podle kontextu</w:t>
       </w:r>
     </w:p>
-    <w:p>
+    <w:p ns2:paraId="402F4B45" ns2:textId="77777777">
       <w:pPr>
         <w:numPr>
           <w:ilvl w:val="0"/>
@@ -5568,7 +5568,7 @@
         <w:t>cukr: g/l nebo celkové g</w:t>
       </w:r>
     </w:p>
-    <w:p>
+    <w:p ns2:paraId="71676710" ns2:textId="77777777">
       <w:pPr>
         <w:numPr>
           <w:ilvl w:val="0"/>
@@ -5579,17 +5579,17 @@
         <w:t>čaj: g/l a celkové g</w:t>
       </w:r>
     </w:p>
-    <w:p>
+    <w:p ns2:paraId="26E9B837" ns2:textId="77777777">
       <w:r>
         <w:t>Přepočty:</w:t>
       </w:r>
     </w:p>
-    <w:p>
+    <w:p ns2:paraId="6F4CE2EE" ns2:textId="77777777">
       <w:r>
         <w:t>1 l = 1000 ml</w:t>
       </w:r>
     </w:p>
-    <w:p>
+    <w:p ns2:paraId="73AAB334" ns2:textId="77777777">
       <w:proofErr w:type="spellStart"/>
       <w:r>
         <w:t>starter_l</w:t>
@@ -5607,7 +5607,7 @@
         <w:t xml:space="preserve"> / 1000</w:t>
       </w:r>
     </w:p>
-    <w:p>
+    <w:p ns2:paraId="76A9BDB6" ns2:textId="77777777">
       <w:proofErr w:type="spellStart"/>
       <w:r>
         <w:t>voda_l</w:t>
@@ -5625,14 +5625,14 @@
         <w:t xml:space="preserve"> / 1000</w:t>
       </w:r>
     </w:p>
-    <w:p>
-      <w:r>
-        <w:pict w14:anchorId="27668DE3">
-          <v:rect id="_x0000_i1289" style="width:0;height:1.5pt" o:hralign="center" o:hrstd="t" o:hr="t" fillcolor="#a0a0a0" stroked="f"/>
+    <w:p ns2:paraId="68DFD7A4" ns2:textId="77777777">
+      <w:r>
+        <w:pict ns2:anchorId="27668DE3">
+          <ns3:rect id="_x0000_i1289" style="width:0;height:1.5pt" ns4:hralign="center" ns4:hrstd="t" ns4:hr="t" fillcolor="#a0a0a0" stroked="f"/>
         </w:pict>
       </w:r>
     </w:p>
-    <w:p>
+    <w:p ns2:paraId="6E609766" ns2:textId="77777777">
       <w:pPr>
         <w:rPr>
           <w:b/>
@@ -5647,12 +5647,12 @@
         <w:t>3. Zaokrouhlování výsledků</w:t>
       </w:r>
     </w:p>
-    <w:p>
+    <w:p ns2:paraId="0A9D28AE" ns2:textId="77777777">
       <w:r>
         <w:t>Výsledky se mají zobrazovat kuchyňsky použitelně, ne laboratorně.</w:t>
       </w:r>
     </w:p>
-    <w:p>
+    <w:p ns2:paraId="4A2E622B" ns2:textId="17F4161E">
       <w:pPr>
         <w:numPr>
           <w:ilvl w:val="0"/>
@@ -5663,7 +5663,7 @@
         <w:t>litry: na 1 desetinná místa</w:t>
       </w:r>
     </w:p>
-    <w:p>
+    <w:p ns2:paraId="7078E5FB" ns2:textId="77777777">
       <w:pPr>
         <w:numPr>
           <w:ilvl w:val="0"/>
@@ -5674,7 +5674,7 @@
         <w:t>ml: zaokrouhlit na celé desítky ml</w:t>
       </w:r>
     </w:p>
-    <w:p>
+    <w:p ns2:paraId="691BD0A2" ns2:textId="77777777">
       <w:pPr>
         <w:numPr>
           <w:ilvl w:val="0"/>
@@ -5685,7 +5685,7 @@
         <w:t>cukr: zaokrouhlit na celé gramy nebo na 5 g</w:t>
       </w:r>
     </w:p>
-    <w:p>
+    <w:p ns2:paraId="6B1FB9D4" ns2:textId="77777777">
       <w:pPr>
         <w:numPr>
           <w:ilvl w:val="0"/>
@@ -5696,12 +5696,12 @@
         <w:t>čaj: zaokrouhlit na 0,5 g nebo celé gramy</w:t>
       </w:r>
     </w:p>
-    <w:p>
+    <w:p ns2:paraId="3B28F832" ns2:textId="77777777">
       <w:r>
         <w:t>Nepoužívat výstupy typu:</w:t>
       </w:r>
     </w:p>
-    <w:p>
+    <w:p ns2:paraId="2DC66B82" ns2:textId="77777777">
       <w:r>
         <w:rPr>
           <w:b/>
@@ -5710,12 +5710,12 @@
         <w:t>167,384 g cukru</w:t>
       </w:r>
     </w:p>
-    <w:p>
+    <w:p ns2:paraId="30172FCC" ns2:textId="77777777">
       <w:r>
         <w:t>Použít spíš:</w:t>
       </w:r>
     </w:p>
-    <w:p>
+    <w:p ns2:paraId="04916939" ns2:textId="77777777">
       <w:r>
         <w:rPr>
           <w:b/>
@@ -5724,14 +5724,14 @@
         <w:t>cca 165–170 g cukru</w:t>
       </w:r>
     </w:p>
-    <w:p>
-      <w:r>
-        <w:pict w14:anchorId="245E0FD0">
-          <v:rect id="_x0000_i1290" style="width:0;height:1.5pt" o:hralign="center" o:hrstd="t" o:hr="t" fillcolor="#a0a0a0" stroked="f"/>
+    <w:p ns2:paraId="6208B38B" ns2:textId="77777777">
+      <w:r>
+        <w:pict ns2:anchorId="245E0FD0">
+          <ns3:rect id="_x0000_i1290" style="width:0;height:1.5pt" ns4:hralign="center" ns4:hrstd="t" ns4:hr="t" fillcolor="#a0a0a0" stroked="f"/>
         </w:pict>
       </w:r>
     </w:p>
-    <w:p>
+    <w:p ns2:paraId="02DCBF14" ns2:textId="77777777">
       <w:pPr>
         <w:rPr>
           <w:b/>
@@ -5746,12 +5746,12 @@
         <w:t>4. Defaultní hodnoty</w:t>
       </w:r>
     </w:p>
-    <w:p>
+    <w:p ns2:paraId="699B2519" ns2:textId="77777777">
       <w:r>
         <w:t>Pokud uživatel něco neví, aplikace nabídne bezpečný default:</w:t>
       </w:r>
     </w:p>
-    <w:p>
+    <w:p ns2:paraId="7FEB312F" ns2:textId="77777777">
       <w:pPr>
         <w:numPr>
           <w:ilvl w:val="0"/>
@@ -5762,7 +5762,7 @@
         <w:t>nádoba: 3 l</w:t>
       </w:r>
     </w:p>
-    <w:p>
+    <w:p ns2:paraId="7CCAC7A4" ns2:textId="77777777">
       <w:pPr>
         <w:numPr>
           <w:ilvl w:val="0"/>
@@ -5773,7 +5773,7 @@
         <w:t>pracovní objem: 90 % nádoby</w:t>
       </w:r>
     </w:p>
-    <w:p>
+    <w:p ns2:paraId="0A59CA41" ns2:textId="77777777">
       <w:pPr>
         <w:numPr>
           <w:ilvl w:val="0"/>
@@ -5789,7 +5789,7 @@
         <w:t>, pokud uživatel neví: 12–15 % pracovního objemu</w:t>
       </w:r>
     </w:p>
-    <w:p>
+    <w:p ns2:paraId="31B0D3D7" ns2:textId="77777777">
       <w:pPr>
         <w:numPr>
           <w:ilvl w:val="0"/>
@@ -5800,7 +5800,7 @@
         <w:t>cukr: 60–70 g/l</w:t>
       </w:r>
     </w:p>
-    <w:p>
+    <w:p ns2:paraId="67BBA9BB" ns2:textId="77777777">
       <w:pPr>
         <w:numPr>
           <w:ilvl w:val="0"/>
@@ -5811,7 +5811,7 @@
         <w:t>černý čaj: 6 g/l</w:t>
       </w:r>
     </w:p>
-    <w:p>
+    <w:p ns2:paraId="256B67D7" ns2:textId="77777777">
       <w:pPr>
         <w:numPr>
           <w:ilvl w:val="0"/>
@@ -5822,7 +5822,7 @@
         <w:t>zelený čaj: 5 g/l</w:t>
       </w:r>
     </w:p>
-    <w:p>
+    <w:p ns2:paraId="247B7514" ns2:textId="77777777">
       <w:pPr>
         <w:numPr>
           <w:ilvl w:val="0"/>
@@ -5833,7 +5833,7 @@
         <w:t>bílý čaj: 5 g/l</w:t>
       </w:r>
     </w:p>
-    <w:p>
+    <w:p ns2:paraId="2F474F2B" ns2:textId="77777777">
       <w:pPr>
         <w:numPr>
           <w:ilvl w:val="0"/>
@@ -5850,7 +5850,7 @@
         <w:t>: 6 g/l</w:t>
       </w:r>
     </w:p>
-    <w:p>
+    <w:p ns2:paraId="5DB4E25C" ns2:textId="77777777">
       <w:pPr>
         <w:numPr>
           <w:ilvl w:val="0"/>
@@ -5861,7 +5861,7 @@
         <w:t>rooibos: 6 g/l, ale spíš jako přídavný čaj</w:t>
       </w:r>
     </w:p>
-    <w:p>
+    <w:p ns2:paraId="7F5CD708" ns2:textId="77777777">
       <w:pPr>
         <w:numPr>
           <w:ilvl w:val="0"/>
@@ -5872,7 +5872,7 @@
         <w:t>ibišek: 3 g/l, spíš přídavný čaj</w:t>
       </w:r>
     </w:p>
-    <w:p>
+    <w:p ns2:paraId="27B25887" ns2:textId="77777777">
       <w:pPr>
         <w:numPr>
           <w:ilvl w:val="0"/>
@@ -5883,14 +5883,14 @@
         <w:t>ovocný/bylinný: přídavný čaj, ne hlavní zdroj pro SCOBY</w:t>
       </w:r>
     </w:p>
-    <w:p>
-      <w:r>
-        <w:pict w14:anchorId="479169F1">
-          <v:rect id="_x0000_i1291" style="width:0;height:1.5pt" o:hralign="center" o:hrstd="t" o:hr="t" fillcolor="#a0a0a0" stroked="f"/>
+    <w:p ns2:paraId="7FFAE804" ns2:textId="77777777">
+      <w:r>
+        <w:pict ns2:anchorId="479169F1">
+          <ns3:rect id="_x0000_i1291" style="width:0;height:1.5pt" ns4:hralign="center" ns4:hrstd="t" ns4:hr="t" fillcolor="#a0a0a0" stroked="f"/>
         </w:pict>
       </w:r>
     </w:p>
-    <w:p>
+    <w:p ns2:paraId="57A3CB67" ns2:textId="77777777">
       <w:pPr>
         <w:rPr>
           <w:b/>
@@ -5930,12 +5930,12 @@
       </w:r>
       <w:proofErr w:type="spellEnd"/>
     </w:p>
-    <w:p>
+    <w:p ns2:paraId="41BF0243" ns2:textId="77777777">
       <w:r>
         <w:t>Aplikace průběžně hlídá:</w:t>
       </w:r>
     </w:p>
-    <w:p>
+    <w:p ns2:paraId="57C6A7FE" ns2:textId="77777777">
       <w:pPr>
         <w:numPr>
           <w:ilvl w:val="0"/>
@@ -5946,7 +5946,7 @@
         <w:t>velikost nádoby musí být větší než 0</w:t>
       </w:r>
     </w:p>
-    <w:p>
+    <w:p ns2:paraId="7B27AB70" ns2:textId="77777777">
       <w:pPr>
         <w:numPr>
           <w:ilvl w:val="0"/>
@@ -5957,7 +5957,7 @@
         <w:t>požadované množství musí být větší než 0</w:t>
       </w:r>
     </w:p>
-    <w:p>
+    <w:p ns2:paraId="3BE8E4AB" ns2:textId="77777777">
       <w:pPr>
         <w:numPr>
           <w:ilvl w:val="0"/>
@@ -5968,7 +5968,7 @@
         <w:t>nesmí být současně aktivní nádoba i požadované množství bez jasné priority</w:t>
       </w:r>
     </w:p>
-    <w:p>
+    <w:p ns2:paraId="70994D0F" ns2:textId="77777777">
       <w:pPr>
         <w:numPr>
           <w:ilvl w:val="0"/>
@@ -5984,7 +5984,7 @@
         <w:t xml:space="preserve"> nesmí být větší než pracovní objem</w:t>
       </w:r>
     </w:p>
-    <w:p>
+    <w:p ns2:paraId="442E2997" ns2:textId="77777777">
       <w:pPr>
         <w:numPr>
           <w:ilvl w:val="0"/>
@@ -6003,7 +6003,7 @@
         <w:t xml:space="preserve"> nesmí výrazně přesáhnout pracovní objem</w:t>
       </w:r>
     </w:p>
-    <w:p>
+    <w:p ns2:paraId="39FE6A7C" ns2:textId="77777777">
       <w:pPr>
         <w:numPr>
           <w:ilvl w:val="0"/>
@@ -6014,7 +6014,7 @@
         <w:t>pokud součet vody a startéru přesáhne pracovní objem o více než 5 %, zobrazit varování</w:t>
       </w:r>
     </w:p>
-    <w:p>
+    <w:p ns2:paraId="7047EEB6" ns2:textId="77777777">
       <w:pPr>
         <w:numPr>
           <w:ilvl w:val="0"/>
@@ -6025,7 +6025,7 @@
         <w:t>pokud součet vody a startéru přesáhne fyzickou velikost nádoby, zablokovat výpočet</w:t>
       </w:r>
     </w:p>
-    <w:p>
+    <w:p ns2:paraId="129DA9E4" ns2:textId="77777777">
       <w:pPr>
         <w:numPr>
           <w:ilvl w:val="0"/>
@@ -6036,7 +6036,7 @@
         <w:t>pokud není vybraný žádný čaj, zablokovat výpočet</w:t>
       </w:r>
     </w:p>
-    <w:p>
+    <w:p ns2:paraId="458B475A" ns2:textId="77777777">
       <w:pPr>
         <w:numPr>
           <w:ilvl w:val="0"/>
@@ -6047,7 +6047,7 @@
         <w:t>pokud je vybraný pouze přídavný čaj, zobrazit varování</w:t>
       </w:r>
     </w:p>
-    <w:p>
+    <w:p ns2:paraId="0B3D1207" ns2:textId="77777777">
       <w:pPr>
         <w:numPr>
           <w:ilvl w:val="0"/>
@@ -6058,7 +6058,7 @@
         <w:t>pokud cukr = 0, zobrazit varování</w:t>
       </w:r>
     </w:p>
-    <w:p>
+    <w:p ns2:paraId="40E95136" ns2:textId="77777777">
       <w:pPr>
         <w:numPr>
           <w:ilvl w:val="0"/>
@@ -6069,7 +6069,7 @@
         <w:t>pokud cukr chybí, použít default 60–70 g/l</w:t>
       </w:r>
     </w:p>
-    <w:p>
+    <w:p ns2:paraId="51DD6712" ns2:textId="77777777">
       <w:pPr>
         <w:numPr>
           <w:ilvl w:val="0"/>
@@ -6080,7 +6080,7 @@
         <w:t>pokud gramáž čaje chybí, použít default podle typu čaje</w:t>
       </w:r>
     </w:p>
-    <w:p>
+    <w:p ns2:paraId="35C8114E" ns2:textId="77777777">
       <w:pPr>
         <w:numPr>
           <w:ilvl w:val="0"/>
@@ -6091,7 +6091,7 @@
         <w:t>pokud objem vody u čajů chybí, rozdělit automaticky podle zvolených čajů</w:t>
       </w:r>
     </w:p>
-    <w:p>
+    <w:p ns2:paraId="574CA92A" ns2:textId="77777777">
       <w:proofErr w:type="spellStart"/>
       <w:r>
         <w:t>Mikrocopy</w:t>
@@ -6101,7 +6101,7 @@
         <w:t xml:space="preserve"> při chybě:</w:t>
       </w:r>
     </w:p>
-    <w:p>
+    <w:p ns2:paraId="33028334" ns2:textId="00D1AD41">
       <w:r>
         <w:rPr>
           <w:b/>
@@ -6133,14 +6133,14 @@
         <w:t>.“</w:t>
       </w:r>
     </w:p>
-    <w:p>
-      <w:r>
-        <w:pict w14:anchorId="309A120D">
-          <v:rect id="_x0000_i1292" style="width:0;height:1.5pt" o:hralign="center" o:hrstd="t" o:hr="t" fillcolor="#a0a0a0" stroked="f"/>
+    <w:p ns2:paraId="02703EA8" ns2:textId="77777777">
+      <w:r>
+        <w:pict ns2:anchorId="309A120D">
+          <ns3:rect id="_x0000_i1292" style="width:0;height:1.5pt" ns4:hralign="center" ns4:hrstd="t" ns4:hr="t" fillcolor="#a0a0a0" stroked="f"/>
         </w:pict>
       </w:r>
     </w:p>
-    <w:p>
+    <w:p ns2:paraId="27206190" ns2:textId="77777777">
       <w:pPr>
         <w:rPr>
           <w:b/>
@@ -6155,12 +6155,12 @@
         <w:t>6. Hodnocení cukru</w:t>
       </w:r>
     </w:p>
-    <w:p>
+    <w:p ns2:paraId="204BA370" ns2:textId="77777777">
       <w:r>
         <w:t>Pokud cukr &lt; 50 g/l:</w:t>
       </w:r>
     </w:p>
-    <w:p>
+    <w:p ns2:paraId="10C9CD2B" ns2:textId="77777777">
       <w:pPr>
         <w:numPr>
           <w:ilvl w:val="0"/>
@@ -6171,7 +6171,7 @@
         <w:t>status = smutný smajlík</w:t>
       </w:r>
     </w:p>
-    <w:p>
+    <w:p ns2:paraId="28D0970E" ns2:textId="77777777">
       <w:pPr>
         <w:numPr>
           <w:ilvl w:val="0"/>
@@ -6189,7 +6189,7 @@
         <w:t>„SCOBY na dietě, bude mít hlad.“</w:t>
       </w:r>
     </w:p>
-    <w:p>
+    <w:p ns2:paraId="653FC2E9" ns2:textId="77777777">
       <w:pPr>
         <w:numPr>
           <w:ilvl w:val="0"/>
@@ -6200,12 +6200,12 @@
         <w:t>reálný dopad = méně sladké, rychlejší kyselost, slabší fermentace</w:t>
       </w:r>
     </w:p>
-    <w:p>
+    <w:p ns2:paraId="5A2541C7" ns2:textId="77777777">
       <w:r>
         <w:t>Pokud cukr 50–80 g/l:</w:t>
       </w:r>
     </w:p>
-    <w:p>
+    <w:p ns2:paraId="62596707" ns2:textId="77777777">
       <w:pPr>
         <w:numPr>
           <w:ilvl w:val="0"/>
@@ -6216,7 +6216,7 @@
         <w:t>status = spokojený smajlík</w:t>
       </w:r>
     </w:p>
-    <w:p>
+    <w:p ns2:paraId="1AD25B6D" ns2:textId="77777777">
       <w:pPr>
         <w:numPr>
           <w:ilvl w:val="0"/>
@@ -6234,7 +6234,7 @@
         <w:t>„SCOBY si bude spokojeně pomlaskávat.“</w:t>
       </w:r>
     </w:p>
-    <w:p>
+    <w:p ns2:paraId="130A1CF2" ns2:textId="77777777">
       <w:pPr>
         <w:numPr>
           <w:ilvl w:val="0"/>
@@ -6246,12 +6246,12 @@
         <w:t>reálný dopad = bezpečné množství, dobrý základ pro vyváženou chuť</w:t>
       </w:r>
     </w:p>
-    <w:p>
+    <w:p ns2:paraId="06053A2C" ns2:textId="77777777">
       <w:r>
         <w:t>Pokud cukr &gt; 80 g/l:</w:t>
       </w:r>
     </w:p>
-    <w:p>
+    <w:p ns2:paraId="11955DB0" ns2:textId="77777777">
       <w:pPr>
         <w:numPr>
           <w:ilvl w:val="0"/>
@@ -6262,7 +6262,7 @@
         <w:t>status = vyděšený smajlík</w:t>
       </w:r>
     </w:p>
-    <w:p>
+    <w:p ns2:paraId="2A37E927" ns2:textId="77777777">
       <w:pPr>
         <w:numPr>
           <w:ilvl w:val="0"/>
@@ -6280,7 +6280,7 @@
         <w:t>„SCOBY dostane cukrovku.“</w:t>
       </w:r>
     </w:p>
-    <w:p>
+    <w:p ns2:paraId="3DF84A32" ns2:textId="77777777">
       <w:pPr>
         <w:numPr>
           <w:ilvl w:val="0"/>
@@ -6299,14 +6299,14 @@
         <w:t>, fermentace může být divočejší</w:t>
       </w:r>
     </w:p>
-    <w:p>
-      <w:r>
-        <w:pict w14:anchorId="21B34BD9">
-          <v:rect id="_x0000_i1293" style="width:0;height:1.5pt" o:hralign="center" o:hrstd="t" o:hr="t" fillcolor="#a0a0a0" stroked="f"/>
+    <w:p ns2:paraId="79432F83" ns2:textId="77777777">
+      <w:r>
+        <w:pict ns2:anchorId="21B34BD9">
+          <ns3:rect id="_x0000_i1293" style="width:0;height:1.5pt" ns4:hralign="center" ns4:hrstd="t" ns4:hr="t" fillcolor="#a0a0a0" stroked="f"/>
         </w:pict>
       </w:r>
     </w:p>
-    <w:p>
+    <w:p ns2:paraId="21829C25" ns2:textId="77777777">
       <w:pPr>
         <w:rPr>
           <w:b/>
@@ -6321,12 +6321,12 @@
         <w:t>7. Hodnocení čaje</w:t>
       </w:r>
     </w:p>
-    <w:p>
+    <w:p ns2:paraId="2AACEC1E" ns2:textId="77777777">
       <w:r>
         <w:t>Podle gramáže čaje zobrazit hlášku:</w:t>
       </w:r>
     </w:p>
-    <w:p>
+    <w:p ns2:paraId="46EB08F9" ns2:textId="77777777">
       <w:pPr>
         <w:rPr>
           <w:b/>
@@ -6341,7 +6341,7 @@
         <w:t>nízká gramáž</w:t>
       </w:r>
     </w:p>
-    <w:p>
+    <w:p ns2:paraId="41C41CA3" ns2:textId="77777777">
       <w:r>
         <w:rPr>
           <w:b/>
@@ -6378,7 +6378,7 @@
         <w:t>.</w:t>
       </w:r>
     </w:p>
-    <w:p>
+    <w:p ns2:paraId="1B8B6D70" ns2:textId="77777777">
       <w:pPr>
         <w:rPr>
           <w:b/>
@@ -6393,7 +6393,7 @@
         <w:t>střední gramáž</w:t>
       </w:r>
     </w:p>
-    <w:p>
+    <w:p ns2:paraId="4EF21B75" ns2:textId="77777777">
       <w:r>
         <w:rPr>
           <w:b/>
@@ -6406,7 +6406,7 @@
         <w:t>Bezpečný základ, běžná chuť.</w:t>
       </w:r>
     </w:p>
-    <w:p>
+    <w:p ns2:paraId="39143311" ns2:textId="77777777">
       <w:pPr>
         <w:rPr>
           <w:b/>
@@ -6421,7 +6421,7 @@
         <w:t>vyšší gramáž</w:t>
       </w:r>
     </w:p>
-    <w:p>
+    <w:p ns2:paraId="56F7EBAA" ns2:textId="77777777">
       <w:r>
         <w:rPr>
           <w:b/>
@@ -6434,7 +6434,7 @@
         <w:t>Výrazná chuť, víc těla, možná lehká trpkost.</w:t>
       </w:r>
     </w:p>
-    <w:p>
+    <w:p ns2:paraId="0018C675" ns2:textId="77777777">
       <w:pPr>
         <w:rPr>
           <w:b/>
@@ -6449,7 +6449,7 @@
         <w:t>extrémní gramáž</w:t>
       </w:r>
     </w:p>
-    <w:p>
+    <w:p ns2:paraId="518226FB" ns2:textId="77777777">
       <w:r>
         <w:rPr>
           <w:b/>
@@ -6462,14 +6462,14 @@
         <w:t>Velmi silné, trpké, dominantní.</w:t>
       </w:r>
     </w:p>
-    <w:p>
-      <w:r>
-        <w:pict w14:anchorId="7671967A">
-          <v:rect id="_x0000_i1294" style="width:0;height:1.5pt" o:hralign="center" o:hrstd="t" o:hr="t" fillcolor="#a0a0a0" stroked="f"/>
+    <w:p ns2:paraId="091E5909" ns2:textId="77777777">
+      <w:r>
+        <w:pict ns2:anchorId="7671967A">
+          <ns3:rect id="_x0000_i1294" style="width:0;height:1.5pt" ns4:hralign="center" ns4:hrstd="t" ns4:hr="t" fillcolor="#a0a0a0" stroked="f"/>
         </w:pict>
       </w:r>
     </w:p>
-    <w:p>
+    <w:p ns2:paraId="6C4A53F5" ns2:textId="77777777">
       <w:pPr>
         <w:rPr>
           <w:b/>
@@ -6493,7 +6493,7 @@
       </w:r>
       <w:proofErr w:type="spellEnd"/>
     </w:p>
-    <w:p>
+    <w:p ns2:paraId="7A83C5DA" ns2:textId="77777777">
       <w:pPr>
         <w:rPr>
           <w:b/>
@@ -6517,7 +6517,7 @@
       </w:r>
       <w:proofErr w:type="spellEnd"/>
     </w:p>
-    <w:p>
+    <w:p ns2:paraId="2C4A331C" ns2:textId="77777777">
       <w:r>
         <w:rPr>
           <w:b/>
@@ -6530,7 +6530,7 @@
         <w:t>Ochutnávat od 4.–5. dne.</w:t>
       </w:r>
     </w:p>
-    <w:p>
+    <w:p ns2:paraId="359776D7" ns2:textId="77777777">
       <w:pPr>
         <w:rPr>
           <w:b/>
@@ -6554,7 +6554,7 @@
       </w:r>
       <w:proofErr w:type="spellEnd"/>
     </w:p>
-    <w:p>
+    <w:p ns2:paraId="0EB6DC64" ns2:textId="77777777">
       <w:r>
         <w:rPr>
           <w:b/>
@@ -6583,7 +6583,7 @@
         <w:t>Počítat s pomalejší fermentací a sledovat, jestli se rozjede.</w:t>
       </w:r>
     </w:p>
-    <w:p>
+    <w:p ns2:paraId="1831AA58" ns2:textId="77777777">
       <w:pPr>
         <w:rPr>
           <w:b/>
@@ -6607,7 +6607,7 @@
       </w:r>
       <w:proofErr w:type="spellEnd"/>
     </w:p>
-    <w:p>
+    <w:p ns2:paraId="4460A66B" ns2:textId="77777777">
       <w:r>
         <w:rPr>
           <w:b/>
@@ -6620,7 +6620,7 @@
         <w:t>Ochutnávat od 3.–4. dne.</w:t>
       </w:r>
     </w:p>
-    <w:p>
+    <w:p ns2:paraId="4ADD3668" ns2:textId="77777777">
       <w:pPr>
         <w:rPr>
           <w:b/>
@@ -6644,7 +6644,7 @@
       </w:r>
       <w:proofErr w:type="spellEnd"/>
     </w:p>
-    <w:p>
+    <w:p ns2:paraId="237CFDF6" ns2:textId="77777777">
       <w:r>
         <w:rPr>
           <w:b/>
@@ -6657,15 +6657,15 @@
         <w:t>Ochutnávat od 2.–3. dne.</w:t>
       </w:r>
     </w:p>
-    <w:p>
+    <w:p ns2:paraId="0D279977" ns2:textId="77777777">
       <w:r>
         <w:lastRenderedPageBreak/>
-        <w:pict w14:anchorId="7EA6AD91">
-          <v:rect id="_x0000_i1295" style="width:0;height:1.5pt" o:hralign="center" o:hrstd="t" o:hr="t" fillcolor="#a0a0a0" stroked="f"/>
+        <w:pict ns2:anchorId="7EA6AD91">
+          <ns3:rect id="_x0000_i1295" style="width:0;height:1.5pt" ns4:hralign="center" ns4:hrstd="t" ns4:hr="t" fillcolor="#a0a0a0" stroked="f"/>
         </w:pict>
       </w:r>
     </w:p>
-    <w:p>
+    <w:p ns2:paraId="43372E91" ns2:textId="77777777">
       <w:pPr>
         <w:rPr>
           <w:b/>
@@ -6680,12 +6680,12 @@
         <w:t>9. Hodnocení placky</w:t>
       </w:r>
     </w:p>
-    <w:p>
+    <w:p ns2:paraId="37023D54" ns2:textId="77777777">
       <w:r>
         <w:t>Placka je volitelná a nemá blokovat výpočet.</w:t>
       </w:r>
     </w:p>
-    <w:p>
+    <w:p ns2:paraId="6BF79262" ns2:textId="77777777">
       <w:proofErr w:type="spellStart"/>
       <w:r>
         <w:t>Scoring</w:t>
@@ -6695,7 +6695,7 @@
         <w:t>:</w:t>
       </w:r>
     </w:p>
-    <w:p>
+    <w:p ns2:paraId="13B7B5C3" ns2:textId="77777777">
       <w:pPr>
         <w:numPr>
           <w:ilvl w:val="0"/>
@@ -6714,7 +6714,7 @@
         <w:t xml:space="preserve"> = 0.5 bodu</w:t>
       </w:r>
     </w:p>
-    <w:p>
+    <w:p ns2:paraId="09C4AC92" ns2:textId="77777777">
       <w:pPr>
         <w:numPr>
           <w:ilvl w:val="0"/>
@@ -6725,7 +6725,7 @@
         <w:t>akorát do dlaně = 1 bod</w:t>
       </w:r>
     </w:p>
-    <w:p>
+    <w:p ns2:paraId="591D0F64" ns2:textId="77777777">
       <w:pPr>
         <w:numPr>
           <w:ilvl w:val="0"/>
@@ -6736,7 +6736,7 @@
         <w:t>klasická palačinka = 1.5 bodu</w:t>
       </w:r>
     </w:p>
-    <w:p>
+    <w:p ns2:paraId="4AE44B91" ns2:textId="77777777">
       <w:pPr>
         <w:numPr>
           <w:ilvl w:val="0"/>
@@ -6747,7 +6747,7 @@
         <w:t>kolo od traktoru = 2 body</w:t>
       </w:r>
     </w:p>
-    <w:p>
+    <w:p ns2:paraId="3333C428" ns2:textId="77777777">
       <w:proofErr w:type="spellStart"/>
       <w:r>
         <w:t>síla_placky</w:t>
@@ -6757,12 +6757,12 @@
         <w:t xml:space="preserve"> = velikost × počet</w:t>
       </w:r>
     </w:p>
-    <w:p>
+    <w:p ns2:paraId="63F8FB23" ns2:textId="77777777">
       <w:r>
         <w:t>Hlášky:</w:t>
       </w:r>
     </w:p>
-    <w:p>
+    <w:p ns2:paraId="61C747ED" ns2:textId="77777777">
       <w:pPr>
         <w:rPr>
           <w:b/>
@@ -6777,7 +6777,7 @@
         <w:t>málo</w:t>
       </w:r>
     </w:p>
-    <w:p>
+    <w:p ns2:paraId="351F439D" ns2:textId="77777777">
       <w:r>
         <w:rPr>
           <w:b/>
@@ -6790,7 +6790,7 @@
         <w:t>Doporučení: přidej placku nebo víc kvalitního startéru.</w:t>
       </w:r>
     </w:p>
-    <w:p>
+    <w:p ns2:paraId="0B71A2D3" ns2:textId="77777777">
       <w:pPr>
         <w:rPr>
           <w:b/>
@@ -6805,7 +6805,7 @@
         <w:t>akorát</w:t>
       </w:r>
     </w:p>
-    <w:p>
+    <w:p ns2:paraId="21802264" ns2:textId="77777777">
       <w:r>
         <w:rPr>
           <w:b/>
@@ -6818,7 +6818,7 @@
         <w:t>Bez zásahu.</w:t>
       </w:r>
     </w:p>
-    <w:p>
+    <w:p ns2:paraId="4BB41079" ns2:textId="77777777">
       <w:pPr>
         <w:rPr>
           <w:b/>
@@ -6833,7 +6833,7 @@
         <w:t>moc</w:t>
       </w:r>
     </w:p>
-    <w:p>
+    <w:p ns2:paraId="55E8C9FF" ns2:textId="77777777">
       <w:r>
         <w:rPr>
           <w:b/>
@@ -6846,14 +6846,14 @@
         <w:t>Placka zabírá místo, ale hlavní síla je stejně ve startéru.</w:t>
       </w:r>
     </w:p>
-    <w:p>
-      <w:r>
-        <w:pict w14:anchorId="5B5D9F91">
-          <v:rect id="_x0000_i1296" style="width:0;height:1.5pt" o:hralign="center" o:hrstd="t" o:hr="t" fillcolor="#a0a0a0" stroked="f"/>
+    <w:p ns2:paraId="5E9A25E2" ns2:textId="77777777">
+      <w:r>
+        <w:pict ns2:anchorId="5B5D9F91">
+          <ns3:rect id="_x0000_i1296" style="width:0;height:1.5pt" ns4:hralign="center" ns4:hrstd="t" ns4:hr="t" fillcolor="#a0a0a0" stroked="f"/>
         </w:pict>
       </w:r>
     </w:p>
-    <w:p>
+    <w:p ns2:paraId="5AAC3EAB" ns2:textId="77777777">
       <w:pPr>
         <w:rPr>
           <w:b/>
@@ -6868,12 +6868,12 @@
         <w:t>10. Predikce výsledku</w:t>
       </w:r>
     </w:p>
-    <w:p>
+    <w:p ns2:paraId="1CED11B8" ns2:textId="77777777">
       <w:r>
         <w:t>Aplikace složí predikci z kombinace:</w:t>
       </w:r>
     </w:p>
-    <w:p>
+    <w:p ns2:paraId="4DCD9363" ns2:textId="77777777">
       <w:pPr>
         <w:numPr>
           <w:ilvl w:val="0"/>
@@ -6889,7 +6889,7 @@
       </w:r>
       <w:proofErr w:type="spellEnd"/>
     </w:p>
-    <w:p>
+    <w:p ns2:paraId="629C2B1C" ns2:textId="77777777">
       <w:pPr>
         <w:numPr>
           <w:ilvl w:val="0"/>
@@ -6905,7 +6905,7 @@
       </w:r>
       <w:proofErr w:type="spellEnd"/>
     </w:p>
-    <w:p>
+    <w:p ns2:paraId="1C2EAB77" ns2:textId="77777777">
       <w:pPr>
         <w:numPr>
           <w:ilvl w:val="0"/>
@@ -6916,7 +6916,7 @@
         <w:t>cukr</w:t>
       </w:r>
     </w:p>
-    <w:p>
+    <w:p ns2:paraId="4574A2FC" ns2:textId="77777777">
       <w:pPr>
         <w:numPr>
           <w:ilvl w:val="0"/>
@@ -6927,7 +6927,7 @@
         <w:t>síla čaje</w:t>
       </w:r>
     </w:p>
-    <w:p>
+    <w:p ns2:paraId="269D8493" ns2:textId="77777777">
       <w:pPr>
         <w:numPr>
           <w:ilvl w:val="0"/>
@@ -6938,12 +6938,12 @@
         <w:t>cílový výsledek</w:t>
       </w:r>
     </w:p>
-    <w:p>
+    <w:p ns2:paraId="03F3CBE1" ns2:textId="77777777">
       <w:r>
         <w:t>Příklady výstupních hlášek:</w:t>
       </w:r>
     </w:p>
-    <w:p>
+    <w:p ns2:paraId="3AE12D5D" ns2:textId="77777777">
       <w:r>
         <w:rPr>
           <w:b/>
@@ -6988,7 +6988,7 @@
         <w:t>Moc sladké / málo prokvašené / nech déle fermentovat.</w:t>
       </w:r>
     </w:p>
-    <w:p>
+    <w:p ns2:paraId="6B960C38" ns2:textId="77777777">
       <w:r>
         <w:rPr>
           <w:b/>
@@ -7001,7 +7001,7 @@
         <w:t>Jemně sladko-kyselé, dobře pitelné.</w:t>
       </w:r>
     </w:p>
-    <w:p>
+    <w:p ns2:paraId="765FAC76" ns2:textId="77777777">
       <w:r>
         <w:rPr>
           <w:b/>
@@ -7015,7 +7015,7 @@
         <w:t>Výraznější kyselost, osvěžující chuť.</w:t>
       </w:r>
     </w:p>
-    <w:p>
+    <w:p ns2:paraId="4F682F44" ns2:textId="12B611FB">
       <w:r>
         <w:rPr>
           <w:b/>
@@ -7044,7 +7044,7 @@
         <w:t>Hodně kyselé, ostré, vhodné pro milovníky kyselého.</w:t>
       </w:r>
     </w:p>
-    <w:p>
+    <w:p ns2:paraId="6AEA1C0B" ns2:textId="77777777">
       <w:r>
         <w:rPr>
           <w:b/>
@@ -7057,7 +7057,7 @@
         <w:t>Přetažené, použít spíš jako startér.</w:t>
       </w:r>
     </w:p>
-    <w:p>
+    <w:p ns2:paraId="3242B1C1" ns2:textId="77777777">
       <w:r>
         <w:rPr>
           <w:b/>
@@ -7070,14 +7070,14 @@
         <w:t>Extrémní ocet, nevhodné jako běžné pití.</w:t>
       </w:r>
     </w:p>
-    <w:p>
-      <w:r>
-        <w:pict w14:anchorId="31BF5C50">
-          <v:rect id="_x0000_i1297" style="width:0;height:1.5pt" o:hralign="center" o:hrstd="t" o:hr="t" fillcolor="#a0a0a0" stroked="f"/>
+    <w:p ns2:paraId="43AA1859" ns2:textId="77777777">
+      <w:r>
+        <w:pict ns2:anchorId="31BF5C50">
+          <ns3:rect id="_x0000_i1297" style="width:0;height:1.5pt" ns4:hralign="center" ns4:hrstd="t" ns4:hr="t" fillcolor="#a0a0a0" stroked="f"/>
         </w:pict>
       </w:r>
     </w:p>
-    <w:p>
+    <w:p ns2:paraId="6F74E300" ns2:textId="77777777">
       <w:pPr>
         <w:rPr>
           <w:b/>
@@ -7092,12 +7092,12 @@
         <w:t>11. Doporučení fermentace</w:t>
       </w:r>
     </w:p>
-    <w:p>
+    <w:p ns2:paraId="72355A94" ns2:textId="77777777">
       <w:r>
         <w:t>Aplikace vždy zobrazí:</w:t>
       </w:r>
     </w:p>
-    <w:p>
+    <w:p ns2:paraId="03E0C90B" ns2:textId="77777777">
       <w:pPr>
         <w:numPr>
           <w:ilvl w:val="0"/>
@@ -7108,7 +7108,7 @@
         <w:t>kdy začít ochutnávat</w:t>
       </w:r>
     </w:p>
-    <w:p>
+    <w:p ns2:paraId="618D666A" ns2:textId="77777777">
       <w:pPr>
         <w:numPr>
           <w:ilvl w:val="0"/>
@@ -7119,7 +7119,7 @@
         <w:t>orientační maximální dobu F1</w:t>
       </w:r>
     </w:p>
-    <w:p>
+    <w:p ns2:paraId="089ECBED" ns2:textId="77777777">
       <w:pPr>
         <w:numPr>
           <w:ilvl w:val="0"/>
@@ -7130,12 +7130,12 @@
         <w:t>praktickou radu, jak poměry upravit</w:t>
       </w:r>
     </w:p>
-    <w:p>
+    <w:p ns2:paraId="4F01E74A" ns2:textId="77777777">
       <w:r>
         <w:t>Základní pravidla:</w:t>
       </w:r>
     </w:p>
-    <w:p>
+    <w:p ns2:paraId="1712D176" ns2:textId="77777777">
       <w:pPr>
         <w:numPr>
           <w:ilvl w:val="0"/>
@@ -7154,7 +7154,7 @@
         <w:t xml:space="preserve"> → ochutnávat od 4.–5. dne</w:t>
       </w:r>
     </w:p>
-    <w:p>
+    <w:p ns2:paraId="47FA4B99" ns2:textId="77777777">
       <w:pPr>
         <w:numPr>
           <w:ilvl w:val="0"/>
@@ -7173,7 +7173,7 @@
         <w:t xml:space="preserve"> → ochutnávat od 4.–5. dne</w:t>
       </w:r>
     </w:p>
-    <w:p>
+    <w:p ns2:paraId="6832FB1B" ns2:textId="77777777">
       <w:pPr>
         <w:numPr>
           <w:ilvl w:val="0"/>
@@ -7192,7 +7192,7 @@
         <w:t xml:space="preserve"> → ochutnávat od 3.–4. dne</w:t>
       </w:r>
     </w:p>
-    <w:p>
+    <w:p ns2:paraId="06D82270" ns2:textId="77777777">
       <w:pPr>
         <w:numPr>
           <w:ilvl w:val="0"/>
@@ -7211,12 +7211,12 @@
         <w:t xml:space="preserve"> → ochutnávat od 2.–3. dne</w:t>
       </w:r>
     </w:p>
-    <w:p>
+    <w:p ns2:paraId="2CADDE2F" ns2:textId="77777777">
       <w:r>
         <w:t>Délka F1 podle cíle:</w:t>
       </w:r>
     </w:p>
-    <w:p>
+    <w:p ns2:paraId="25316D18" ns2:textId="77777777">
       <w:pPr>
         <w:numPr>
           <w:ilvl w:val="0"/>
@@ -7227,7 +7227,7 @@
         <w:t>jemný čajíček → cca 3–5 dní</w:t>
       </w:r>
     </w:p>
-    <w:p>
+    <w:p ns2:paraId="7432F826" ns2:textId="77777777">
       <w:pPr>
         <w:numPr>
           <w:ilvl w:val="0"/>
@@ -7243,7 +7243,7 @@
         <w:t xml:space="preserve"> jak má být → cca 4–7 dní</w:t>
       </w:r>
     </w:p>
-    <w:p>
+    <w:p ns2:paraId="6266C01D" ns2:textId="77777777">
       <w:pPr>
         <w:numPr>
           <w:ilvl w:val="0"/>
@@ -7254,7 +7254,7 @@
         <w:t>kyselejší lektvar → cca 6–9 dní</w:t>
       </w:r>
     </w:p>
-    <w:p>
+    <w:p ns2:paraId="1AE5118C" ns2:textId="77777777">
       <w:pPr>
         <w:numPr>
           <w:ilvl w:val="0"/>
@@ -7265,7 +7265,7 @@
         <w:t>startér pro příště → 8+ dní</w:t>
       </w:r>
     </w:p>
-    <w:p>
+    <w:p ns2:paraId="60DEE8BF" ns2:textId="77777777">
       <w:pPr>
         <w:numPr>
           <w:ilvl w:val="0"/>
@@ -7276,7 +7276,7 @@
         <w:t>kyselina pro nepřítele → spíš varování než doporučený cíl</w:t>
       </w:r>
     </w:p>
-    <w:p>
+    <w:p ns2:paraId="6293CCC3" ns2:textId="77777777">
       <w:proofErr w:type="spellStart"/>
       <w:r>
         <w:t>Mikrocopy</w:t>
@@ -7286,7 +7286,7 @@
         <w:t>:</w:t>
       </w:r>
     </w:p>
-    <w:p>
+    <w:p ns2:paraId="5B234BD3" ns2:textId="118640E2">
       <w:r>
         <w:rPr>
           <w:b/>
@@ -7309,14 +7309,14 @@
         <w:t>.“</w:t>
       </w:r>
     </w:p>
-    <w:p>
-      <w:r>
-        <w:pict w14:anchorId="15452C5A">
-          <v:rect id="_x0000_i1298" style="width:0;height:1.5pt" o:hralign="center" o:hrstd="t" o:hr="t" fillcolor="#a0a0a0" stroked="f"/>
+    <w:p ns2:paraId="7420C892" ns2:textId="77777777">
+      <w:r>
+        <w:pict ns2:anchorId="15452C5A">
+          <ns3:rect id="_x0000_i1298" style="width:0;height:1.5pt" ns4:hralign="center" ns4:hrstd="t" ns4:hr="t" fillcolor="#a0a0a0" stroked="f"/>
         </w:pict>
       </w:r>
     </w:p>
-    <w:p>
+    <w:p ns2:paraId="28BB90F6" ns2:textId="77777777">
       <w:pPr>
         <w:rPr>
           <w:b/>
@@ -7331,12 +7331,12 @@
         <w:t>12. Doporučení úprav podle cíle</w:t>
       </w:r>
     </w:p>
-    <w:p>
+    <w:p ns2:paraId="3EB4F406" ns2:textId="77777777">
       <w:r>
         <w:t>Pokud chce uživatel jemnější výsledek:</w:t>
       </w:r>
     </w:p>
-    <w:p>
+    <w:p ns2:paraId="3F026F09" ns2:textId="77777777">
       <w:pPr>
         <w:numPr>
           <w:ilvl w:val="0"/>
@@ -7352,7 +7352,7 @@
       </w:r>
       <w:proofErr w:type="spellEnd"/>
     </w:p>
-    <w:p>
+    <w:p ns2:paraId="5B6A727A" ns2:textId="77777777">
       <w:pPr>
         <w:numPr>
           <w:ilvl w:val="0"/>
@@ -7363,7 +7363,7 @@
         <w:t>zkrátit fermentaci</w:t>
       </w:r>
     </w:p>
-    <w:p>
+    <w:p ns2:paraId="1DB693BB" ns2:textId="77777777">
       <w:pPr>
         <w:numPr>
           <w:ilvl w:val="0"/>
@@ -7375,7 +7375,7 @@
         <w:t>držet cukr v ideálním rozmezí</w:t>
       </w:r>
     </w:p>
-    <w:p>
+    <w:p ns2:paraId="004E2582" ns2:textId="77777777">
       <w:pPr>
         <w:numPr>
           <w:ilvl w:val="0"/>
@@ -7386,7 +7386,7 @@
         <w:t>nepřehnat silný čaj</w:t>
       </w:r>
     </w:p>
-    <w:p>
+    <w:p ns2:paraId="5101A506" ns2:textId="77777777">
       <w:r>
         <w:t xml:space="preserve">Pokud chce vyváženou </w:t>
       </w:r>
@@ -7399,7 +7399,7 @@
         <w:t>:</w:t>
       </w:r>
     </w:p>
-    <w:p>
+    <w:p ns2:paraId="4724A4E2" ns2:textId="77777777">
       <w:pPr>
         <w:numPr>
           <w:ilvl w:val="0"/>
@@ -7415,7 +7415,7 @@
         <w:t xml:space="preserve"> cca 10–15 % pracovního objemu</w:t>
       </w:r>
     </w:p>
-    <w:p>
+    <w:p ns2:paraId="63D641D3" ns2:textId="77777777">
       <w:pPr>
         <w:numPr>
           <w:ilvl w:val="0"/>
@@ -7426,7 +7426,7 @@
         <w:t>cukr cca 60–70 g/l</w:t>
       </w:r>
     </w:p>
-    <w:p>
+    <w:p ns2:paraId="2DA81FAF" ns2:textId="77777777">
       <w:pPr>
         <w:numPr>
           <w:ilvl w:val="0"/>
@@ -7437,12 +7437,12 @@
         <w:t>ochutnávat od 3.–4. dne</w:t>
       </w:r>
     </w:p>
-    <w:p>
+    <w:p ns2:paraId="25D442DC" ns2:textId="77777777">
       <w:r>
         <w:t>Pokud chce kyselejší lektvar:</w:t>
       </w:r>
     </w:p>
-    <w:p>
+    <w:p ns2:paraId="5B15B3EF" ns2:textId="77777777">
       <w:pPr>
         <w:numPr>
           <w:ilvl w:val="0"/>
@@ -7453,7 +7453,7 @@
         <w:t>prodloužit fermentaci</w:t>
       </w:r>
     </w:p>
-    <w:p>
+    <w:p ns2:paraId="6AA4B2A3" ns2:textId="77777777">
       <w:pPr>
         <w:numPr>
           <w:ilvl w:val="0"/>
@@ -7469,7 +7469,7 @@
       </w:r>
       <w:proofErr w:type="spellEnd"/>
     </w:p>
-    <w:p>
+    <w:p ns2:paraId="4B65F6BF" ns2:textId="77777777">
       <w:pPr>
         <w:numPr>
           <w:ilvl w:val="0"/>
@@ -7480,12 +7480,12 @@
         <w:t>ochutnávat, ať z toho není čistič</w:t>
       </w:r>
     </w:p>
-    <w:p>
+    <w:p ns2:paraId="21B7EDEE" ns2:textId="77777777">
       <w:r>
         <w:t>Pokud chce startér:</w:t>
       </w:r>
     </w:p>
-    <w:p>
+    <w:p ns2:paraId="282F968F" ns2:textId="77777777">
       <w:pPr>
         <w:numPr>
           <w:ilvl w:val="0"/>
@@ -7496,7 +7496,7 @@
         <w:t>nechat déle fermentovat</w:t>
       </w:r>
     </w:p>
-    <w:p>
+    <w:p ns2:paraId="44AFB049" ns2:textId="77777777">
       <w:pPr>
         <w:numPr>
           <w:ilvl w:val="0"/>
@@ -7507,17 +7507,17 @@
         <w:t>cílem je kyselost, ne pitelnost</w:t>
       </w:r>
     </w:p>
-    <w:p>
+    <w:p ns2:paraId="230AAD2C" ns2:textId="77777777">
       <w:r>
         <w:t>Pokud směřuje ke kyselině:</w:t>
       </w:r>
     </w:p>
-    <w:p>
+    <w:p ns2:paraId="6BA243DA" ns2:textId="77777777">
       <w:r>
         <w:t>Zobrazit varování:</w:t>
       </w:r>
     </w:p>
-    <w:p>
+    <w:p ns2:paraId="4B11FE5A" ns2:textId="4DCFF48E">
       <w:r>
         <w:rPr>
           <w:b/>
@@ -7540,14 +7540,14 @@
         <w:t>.“</w:t>
       </w:r>
     </w:p>
-    <w:p>
-      <w:r>
-        <w:pict w14:anchorId="19C33085">
-          <v:rect id="_x0000_i1299" style="width:0;height:1.5pt" o:hralign="center" o:hrstd="t" o:hr="t" fillcolor="#a0a0a0" stroked="f"/>
+    <w:p ns2:paraId="0C579BCA" ns2:textId="77777777">
+      <w:r>
+        <w:pict ns2:anchorId="19C33085">
+          <ns3:rect id="_x0000_i1299" style="width:0;height:1.5pt" ns4:hralign="center" ns4:hrstd="t" ns4:hr="t" fillcolor="#a0a0a0" stroked="f"/>
         </w:pict>
       </w:r>
     </w:p>
-    <w:p>
+    <w:p ns2:paraId="180046BD" ns2:textId="77777777">
       <w:pPr>
         <w:rPr>
           <w:b/>
@@ -7562,7 +7562,7 @@
         <w:t>13. Testovací příklady výpočtů</w:t>
       </w:r>
     </w:p>
-    <w:p>
+    <w:p ns2:paraId="5DA67688" ns2:textId="77777777">
       <w:pPr>
         <w:rPr>
           <w:b/>
@@ -7577,12 +7577,12 @@
         <w:t>Příklad 1</w:t>
       </w:r>
     </w:p>
-    <w:p>
+    <w:p ns2:paraId="561E303F" ns2:textId="77777777">
       <w:r>
         <w:t>Vstup:</w:t>
       </w:r>
     </w:p>
-    <w:p>
+    <w:p ns2:paraId="5F2DCFDB" ns2:textId="77777777">
       <w:pPr>
         <w:numPr>
           <w:ilvl w:val="0"/>
@@ -7593,7 +7593,7 @@
         <w:t>nádoba: 3 l</w:t>
       </w:r>
     </w:p>
-    <w:p>
+    <w:p ns2:paraId="7B8BDEC5" ns2:textId="77777777">
       <w:pPr>
         <w:numPr>
           <w:ilvl w:val="0"/>
@@ -7604,7 +7604,7 @@
         <w:t>pracovní objem: 2,7 l</w:t>
       </w:r>
     </w:p>
-    <w:p>
+    <w:p ns2:paraId="3FEE2015" ns2:textId="77777777">
       <w:pPr>
         <w:numPr>
           <w:ilvl w:val="0"/>
@@ -7615,7 +7615,7 @@
         <w:t>startér: 300 ml</w:t>
       </w:r>
     </w:p>
-    <w:p>
+    <w:p ns2:paraId="2D518A7D" ns2:textId="77777777">
       <w:pPr>
         <w:numPr>
           <w:ilvl w:val="0"/>
@@ -7626,7 +7626,7 @@
         <w:t>cukr: 70 g/l</w:t>
       </w:r>
     </w:p>
-    <w:p>
+    <w:p ns2:paraId="2C3AB47A" ns2:textId="77777777">
       <w:pPr>
         <w:numPr>
           <w:ilvl w:val="0"/>
@@ -7637,12 +7637,12 @@
         <w:t>čaj: černý 6 g/l</w:t>
       </w:r>
     </w:p>
-    <w:p>
+    <w:p ns2:paraId="632A88B4" ns2:textId="77777777">
       <w:r>
         <w:t>Výpočet:</w:t>
       </w:r>
     </w:p>
-    <w:p>
+    <w:p ns2:paraId="71CB602B" ns2:textId="77777777">
       <w:pPr>
         <w:numPr>
           <w:ilvl w:val="0"/>
@@ -7653,7 +7653,7 @@
         <w:t>startér: 0,3 l</w:t>
       </w:r>
     </w:p>
-    <w:p>
+    <w:p ns2:paraId="2235385A" ns2:textId="77777777">
       <w:pPr>
         <w:numPr>
           <w:ilvl w:val="0"/>
@@ -7664,7 +7664,7 @@
         <w:t>objem čaje: 2,7 - 0,3 = 2,4 l</w:t>
       </w:r>
     </w:p>
-    <w:p>
+    <w:p ns2:paraId="6EBF895E" ns2:textId="77777777">
       <w:pPr>
         <w:numPr>
           <w:ilvl w:val="0"/>
@@ -7675,7 +7675,7 @@
         <w:t>cukr: 2,4 × 70 = 168 g</w:t>
       </w:r>
     </w:p>
-    <w:p>
+    <w:p ns2:paraId="4505CF96" ns2:textId="77777777">
       <w:pPr>
         <w:numPr>
           <w:ilvl w:val="0"/>
@@ -7686,12 +7686,12 @@
         <w:t>čaj: 2,4 × 6 = 14,4 g</w:t>
       </w:r>
     </w:p>
-    <w:p>
+    <w:p ns2:paraId="0AF991D3" ns2:textId="77777777">
       <w:r>
         <w:t>Zobrazení:</w:t>
       </w:r>
     </w:p>
-    <w:p>
+    <w:p ns2:paraId="235C0772" ns2:textId="77777777">
       <w:pPr>
         <w:numPr>
           <w:ilvl w:val="0"/>
@@ -7703,7 +7703,7 @@
         <w:t>cca 2,4 l čaje</w:t>
       </w:r>
     </w:p>
-    <w:p>
+    <w:p ns2:paraId="1C96784F" ns2:textId="77777777">
       <w:pPr>
         <w:numPr>
           <w:ilvl w:val="0"/>
@@ -7714,7 +7714,7 @@
         <w:t>cca 165–170 g cukru</w:t>
       </w:r>
     </w:p>
-    <w:p>
+    <w:p ns2:paraId="539224A6" ns2:textId="77777777">
       <w:pPr>
         <w:numPr>
           <w:ilvl w:val="0"/>
@@ -7725,7 +7725,7 @@
         <w:t>cca 14–15 g čaje</w:t>
       </w:r>
     </w:p>
-    <w:p>
+    <w:p ns2:paraId="2894C5C1" ns2:textId="77777777">
       <w:pPr>
         <w:numPr>
           <w:ilvl w:val="0"/>
@@ -7736,7 +7736,7 @@
         <w:t>300 ml startéru</w:t>
       </w:r>
     </w:p>
-    <w:p>
+    <w:p ns2:paraId="6E734198" ns2:textId="77777777">
       <w:pPr>
         <w:rPr>
           <w:b/>
@@ -7751,12 +7751,12 @@
         <w:t>Příklad 2</w:t>
       </w:r>
     </w:p>
-    <w:p>
+    <w:p ns2:paraId="56A8652B" ns2:textId="77777777">
       <w:r>
         <w:t>Vstup:</w:t>
       </w:r>
     </w:p>
-    <w:p>
+    <w:p ns2:paraId="153E13B1" ns2:textId="77777777">
       <w:pPr>
         <w:numPr>
           <w:ilvl w:val="0"/>
@@ -7775,7 +7775,7 @@
         <w:t>: 2 l</w:t>
       </w:r>
     </w:p>
-    <w:p>
+    <w:p ns2:paraId="09862474" ns2:textId="77777777">
       <w:pPr>
         <w:numPr>
           <w:ilvl w:val="0"/>
@@ -7786,7 +7786,7 @@
         <w:t>startér default: 12–15 %</w:t>
       </w:r>
     </w:p>
-    <w:p>
+    <w:p ns2:paraId="7A311DA0" ns2:textId="77777777">
       <w:pPr>
         <w:numPr>
           <w:ilvl w:val="0"/>
@@ -7797,12 +7797,12 @@
         <w:t>cukr: 60 g/l</w:t>
       </w:r>
     </w:p>
-    <w:p>
+    <w:p ns2:paraId="494A78C3" ns2:textId="77777777">
       <w:r>
         <w:t>Výpočet:</w:t>
       </w:r>
     </w:p>
-    <w:p>
+    <w:p ns2:paraId="4907B192" ns2:textId="77777777">
       <w:pPr>
         <w:numPr>
           <w:ilvl w:val="0"/>
@@ -7813,7 +7813,7 @@
         <w:t>potřebná nádoba: 2 / 0.9 = 2,22 l</w:t>
       </w:r>
     </w:p>
-    <w:p>
+    <w:p ns2:paraId="47341AFC" ns2:textId="77777777">
       <w:pPr>
         <w:numPr>
           <w:ilvl w:val="0"/>
@@ -7824,7 +7824,7 @@
         <w:t>startér cca 240–300 ml</w:t>
       </w:r>
     </w:p>
-    <w:p>
+    <w:p ns2:paraId="34FC136F" ns2:textId="77777777">
       <w:pPr>
         <w:numPr>
           <w:ilvl w:val="0"/>
@@ -7835,7 +7835,7 @@
         <w:t>čajový nálev cca 1,7–1,76 l</w:t>
       </w:r>
     </w:p>
-    <w:p>
+    <w:p ns2:paraId="458253A7" ns2:textId="77777777">
       <w:pPr>
         <w:numPr>
           <w:ilvl w:val="0"/>
@@ -7846,12 +7846,12 @@
         <w:t>cukr cca 102–106 g</w:t>
       </w:r>
     </w:p>
-    <w:p>
+    <w:p ns2:paraId="33D00EB4" ns2:textId="77777777">
       <w:r>
         <w:t>Zobrazení:</w:t>
       </w:r>
     </w:p>
-    <w:p>
+    <w:p ns2:paraId="4FD0CB7C" ns2:textId="77777777">
       <w:pPr>
         <w:numPr>
           <w:ilvl w:val="0"/>
@@ -7862,7 +7862,7 @@
         <w:t>potřebuješ nádobu alespoň cca 2,3 l</w:t>
       </w:r>
     </w:p>
-    <w:p>
+    <w:p ns2:paraId="181B2173" ns2:textId="77777777">
       <w:pPr>
         <w:numPr>
           <w:ilvl w:val="0"/>
@@ -7873,7 +7873,7 @@
         <w:t>startér cca 250–300 ml</w:t>
       </w:r>
     </w:p>
-    <w:p>
+    <w:p ns2:paraId="63DF049A" ns2:textId="77777777">
       <w:pPr>
         <w:numPr>
           <w:ilvl w:val="0"/>
@@ -7884,7 +7884,7 @@
         <w:t>sladký čaj cca 1,7–1,8 l</w:t>
       </w:r>
     </w:p>
-    <w:p>
+    <w:p ns2:paraId="7DC08140" ns2:textId="77777777">
       <w:pPr>
         <w:numPr>
           <w:ilvl w:val="0"/>
@@ -7895,14 +7895,14 @@
         <w:t>cukr cca 100–110 g</w:t>
       </w:r>
     </w:p>
-    <w:p>
-      <w:r>
-        <w:pict w14:anchorId="70291E27">
-          <v:rect id="_x0000_i1300" style="width:0;height:1.5pt" o:hralign="center" o:hrstd="t" o:hr="t" fillcolor="#a0a0a0" stroked="f"/>
+    <w:p ns2:paraId="5D2B7760" ns2:textId="77777777">
+      <w:r>
+        <w:pict ns2:anchorId="70291E27">
+          <ns3:rect id="_x0000_i1300" style="width:0;height:1.5pt" ns4:hralign="center" ns4:hrstd="t" ns4:hr="t" fillcolor="#a0a0a0" stroked="f"/>
         </w:pict>
       </w:r>
     </w:p>
-    <w:p>
+    <w:p ns2:paraId="678F72EB" ns2:textId="77777777">
       <w:pPr>
         <w:rPr>
           <w:b/>
@@ -7925,7 +7925,7 @@
         <w:t xml:space="preserve"> UI / UX</w:t>
       </w:r>
     </w:p>
-    <w:p>
+    <w:p ns2:paraId="0538816F" ns2:textId="77777777">
       <w:pPr>
         <w:rPr>
           <w:b/>
@@ -7940,7 +7940,7 @@
         <w:t>Desktop</w:t>
       </w:r>
     </w:p>
-    <w:p>
+    <w:p ns2:paraId="63CA2D8E" ns2:textId="77777777">
       <w:pPr>
         <w:numPr>
           <w:ilvl w:val="0"/>
@@ -7951,7 +7951,7 @@
         <w:t>2 sloupce</w:t>
       </w:r>
     </w:p>
-    <w:p>
+    <w:p ns2:paraId="5E427D32" ns2:textId="77777777">
       <w:pPr>
         <w:numPr>
           <w:ilvl w:val="0"/>
@@ -7962,7 +7962,7 @@
         <w:t>vstupy nahoře</w:t>
       </w:r>
     </w:p>
-    <w:p>
+    <w:p ns2:paraId="37C9D47C" ns2:textId="77777777">
       <w:pPr>
         <w:numPr>
           <w:ilvl w:val="0"/>
@@ -7973,7 +7973,7 @@
         <w:t>výstup dole</w:t>
       </w:r>
     </w:p>
-    <w:p>
+    <w:p ns2:paraId="54E97369" ns2:textId="77777777">
       <w:pPr>
         <w:rPr>
           <w:b/>
@@ -7988,7 +7988,7 @@
         <w:t>Mobile</w:t>
       </w:r>
     </w:p>
-    <w:p>
+    <w:p ns2:paraId="1AFD5F3C" ns2:textId="77777777">
       <w:pPr>
         <w:numPr>
           <w:ilvl w:val="0"/>
@@ -7999,7 +7999,7 @@
         <w:t>1 sloupec</w:t>
       </w:r>
     </w:p>
-    <w:p>
+    <w:p ns2:paraId="053B3D58" ns2:textId="77777777">
       <w:pPr>
         <w:numPr>
           <w:ilvl w:val="0"/>
@@ -8018,7 +8018,7 @@
         <w:t xml:space="preserve"> panelu</w:t>
       </w:r>
     </w:p>
-    <w:p>
+    <w:p ns2:paraId="4CAD0374" ns2:textId="77777777">
       <w:pPr>
         <w:rPr>
           <w:b/>
@@ -8033,7 +8033,7 @@
         <w:t>Styl</w:t>
       </w:r>
     </w:p>
-    <w:p>
+    <w:p ns2:paraId="246A529B" ns2:textId="77777777">
       <w:pPr>
         <w:numPr>
           <w:ilvl w:val="0"/>
@@ -8044,7 +8044,7 @@
         <w:t>jemné barvy</w:t>
       </w:r>
     </w:p>
-    <w:p>
+    <w:p ns2:paraId="1DEFD981" ns2:textId="77777777">
       <w:pPr>
         <w:numPr>
           <w:ilvl w:val="0"/>
@@ -8055,7 +8055,7 @@
         <w:t>kulaté rohy</w:t>
       </w:r>
     </w:p>
-    <w:p>
+    <w:p ns2:paraId="1577F17F" ns2:textId="77777777">
       <w:pPr>
         <w:numPr>
           <w:ilvl w:val="0"/>
@@ -8067,7 +8067,7 @@
         <w:t>ilustrace</w:t>
       </w:r>
     </w:p>
-    <w:p>
+    <w:p ns2:paraId="3578617D" ns2:textId="77777777">
       <w:pPr>
         <w:numPr>
           <w:ilvl w:val="0"/>
@@ -8078,14 +8078,14 @@
         <w:t>humor</w:t>
       </w:r>
     </w:p>
-    <w:p>
-      <w:r>
-        <w:pict w14:anchorId="7476B514">
-          <v:rect id="_x0000_i1301" style="width:0;height:1.5pt" o:hralign="center" o:hrstd="t" o:hr="t" fillcolor="#a0a0a0" stroked="f"/>
+    <w:p ns2:paraId="6640D5C5" ns2:textId="77777777">
+      <w:r>
+        <w:pict ns2:anchorId="7476B514">
+          <ns3:rect id="_x0000_i1301" style="width:0;height:1.5pt" ns4:hralign="center" ns4:hrstd="t" ns4:hr="t" fillcolor="#a0a0a0" stroked="f"/>
         </w:pict>
       </w:r>
     </w:p>
-    <w:p>
+    <w:p ns2:paraId="6055CCD8" ns2:textId="77777777">
       <w:pPr>
         <w:rPr>
           <w:b/>
@@ -8108,7 +8108,7 @@
         <w:t xml:space="preserve"> Chování aplikace</w:t>
       </w:r>
     </w:p>
-    <w:p>
+    <w:p ns2:paraId="56A051FC" ns2:textId="77777777">
       <w:pPr>
         <w:numPr>
           <w:ilvl w:val="0"/>
@@ -8124,7 +8124,7 @@
         <w:t xml:space="preserve"> přepočet</w:t>
       </w:r>
     </w:p>
-    <w:p>
+    <w:p ns2:paraId="5F761061" ns2:textId="77777777">
       <w:pPr>
         <w:numPr>
           <w:ilvl w:val="0"/>
@@ -8135,7 +8135,7 @@
         <w:t>žádné tlačítko „spočítat“</w:t>
       </w:r>
     </w:p>
-    <w:p>
+    <w:p ns2:paraId="4F5F3F4A" ns2:textId="77777777">
       <w:pPr>
         <w:numPr>
           <w:ilvl w:val="0"/>
@@ -8146,7 +8146,7 @@
         <w:t>validace průběžně</w:t>
       </w:r>
     </w:p>
-    <w:p>
+    <w:p ns2:paraId="140BE2DC" ns2:textId="77777777">
       <w:pPr>
         <w:numPr>
           <w:ilvl w:val="0"/>
@@ -8157,7 +8157,7 @@
         <w:t>hlášky se aktualizují podle vstupů</w:t>
       </w:r>
     </w:p>
-    <w:p>
+    <w:p ns2:paraId="270AD7C2" ns2:textId="77777777">
       <w:pPr>
         <w:numPr>
           <w:ilvl w:val="0"/>
@@ -8168,7 +8168,7 @@
         <w:t>výsledky se nesmí tvářit přesněji, než ve skutečnosti jsou</w:t>
       </w:r>
     </w:p>
-    <w:p>
+    <w:p ns2:paraId="6603EC0A" ns2:textId="77777777">
       <w:pPr>
         <w:numPr>
           <w:ilvl w:val="0"/>
@@ -8179,7 +8179,7 @@
         <w:t>fermentace se vždy uvádí orientačně</w:t>
       </w:r>
     </w:p>
-    <w:p>
+    <w:p ns2:paraId="3F832F2C" ns2:textId="77777777">
       <w:pPr>
         <w:numPr>
           <w:ilvl w:val="0"/>
@@ -8190,14 +8190,14 @@
         <w:t>bezpečnostní upozornění musí být srozumitelná i bez humoru</w:t>
       </w:r>
     </w:p>
-    <w:p>
-      <w:r>
-        <w:pict w14:anchorId="090DA44C">
-          <v:rect id="_x0000_i1302" style="width:0;height:1.5pt" o:hralign="center" o:hrstd="t" o:hr="t" fillcolor="#a0a0a0" stroked="f"/>
+    <w:p ns2:paraId="26B58846" ns2:textId="77777777">
+      <w:r>
+        <w:pict ns2:anchorId="090DA44C">
+          <ns3:rect id="_x0000_i1302" style="width:0;height:1.5pt" ns4:hralign="center" ns4:hrstd="t" ns4:hr="t" fillcolor="#a0a0a0" stroked="f"/>
         </w:pict>
       </w:r>
     </w:p>
-    <w:p>
+    <w:p ns2:paraId="1D399E61" ns2:textId="77777777">
       <w:pPr>
         <w:rPr>
           <w:b/>
@@ -8236,7 +8236,7 @@
         <w:t xml:space="preserve"> (MVP)</w:t>
       </w:r>
     </w:p>
-    <w:p>
+    <w:p ns2:paraId="467DA483" ns2:textId="77777777">
       <w:pPr>
         <w:rPr>
           <w:b/>
@@ -8251,7 +8251,7 @@
         <w:t>Součástí MVP</w:t>
       </w:r>
     </w:p>
-    <w:p>
+    <w:p ns2:paraId="5D1D150C" ns2:textId="77777777">
       <w:pPr>
         <w:numPr>
           <w:ilvl w:val="0"/>
@@ -8262,7 +8262,7 @@
         <w:t>F1 kalkulace</w:t>
       </w:r>
     </w:p>
-    <w:p>
+    <w:p ns2:paraId="3FBD56EF" ns2:textId="77777777">
       <w:pPr>
         <w:numPr>
           <w:ilvl w:val="0"/>
@@ -8273,7 +8273,7 @@
         <w:t>2 režimy</w:t>
       </w:r>
     </w:p>
-    <w:p>
+    <w:p ns2:paraId="5DBCE60A" ns2:textId="77777777">
       <w:pPr>
         <w:numPr>
           <w:ilvl w:val="0"/>
@@ -8284,7 +8284,7 @@
         <w:t>hlášky</w:t>
       </w:r>
     </w:p>
-    <w:p>
+    <w:p ns2:paraId="32D1F7F5" ns2:textId="77777777">
       <w:pPr>
         <w:numPr>
           <w:ilvl w:val="0"/>
@@ -8295,7 +8295,7 @@
         <w:t>doporučení</w:t>
       </w:r>
     </w:p>
-    <w:p>
+    <w:p ns2:paraId="3C22422E" ns2:textId="77777777">
       <w:pPr>
         <w:numPr>
           <w:ilvl w:val="0"/>
@@ -8311,7 +8311,7 @@
       </w:r>
       <w:proofErr w:type="spellEnd"/>
     </w:p>
-    <w:p>
+    <w:p ns2:paraId="09519FD4" ns2:textId="77777777">
       <w:pPr>
         <w:numPr>
           <w:ilvl w:val="0"/>
@@ -8322,7 +8322,7 @@
         <w:t>validace a varování</w:t>
       </w:r>
     </w:p>
-    <w:p>
+    <w:p ns2:paraId="1B6D3593" ns2:textId="77777777">
       <w:pPr>
         <w:numPr>
           <w:ilvl w:val="0"/>
@@ -8333,7 +8333,7 @@
         <w:t>základní edukace v CTA „Jak to funguje?“</w:t>
       </w:r>
     </w:p>
-    <w:p>
+    <w:p ns2:paraId="47AD0CA9" ns2:textId="77777777">
       <w:pPr>
         <w:rPr>
           <w:b/>
@@ -8348,7 +8348,7 @@
         <w:t>Mimo MVP</w:t>
       </w:r>
     </w:p>
-    <w:p>
+    <w:p ns2:paraId="54CB9B71" ns2:textId="77777777">
       <w:pPr>
         <w:numPr>
           <w:ilvl w:val="0"/>
@@ -8359,7 +8359,7 @@
         <w:t>F2</w:t>
       </w:r>
     </w:p>
-    <w:p>
+    <w:p ns2:paraId="2217150B" ns2:textId="77777777">
       <w:pPr>
         <w:numPr>
           <w:ilvl w:val="0"/>
@@ -8370,7 +8370,7 @@
         <w:t>účty</w:t>
       </w:r>
     </w:p>
-    <w:p>
+    <w:p ns2:paraId="6A8F1C69" ns2:textId="77777777">
       <w:pPr>
         <w:numPr>
           <w:ilvl w:val="0"/>
@@ -8381,7 +8381,7 @@
         <w:t>historie várek</w:t>
       </w:r>
     </w:p>
-    <w:p>
+    <w:p ns2:paraId="0F41EB0C" ns2:textId="77777777">
       <w:pPr>
         <w:numPr>
           <w:ilvl w:val="0"/>
@@ -8392,7 +8392,7 @@
         <w:t>notifikace</w:t>
       </w:r>
     </w:p>
-    <w:p>
+    <w:p ns2:paraId="6EE2EB58" ns2:textId="77777777">
       <w:pPr>
         <w:numPr>
           <w:ilvl w:val="0"/>
@@ -8403,7 +8403,7 @@
         <w:t>ukládání receptů</w:t>
       </w:r>
     </w:p>
-    <w:p>
+    <w:p ns2:paraId="126B93D2" ns2:textId="77777777">
       <w:pPr>
         <w:numPr>
           <w:ilvl w:val="0"/>
@@ -8414,14 +8414,14 @@
         <w:t>export</w:t>
       </w:r>
     </w:p>
-    <w:p>
-      <w:r>
-        <w:pict w14:anchorId="6B64BDF7">
-          <v:rect id="_x0000_i1303" style="width:0;height:1.5pt" o:hralign="center" o:hrstd="t" o:hr="t" fillcolor="#a0a0a0" stroked="f"/>
+    <w:p ns2:paraId="441294B7" ns2:textId="77777777">
+      <w:r>
+        <w:pict ns2:anchorId="6B64BDF7">
+          <ns3:rect id="_x0000_i1303" style="width:0;height:1.5pt" ns4:hralign="center" ns4:hrstd="t" ns4:hr="t" fillcolor="#a0a0a0" stroked="f"/>
         </w:pict>
       </w:r>
     </w:p>
-    <w:p>
+    <w:p ns2:paraId="17DFF784" ns2:textId="77777777">
       <w:pPr>
         <w:rPr>
           <w:b/>
@@ -8453,295 +8453,1205 @@
       </w:r>
       <w:proofErr w:type="spellEnd"/>
     </w:p>
-    <w:p>
+    <w:p ns2:paraId="06273DED" ns2:textId="77777777">
       <w:r>
         <w:t>Výpočty jsou orientační. Fermentace závisí na teplotě, síle startéru, aktivitě kultury a délce kvašení.</w:t>
       </w:r>
     </w:p>
-    <w:p>
+    <w:p ns2:paraId="2A7F5EB4" ns2:textId="77777777">
       <w:r>
         <w:lastRenderedPageBreak/>
         <w:t>Aplikace nemá nahrazovat průběžné ochutnávání.</w:t>
       </w:r>
     </w:p>
+    <w:p ns2:paraId="7360DC4E" ns2:textId="77777777">
+      <w:proofErr w:type="spellStart"/>
+      <w:r>
+        <w:t>Mikrocopy</w:t>
+      </w:r>
+      <w:proofErr w:type="spellEnd"/>
+      <w:r>
+        <w:t>:</w:t>
+      </w:r>
+    </w:p>
+    <w:p ns2:paraId="57500C25" ns2:textId="77777777">
+      <w:r>
+        <w:rPr>
+          <w:b/>
+          <w:bCs/>
+        </w:rPr>
+        <w:t>„</w:t>
+      </w:r>
+      <w:r>
+        <w:rPr>
+          <w:b/>
+          <w:bCs/>
+        </w:rPr>
+        <w:t>Ochutnávej. Nejlepší výsledek ti sdělí vlastní chuťové pohárky</w:t>
+      </w:r>
+      <w:r>
+        <w:rPr>
+          <w:b/>
+          <w:bCs/>
+        </w:rPr>
+        <w:t>.“</w:t>
+      </w:r>
+    </w:p>
+    <w:p ns2:paraId="58D22167" ns2:textId="77777777">
+      <w:r>
+        <w:pict ns2:anchorId="12D89C14">
+          <ns3:rect id="_x0000_i1304" style="width:0;height:1.5pt" ns4:hralign="center" ns4:hrstd="t" ns4:hr="t" fillcolor="#a0a0a0" stroked="f"/>
+        </w:pict>
+      </w:r>
+    </w:p>
+    <w:p ns2:paraId="1058437D" ns2:textId="77777777">
+      <w:pPr>
+        <w:rPr>
+          <w:b/>
+          <w:bCs/>
+        </w:rPr>
+      </w:pPr>
+      <w:r>
+        <w:rPr>
+          <w:rFonts w:ascii="Segoe UI Emoji" w:hAnsi="Segoe UI Emoji" w:cs="Segoe UI Emoji"/>
+          <w:b/>
+          <w:bCs/>
+        </w:rPr>
+        <w:t>💭</w:t>
+      </w:r>
+      <w:r>
+        <w:rPr>
+          <w:b/>
+          <w:bCs/>
+        </w:rPr>
+        <w:t xml:space="preserve"> Poznámka</w:t>
+      </w:r>
+    </w:p>
+    <w:p ns2:paraId="2521C86F" ns2:textId="77777777">
+      <w:r>
+        <w:t>Navržené podle finálního UI – bez dalších optimalizací. Ladění proběhne až na základě reálného používání.</w:t>
+      </w:r>
+    </w:p>
+    <w:p ns2:paraId="1C1322BE" ns2:textId="77777777">
+      <w:r>
+        <w:t>MVP má být nejdřív funkční a srozumitelné. Nepřidávat další funkce, dokud nebude otestovaná základní kalkulace a predikce výsledku.</w:t>
+      </w:r>
+    </w:p>
+    <w:p ns2:paraId="4475357D" ns2:textId="77777777"/>
     <w:p>
-      <w:proofErr w:type="spellStart"/>
-      <w:r>
-        <w:t>Mikrocopy</w:t>
-      </w:r>
-      <w:proofErr w:type="spellEnd"/>
-      <w:r>
-        <w:t>:</w:t>
+      <w:pPr>
+        <w:pStyle w:val="Heading1"/>
+      </w:pPr>
+      <w:r>
+        <w:t xml:space="preserve">19. Orientační gramáže placky / pellicle</w:t>
       </w:r>
     </w:p>
     <w:p>
-      <w:r>
-        <w:rPr>
-          <w:b/>
-          <w:bCs/>
-        </w:rPr>
-        <w:t>„</w:t>
-      </w:r>
-      <w:r>
-        <w:rPr>
-          <w:b/>
-          <w:bCs/>
-        </w:rPr>
-        <w:t>Ochutnávej. Nejlepší výsledek ti sdělí vlastní chuťové pohárky</w:t>
-      </w:r>
-      <w:r>
-        <w:rPr>
-          <w:b/>
-          <w:bCs/>
-        </w:rPr>
-        <w:t>.“</w:t>
+      <w:pPr/>
+      <w:r>
+        <w:t xml:space="preserve">Gramáž placky se bere jako orientační mokrá váha po krátkém okapání. Nejde o přesnou biologickou sílu, protože dvě stejně velké placky mohou mít různou tloušťku, různou nasáklost a různou aktivitu.</w:t>
       </w:r>
     </w:p>
     <w:p>
-      <w:r>
-        <w:pict w14:anchorId="12D89C14">
-          <v:rect id="_x0000_i1304" style="width:0;height:1.5pt" o:hralign="center" o:hrstd="t" o:hr="t" fillcolor="#a0a0a0" stroked="f"/>
-        </w:pict>
+      <w:pPr/>
+      <w:r>
+        <w:t xml:space="preserve">Placka není hlavní motor fermentace. Hlavní síla je aktivní kyselý startér. Placka je pouze doplňkový faktor, který může mírně pomoct aktivitě kultury a zabírá část objemu nádoby, ale nikdy nesmí zachránit špatný poměr startéru.</w:t>
       </w:r>
     </w:p>
     <w:p>
       <w:pPr>
-        <w:rPr>
-          <w:b/>
-          <w:bCs/>
-        </w:rPr>
-      </w:pPr>
-      <w:r>
-        <w:rPr>
-          <w:rFonts w:ascii="Segoe UI Emoji" w:hAnsi="Segoe UI Emoji" w:cs="Segoe UI Emoji"/>
-          <w:b/>
-          <w:bCs/>
-        </w:rPr>
-        <w:t>💭</w:t>
-      </w:r>
-      <w:r>
-        <w:rPr>
-          <w:b/>
-          <w:bCs/>
-        </w:rPr>
-        <w:t xml:space="preserve"> Poznámka</w:t>
+        <w:pStyle w:val="Heading2"/>
+      </w:pPr>
+      <w:r>
+        <w:t xml:space="preserve">Typy placky</w:t>
       </w:r>
     </w:p>
     <w:p>
-      <w:r>
-        <w:t>Navržené podle finálního UI – bez dalších optimalizací. Ladění proběhne až na základě reálného používání.</w:t>
+      <w:pPr/>
+      <w:r>
+        <w:t xml:space="preserve">tenká medůzka: orientační mokrá gramáž cca 15-50 g, default pro výpočet 30 g, síla v modelu 0,5 bodu.</w:t>
       </w:r>
     </w:p>
     <w:p>
-      <w:r>
-        <w:t>MVP má být nejdřív funkční a srozumitelné. Nepřidávat další funkce, dokud nebude otestovaná základní kalkulace a predikce výsledku.</w:t>
+      <w:pPr/>
+      <w:r>
+        <w:t xml:space="preserve">akorát do dlaně: orientační mokrá gramáž cca 50-120 g, default pro výpočet 80 g, síla v modelu 1 bod.</w:t>
+      </w:r>
+    </w:p>
+    <w:p>
+      <w:pPr/>
+      <w:r>
+        <w:t xml:space="preserve">klasická palačinka: orientační mokrá gramáž cca 120-250 g, default pro výpočet 180 g, síla v modelu 1,5 bodu.</w:t>
+      </w:r>
+    </w:p>
+    <w:p>
+      <w:pPr/>
+      <w:r>
+        <w:t xml:space="preserve">kolo od traktoru: orientační mokrá gramáž cca 250-600+ g, default pro výpočet 350 g, síla v modelu 2 body.</w:t>
+      </w:r>
+    </w:p>
+    <w:p>
+      <w:pPr/>
+      <w:r>
+        <w:t xml:space="preserve">V UI zobrazovat hodnoty jako orientační, například: cca 120-250 g mokré placky, pro výpočet počítáme 180 g. Nesmí se zobrazovat jako přesná laboratorní hodnota.</w:t>
+      </w:r>
+    </w:p>
+    <w:p>
+      <w:pPr>
+        <w:pStyle w:val="Heading2"/>
+      </w:pPr>
+      <w:r>
+        <w:t xml:space="preserve">Přesná gramáž placky</w:t>
+      </w:r>
+    </w:p>
+    <w:p>
+      <w:pPr/>
+      <w:r>
+        <w:t xml:space="preserve">Uživatel může místo výběru velikosti zadat přesnou gramáž placky. Pokud zadá přesnou gramáž, aplikace ji převede na sílu placky takto: 0-50 g = 0,5 bodu; 51-120 g = 1 bod; 121-250 g = 1,5 bodu; 251 g a víc = 2 body.</w:t>
+      </w:r>
+    </w:p>
+    <w:p>
+      <w:pPr/>
+      <w:r>
+        <w:t xml:space="preserve">Maximální síla jedné placky je 2 body. Ani velmi těžká placka nesmí mít vyšší vliv, protože velká placka neznamená automaticky silnější fermentaci.</w:t>
+      </w:r>
+    </w:p>
+    <w:p>
+      <w:pPr>
+        <w:pStyle w:val="Heading2"/>
+      </w:pPr>
+      <w:r>
+        <w:t xml:space="preserve">Počet placek</w:t>
+      </w:r>
+    </w:p>
+    <w:p>
+      <w:pPr/>
+      <w:r>
+        <w:t xml:space="preserve">Pokud uživatel zadá počet placek, síla se násobí počtem: síla_placky = body_za_velikost x počet_placek. Příklad: 1x klasická palačinka = 1,5 bodu; 2x klasická palačinka = 3 body; 1x tenká medůzka = 0,5 bodu.</w:t>
+      </w:r>
+    </w:p>
+    <w:p>
+      <w:pPr/>
+      <w:r>
+        <w:t xml:space="preserve">Ani vysoké skóre placky nesmí přebít nízké množství nebo slabou kvalitu startéru.</w:t>
+      </w:r>
+    </w:p>
+    <w:p>
+      <w:pPr>
+        <w:pStyle w:val="Heading2"/>
+      </w:pPr>
+      <w:r>
+        <w:t xml:space="preserve">Pravidlo placka vs. startér</w:t>
+      </w:r>
+    </w:p>
+    <w:p>
+      <w:pPr/>
+      <w:r>
+        <w:t xml:space="preserve">Placka nikdy nesmí změnit výsledek ze STOP na OK, z červeného varování na OK, ani z rizikového startu na bezpečný start.</w:t>
+      </w:r>
+    </w:p>
+    <w:p>
+      <w:pPr/>
+      <w:r>
+        <w:t xml:space="preserve">Může změnit maximálně jemné hodnocení v rámci doporučení, například: velmi slabé -&gt; pořád slabé, ale s drobnou podporou; hraniční -&gt; hraniční, ale placka trochu pomůže. Pokud je startér pod kritickým minimem, aplikace musí dál hlásit problém se startérem.</w:t>
+      </w:r>
+    </w:p>
+    <w:p>
+      <w:pPr/>
+      <w:r>
+        <w:t xml:space="preserve">Modelový příklad: uživatel chce vyrobit 9,6 l kombuchy, má 300 ml slabého startéru, černý čaj a 1 placku velikosti palačinka. starter_ratio = 300 / 9600 = 3,1 %. Slabý startér vyžaduje cca 15-20 % pracovního objemu. 1x palačinka = cca 180 g = 1,5 bodu. Verdikt: černý čaj je v pořádku a placka trochu pomůže, ale startér je zásadně pod minimem. Jedna palačinka skoro desetilitrovou várku nezachrání.</w:t>
+      </w:r>
+    </w:p>
+    <w:p>
+      <w:pPr/>
+      <w:r>
+        <w:t xml:space="preserve">Výstup: Na tenhle objem máš moc málo slabého startéru. Kultura se pravděpodobně rozředí, fermentace pojede pomalu a sladký čaj bude dlouho málo kyselý. Placka pomůže jen trochu, ale problém je množství a síla startéru.</w:t>
+      </w:r>
+    </w:p>
+    <w:p>
+      <w:pPr/>
+      <w:r>
+        <w:t xml:space="preserve">Doporučení: Zmenši várku na cca 1,5-2 l, nebo přidej startér na cca 1,4-1,9 l.</w:t>
+      </w:r>
+    </w:p>
+    <w:p>
+      <w:pPr>
+        <w:pStyle w:val="Heading2"/>
+      </w:pPr>
+      <w:r>
+        <w:t xml:space="preserve">Mikrocopy do UI</w:t>
+      </w:r>
+    </w:p>
+    <w:p>
+      <w:pPr/>
+      <w:r>
+        <w:t xml:space="preserve">K velikosti placky: Ber to orientačně. Placka může být tenká blána nebo nacucaná deka.</w:t>
+      </w:r>
+    </w:p>
+    <w:p>
+      <w:pPr/>
+      <w:r>
+        <w:t xml:space="preserve">K přesné gramáži: Zvážená placka je přesnější než naše kombuchová zoologie.</w:t>
+      </w:r>
+    </w:p>
+    <w:p>
+      <w:pPr/>
+      <w:r>
+        <w:t xml:space="preserve">K velké placce: Obří placka vypadá impozantně, ale startér za ni práci neodmaká.</w:t>
+      </w:r>
+    </w:p>
+    <w:p>
+      <w:pPr/>
+      <w:r>
+        <w:t xml:space="preserve">K malé placce: Malá placka nevadí, když máš dost silného startéru.</w:t>
+      </w:r>
+    </w:p>
+    <w:p>
+      <w:pPr/>
+      <w:r>
+        <w:t xml:space="preserve">K rizikovému startu: Placka je fajn parťák, ale hlavní motor je kyselý startér.</w:t>
+      </w:r>
+    </w:p>
+    <w:p>
+      <w:pPr>
+        <w:pStyle w:val="Heading2"/>
+      </w:pPr>
+      <w:r>
+        <w:t xml:space="preserve">Implementační poznámka</w:t>
+      </w:r>
+    </w:p>
+    <w:p>
+      <w:pPr/>
+      <w:r>
+        <w:t xml:space="preserve">Placka má v modelu ovlivňovat pouze doplňkové skóre, například pellicle_bonus_score. Nemá přímo navyšovat starter_ratio. Startér je kapalina a jeho podíl v pracovním objemu musí zůstat samostatný ukazatel.</w:t>
+      </w:r>
+    </w:p>
+    <w:p>
+      <w:pPr/>
+      <w:r>
+        <w:t xml:space="preserve">Správně: starter_ratio = starter_ml / pracovní_objem_ml; pellicle_bonus_score = velikost_placky_body x počet_placek.</w:t>
+      </w:r>
+    </w:p>
+    <w:p>
+      <w:pPr/>
+      <w:r>
+        <w:t xml:space="preserve">Špatně: nepřepočítávat placku jako náhradu startéru; neříkat, že 180g placka nahradí například 300 ml startéru.</w:t>
+      </w:r>
+    </w:p>
+    <w:p>
+      <w:pPr/>
+      <w:r>
+        <w:t xml:space="preserve">Výstup predikce musí vždy jasně oddělit: co je v pořádku; co je problém; co placka může a nemůže zachránit; co má uživatel změnit.</w:t>
       </w:r>
     </w:p>
     <w:p/>
     <w:p>
-      <w:pPr>
-        <w:pStyle w:val="Heading1"/>
-      </w:pPr>
-      <w:r>
-        <w:t xml:space="preserve">19. Orientační gramáže placky / pellicle</w:t>
+      <w:r>
+        <w:rPr>
+          <w:b/>
+          <w:sz w:val="32"/>
+        </w:rPr>
+        <w:t xml:space="preserve">26. Kombinační predikční model a hláškovník</w:t>
       </w:r>
     </w:p>
     <w:p>
-      <w:pPr/>
-      <w:r>
-        <w:t xml:space="preserve">Gramáž placky se bere jako orientační mokrá váha po krátkém okapání. Nejde o přesnou biologickou sílu, protože dvě stejně velké placky mohou mít různou tloušťku, různou nasáklost a různou aktivitu.</w:t>
+      <w:r>
+        <w:rPr>
+          <w:b/>
+          <w:sz w:val="26"/>
+        </w:rPr>
+        <w:t xml:space="preserve">Cíl kapitoly</w:t>
       </w:r>
     </w:p>
     <w:p>
-      <w:pPr/>
-      <w:r>
-        <w:t xml:space="preserve">Placka není hlavní motor fermentace. Hlavní síla je aktivní kyselý startér. Placka je pouze doplňkový faktor, který může mírně pomoct aktivitě kultury a zabírá část objemu nádoby, ale nikdy nesmí zachránit špatný poměr startéru.</w:t>
+      <w:r>
+        <w:t xml:space="preserve">Aplikace nesmí být jen jednoduchá kalkulačka litrů, cukru a čaje. Musí fungovat jako chytrý průvodce F1 fermentací, který pozná rizikové kombinace vstupů a řekne uživateli, co je v pořádku, co je problém, co se pravděpodobně stane, co má udělat a jestli je F1 vhodná jako základ pro F2.</w:t>
       </w:r>
     </w:p>
     <w:p>
-      <w:pPr>
-        <w:pStyle w:val="Heading2"/>
-      </w:pPr>
-      <w:r>
-        <w:t xml:space="preserve">Typy placky</w:t>
+      <w:r>
+        <w:t xml:space="preserve">MVP scope zůstává zachovaný: F1 kalkulace, dva režimy Klasická kalkulačka a Hokus pokus, průběžný výpočet, validace, edukace, humor. F2 není samostatný režim ani plnohodnotný výpočet; ve výstupu se používá jen informační štítek vhodnosti.</w:t>
       </w:r>
     </w:p>
     <w:p>
-      <w:pPr/>
-      <w:r>
-        <w:t xml:space="preserve">tenká medůzka: orientační mokrá gramáž cca 15-50 g, default pro výpočet 30 g, síla v modelu 0,5 bodu.</w:t>
+      <w:r>
+        <w:rPr>
+          <w:b/>
+          <w:sz w:val="26"/>
+        </w:rPr>
+        <w:t xml:space="preserve">Styl všech hlášek</w:t>
       </w:r>
     </w:p>
     <w:p>
-      <w:pPr/>
-      <w:r>
-        <w:t xml:space="preserve">akorát do dlaně: orientační mokrá gramáž cca 50-120 g, default pro výpočet 80 g, síla v modelu 1 bod.</w:t>
+      <w:r>
+        <w:t xml:space="preserve">Všechny hlášky piš ve 2. osobě jednotného čísla. Používej formulace: máš, přidej, uber, zmenši, ochutnávej, použij, nedávej, počítej s tím, budeš to mít, nech to běžet, stáčej, hlídej.</w:t>
       </w:r>
     </w:p>
     <w:p>
-      <w:pPr/>
-      <w:r>
-        <w:t xml:space="preserve">klasická palačinka: orientační mokrá gramáž cca 120-250 g, default pro výpočet 180 g, síla v modelu 1,5 bodu.</w:t>
+      <w:r>
+        <w:t xml:space="preserve">Nepoužívej formulace: já bych, doporučila bych, za mě, podle mě, mohlo by být vhodné, bylo by lepší, nedoporučuji.</w:t>
       </w:r>
     </w:p>
     <w:p>
-      <w:pPr/>
-      <w:r>
-        <w:t xml:space="preserve">kolo od traktoru: orientační mokrá gramáž cca 250-600+ g, default pro výpočet 350 g, síla v modelu 2 body.</w:t>
+      <w:r>
+        <w:t xml:space="preserve">Humor může být použitý, ale nesmí zakrýt bezpečnostní sdělení. Nejdřív jasná informace, potom vtípek.</w:t>
       </w:r>
     </w:p>
     <w:p>
-      <w:pPr/>
-      <w:r>
-        <w:t xml:space="preserve">V UI zobrazovat hodnoty jako orientační, například: cca 120-250 g mokré placky, pro výpočet počítáme 180 g. Nesmí se zobrazovat jako přesná laboratorní hodnota.</w:t>
+      <w:r>
+        <w:t xml:space="preserve">Správné příklady: „Tohle takhle nezakládej.“ „Přidej víc startéru.“ „Zmenši várku.“ „Budeš to mít sladký jak cecek.“ „Ochutnávej dřív.“ „Na F2 to zatím nedávej.“</w:t>
       </w:r>
     </w:p>
     <w:p>
-      <w:pPr>
-        <w:pStyle w:val="Heading2"/>
-      </w:pPr>
-      <w:r>
+      <w:r>
+        <w:rPr>
+          <w:b/>
+          <w:sz w:val="26"/>
+        </w:rPr>
+        <w:t xml:space="preserve">Základní skladba výstupu</w:t>
+      </w:r>
+    </w:p>
+    <w:p>
+      <w:r>
+        <w:t xml:space="preserve">Každý výstup skládej z těchto částí: 1. hlavní verdikt; 2. co je v pořádku; 3. co je problém; 4. co se pravděpodobně stane; 5. co má uživatel udělat; 6. F2 štítek.</w:t>
+      </w:r>
+    </w:p>
+    <w:p>
+      <w:r>
+        <w:t xml:space="preserve">Hlavní verdikt krátce řekne, jestli je várka v pohodě, hraniční, riziková, nebo stopnutá.</w:t>
+      </w:r>
+    </w:p>
+    <w:p>
+      <w:r>
+        <w:t xml:space="preserve">Co je v pořádku pojmenuje pozitivní části vstupu: čaj sedí, cukr sedí, startér je silný, teplota je v pohodě.</w:t>
+      </w:r>
+    </w:p>
+    <w:p>
+      <w:r>
+        <w:t xml:space="preserve">Co je problém pojmenuje rizika: málo startéru, slabý nebo sladký startér, moc cukru, jen bylinný čaj, moc vysoká teplota, moc silný čaj.</w:t>
+      </w:r>
+    </w:p>
+    <w:p>
+      <w:r>
+        <w:t xml:space="preserve">Co se pravděpodobně stane popíše dopad: pomalý rozjezd, dlouho sladké, rychlé kyselení, octovatění, trpkost, vodový výsledek.</w:t>
+      </w:r>
+    </w:p>
+    <w:p>
+      <w:r>
+        <w:t xml:space="preserve">Co má uživatel udělat musí být akční: zmenši várku, přidej startér, uber cukr, přidej pravý čaj, ochutnávej dřív, přesuň nádobu.</w:t>
+      </w:r>
+    </w:p>
+    <w:p>
+      <w:r>
+        <w:rPr>
+          <w:b/>
+          <w:sz w:val="26"/>
+        </w:rPr>
+        <w:t xml:space="preserve">Startér jako hlavní motor fermentace</w:t>
+      </w:r>
+    </w:p>
+    <w:p>
+      <w:r>
+        <w:t xml:space="preserve">Tekutý kyselý startér je hlavní motor fermentace. Placka není hlavní motor, je jen pomocník.</w:t>
+      </w:r>
+    </w:p>
+    <w:p>
+      <w:r>
+        <w:t xml:space="preserve">Aplikace vždy samostatně počítá starter_ratio = starter_ml / pracovní_objem_ml. Tento poměr se nesmí navyšovat o gramáž placky.</w:t>
+      </w:r>
+    </w:p>
+    <w:p>
+      <w:r>
+        <w:t xml:space="preserve">Špatně: 300 ml startéru + 180 g placky = 480 ml startéru. Správně: 300 ml startéru zůstává 300 ml startéru; placka se hodnotí zvlášť jako orientační pomocník.</w:t>
+      </w:r>
+    </w:p>
+    <w:p>
+      <w:r>
+        <w:rPr>
+          <w:b/>
+          <w:sz w:val="26"/>
+        </w:rPr>
+        <w:t xml:space="preserve">Doporučené podíly startéru podle typu</w:t>
+      </w:r>
+    </w:p>
+    <w:p>
+      <w:r>
+        <w:t xml:space="preserve">Sladký startér: ještě není dost prokvašený, chutná spíš sladce než kysele, doporučený podíl 15–25 %, vysoké riziko pomalého rozjezdu.</w:t>
+      </w:r>
+    </w:p>
+    <w:p>
+      <w:r>
+        <w:t xml:space="preserve">Slabý startér: mladý, méně kyselý, nejistý, doporučený podíl 15–20 %.</w:t>
+      </w:r>
+    </w:p>
+    <w:p>
+      <w:r>
+        <w:t xml:space="preserve">Běžný startér: kyselý, ale stále pitelný, doporučený podíl 10–15 %.</w:t>
+      </w:r>
+    </w:p>
+    <w:p>
+      <w:r>
+        <w:t xml:space="preserve">Octový startér: výrazně kyselý až octový, doporučený podíl 8–12 %.</w:t>
+      </w:r>
+    </w:p>
+    <w:p>
+      <w:r>
+        <w:t xml:space="preserve">Nevím: počítej opatrně jako běžný až lehce nejistý, doporučený podíl 12–15 %. Pokud uživatel uvede, že chutná sladce, chovej se k němu jako ke slabému/sladkému.</w:t>
+      </w:r>
+    </w:p>
+    <w:p>
+      <w:r>
+        <w:rPr>
+          <w:b/>
+          <w:sz w:val="26"/>
+        </w:rPr>
+        <w:t xml:space="preserve">Tvrdé stavy podle starter_ratio</w:t>
+      </w:r>
+    </w:p>
+    <w:p>
+      <w:r>
+        <w:t xml:space="preserve">OK start: startér je v doporučeném rozmezí pro daný typ. Hláška: „Startér máš tak akorát. Kombucha by se měla rozjet bez zbytečného čekání.“</w:t>
+      </w:r>
+    </w:p>
+    <w:p>
+      <w:r>
+        <w:t xml:space="preserve">Hraniční start: startér je lehce pod doporučením, ale ne kriticky. Hláška: „Startéru máš lehce pod doporučením. Může to vyjít, ale hlídej vůni, hladinu a chuť dřív než obvykle.“</w:t>
+      </w:r>
+    </w:p>
+    <w:p>
+      <w:r>
+        <w:t xml:space="preserve">Rizikový start: startér je výrazně pod doporučením. Hláška: „Startéru máš málo. Kultura se ti v tomhle objemu rozředí a sladký čaj zůstane dlouho málo kyselý.“</w:t>
+      </w:r>
+    </w:p>
+    <w:p>
+      <w:r>
+        <w:t xml:space="preserve">STOP: startér je kriticky nízko, hlavně u velkého objemu nebo slabého/sladkého startéru. Hláška: „Stopka. Tuhle várku takhle nezakládej. Máš moc málo startéru na tak velký objem. Zmenši várku, nebo přidej víc aktivního kyselého startéru.“</w:t>
+      </w:r>
+    </w:p>
+    <w:p>
+      <w:r>
+        <w:rPr>
+          <w:b/>
+          <w:sz w:val="26"/>
+        </w:rPr>
+        <w:t xml:space="preserve">Velký objem zpřísňuje hodnocení</w:t>
+      </w:r>
+    </w:p>
+    <w:p>
+      <w:r>
+        <w:t xml:space="preserve">Aplikace vždy hodnotí poměr, ne jen absolutní množství. 300 ml startéru v 1,5 l = 20 %, ve 3 l = 10 %, v 9,6 l = 3,1 %.</w:t>
+      </w:r>
+    </w:p>
+    <w:p>
+      <w:r>
+        <w:t xml:space="preserve">U velkého objemu a nízkého podílu zobraz: „Objem je moc velký na množství startéru, které máš. Zmenši várku, nebo přidej startér.“</w:t>
+      </w:r>
+    </w:p>
+    <w:p>
+      <w:r>
+        <w:t xml:space="preserve">Humorná varianta po bezpečnostním sdělení: „Tohle je utopená kultura ve vaně sladkého čaje. Zmenši várku, nebo přidej víc startéru.“</w:t>
+      </w:r>
+    </w:p>
+    <w:p>
+      <w:r>
+        <w:rPr>
+          <w:b/>
+          <w:sz w:val="26"/>
+        </w:rPr>
+        <w:t xml:space="preserve">Výpočet chybějícího startéru</w:t>
+      </w:r>
+    </w:p>
+    <w:p>
+      <w:r>
+        <w:t xml:space="preserve">Pokud je startéru málo, dopočítej minimum_starter_needed_ml = pracovní_objem_ml × minimum_ratio_for_starter_type a chybí_ml = minimum_starter_needed_ml - starter_ml.</w:t>
+      </w:r>
+    </w:p>
+    <w:p>
+      <w:r>
+        <w:t xml:space="preserve">Příklad: pracovní objem 9,6 l = 9600 ml, startér 300 ml, typ slabý, minimum 15 %. minimum_starter_needed_ml = 9600 × 0,15 = 1440 ml; chybí_ml = 1440 - 300 = 1140 ml.</w:t>
+      </w:r>
+    </w:p>
+    <w:p>
+      <w:r>
+        <w:t xml:space="preserve">Výstup: „Na tenhle objem potřebuješ aspoň cca 1,4 l slabého startéru. Teď máš jen 300 ml, takže ti chybí přibližně 1,1 l.“</w:t>
+      </w:r>
+    </w:p>
+    <w:p>
+      <w:r>
+        <w:rPr>
+          <w:b/>
+          <w:sz w:val="26"/>
+        </w:rPr>
+        <w:t xml:space="preserve">Výpočet bezpečnější maximální várky</w:t>
+      </w:r>
+    </w:p>
+    <w:p>
+      <w:r>
+        <w:t xml:space="preserve">Pokud má uživatel málo startéru, nabídni bezpečnější objem: max_safe_batch_ml = starter_ml / minimum_ratio_for_starter_type.</w:t>
+      </w:r>
+    </w:p>
+    <w:p>
+      <w:r>
+        <w:t xml:space="preserve">Příklad: 300 ml slabého startéru při minimu 15 % znamená max_safe_batch_ml = 300 / 0,15 = 2000 ml.</w:t>
+      </w:r>
+    </w:p>
+    <w:p>
+      <w:r>
+        <w:t xml:space="preserve">Výstup: „S tímhle množstvím slabého startéru udělej radši maximálně cca 2 l kombuchy.“</w:t>
+      </w:r>
+    </w:p>
+    <w:p>
+      <w:r>
+        <w:rPr>
+          <w:b/>
+          <w:sz w:val="26"/>
+        </w:rPr>
+        <w:t xml:space="preserve">Placka / pellicle</w:t>
+      </w:r>
+    </w:p>
+    <w:p>
+      <w:r>
+        <w:t xml:space="preserve">Placka je jen pomocník. Hlavní práci při fermentaci dělá tekutý kyselý startér. Velikost placky aplikace zohledňuje jen orientačně.</w:t>
+      </w:r>
+    </w:p>
+    <w:p>
+      <w:r>
+        <w:t xml:space="preserve">Tvrdé pravidlo: placka nikdy neopravuje špatný poměr startéru. Když má uživatel dost silného startéru, malá placka nevadí. Když má málo startéru, velká placka to nezachrání.</w:t>
+      </w:r>
+    </w:p>
+    <w:p>
+      <w:r>
+        <w:t xml:space="preserve">Aplikace nesmí počítat gramy placky jako náhradu za mililitry startéru. Pokud je startéru málo, výsledek se nesmí změnit na bezpečný jen proto, že uživatel přidal placku.</w:t>
+      </w:r>
+    </w:p>
+    <w:p>
+      <w:r>
+        <w:rPr>
+          <w:b/>
+          <w:sz w:val="26"/>
+        </w:rPr>
+        <w:t xml:space="preserve">Orientační gramáže placky</w:t>
+      </w:r>
+    </w:p>
+    <w:p>
+      <w:r>
+        <w:t xml:space="preserve">Tenká medůzka: cca 15–50 g mokré placky po krátkém okapání, default 30 g, síla 0,5 bodu. Hláška: „Malá placka nevadí. Když máš dost silného startéru, fermentace se rozjede.“</w:t>
+      </w:r>
+    </w:p>
+    <w:p>
+      <w:r>
+        <w:t xml:space="preserve">Akorát do dlaně: cca 50–120 g, default 80 g, síla 1 bod. Hláška: „Placka do dlaně je v pohodě. Ber ji jako podporu, ne jako náhradu startéru.“</w:t>
+      </w:r>
+    </w:p>
+    <w:p>
+      <w:r>
+        <w:t xml:space="preserve">Klasická palačinka: cca 120–250 g, default 180 g, síla 1,5 bodu. Hláška: „Palačinka vypadá dobře, ale špatný poměr startéru ti nezachrání. Nejdřív si pohlídej množství kyselé tekutiny.“</w:t>
+      </w:r>
+    </w:p>
+    <w:p>
+      <w:r>
+        <w:t xml:space="preserve">Kolo od traktoru: cca 250–600+ g, default 350 g, síla 2 body. Hláška: „Kolo od traktoru vypadá impozantně, ale startér za něj práci neodmaká. Když máš málo startéru, přidej startér. Ne další placku.“</w:t>
+      </w:r>
+    </w:p>
+    <w:p>
+      <w:r>
+        <w:rPr>
+          <w:b/>
+          <w:sz w:val="26"/>
+        </w:rPr>
         <w:t xml:space="preserve">Přesná gramáž placky</w:t>
       </w:r>
     </w:p>
     <w:p>
-      <w:pPr/>
-      <w:r>
-        <w:t xml:space="preserve">Uživatel může místo výběru velikosti zadat přesnou gramáž placky. Pokud zadá přesnou gramáž, aplikace ji převede na sílu placky takto: 0-50 g = 0,5 bodu; 51-120 g = 1 bod; 121-250 g = 1,5 bodu; 251 g a víc = 2 body.</w:t>
+      <w:r>
+        <w:t xml:space="preserve">Uživatel může zadat přesnou gramáž placky. Přepočet: 0–50 g = 0,5 bodu; 51–120 g = 1 bod; 121–250 g = 1,5 bodu; 251 g a víc = 2 body.</w:t>
       </w:r>
     </w:p>
     <w:p>
-      <w:pPr/>
       <w:r>
         <w:t xml:space="preserve">Maximální síla jedné placky je 2 body. Ani velmi těžká placka nesmí mít vyšší vliv, protože velká placka neznamená automaticky silnější fermentaci.</w:t>
       </w:r>
     </w:p>
     <w:p>
-      <w:pPr>
-        <w:pStyle w:val="Heading2"/>
-      </w:pPr>
-      <w:r>
-        <w:t xml:space="preserve">Počet placek</w:t>
+      <w:r>
+        <w:t xml:space="preserve">Pokud uživatel zadá počet placek, počítej síla_placky = body_za_velikost × počet_placek. Ani vysoké skóre placky nesmí přebít nízké množství nebo slabou kvalitu startéru.</w:t>
       </w:r>
     </w:p>
     <w:p>
-      <w:pPr/>
-      <w:r>
-        <w:t xml:space="preserve">Pokud uživatel zadá počet placek, síla se násobí počtem: síla_placky = body_za_velikost x počet_placek. Příklad: 1x klasická palačinka = 1,5 bodu; 2x klasická palačinka = 3 body; 1x tenká medůzka = 0,5 bodu.</w:t>
+      <w:r>
+        <w:rPr>
+          <w:b/>
+          <w:sz w:val="26"/>
+        </w:rPr>
+        <w:t xml:space="preserve">Hlášky k placce</w:t>
       </w:r>
     </w:p>
     <w:p>
-      <w:pPr/>
-      <w:r>
-        <w:t xml:space="preserve">Ani vysoké skóre placky nesmí přebít nízké množství nebo slabou kvalitu startéru.</w:t>
+      <w:r>
+        <w:t xml:space="preserve">„Placka je pomocník, ne motor. Motor je kyselý tekutý startér.“</w:t>
       </w:r>
     </w:p>
     <w:p>
-      <w:pPr>
-        <w:pStyle w:val="Heading2"/>
-      </w:pPr>
-      <w:r>
-        <w:t xml:space="preserve">Pravidlo placka vs. startér</w:t>
+      <w:r>
+        <w:t xml:space="preserve">„Malá placka nevadí, když máš dost silného startéru.“</w:t>
       </w:r>
     </w:p>
     <w:p>
-      <w:pPr/>
-      <w:r>
-        <w:t xml:space="preserve">Placka nikdy nesmí změnit výsledek ze STOP na OK, z červeného varování na OK, ani z rizikového startu na bezpečný start.</w:t>
+      <w:r>
+        <w:t xml:space="preserve">„Velká placka ti málo startéru nezachrání. Hlavní motor fermentace je kyselá tekutina.“</w:t>
       </w:r>
     </w:p>
     <w:p>
-      <w:pPr/>
-      <w:r>
-        <w:t xml:space="preserve">Může změnit maximálně jemné hodnocení v rámci doporučení, například: velmi slabé -&gt; pořád slabé, ale s drobnou podporou; hraniční -&gt; hraniční, ale placka trochu pomůže. Pokud je startér pod kritickým minimem, aplikace musí dál hlásit problém se startérem.</w:t>
+      <w:r>
+        <w:t xml:space="preserve">„Placky máš hodně. Pohlídej si, že ti nezabírají moc místa v nádobě a že máš pořád správný poměr tekutého startéru.“</w:t>
       </w:r>
     </w:p>
     <w:p>
-      <w:pPr/>
-      <w:r>
-        <w:t xml:space="preserve">Modelový příklad: uživatel chce vyrobit 9,6 l kombuchy, má 300 ml slabého startéru, černý čaj a 1 placku velikosti palačinka. starter_ratio = 300 / 9600 = 3,1 %. Slabý startér vyžaduje cca 15-20 % pracovního objemu. 1x palačinka = cca 180 g = 1,5 bodu. Verdikt: černý čaj je v pořádku a placka trochu pomůže, ale startér je zásadně pod minimem. Jedna palačinka skoro desetilitrovou várku nezachrání.</w:t>
+      <w:r>
+        <w:t xml:space="preserve">„Placku nepočítáš, ale to nevadí. Když máš dost kyselého startéru, kombucha pojede i bez ní.“</w:t>
       </w:r>
     </w:p>
     <w:p>
-      <w:pPr/>
-      <w:r>
-        <w:t xml:space="preserve">Výstup: Na tenhle objem máš moc málo slabého startéru. Kultura se pravděpodobně rozředí, fermentace pojede pomalu a sladký čaj bude dlouho málo kyselý. Placka pomůže jen trochu, ale problém je množství a síla startéru.</w:t>
+      <w:r>
+        <w:rPr>
+          <w:b/>
+          <w:sz w:val="26"/>
+        </w:rPr>
+        <w:t xml:space="preserve">Cukrová logika</w:t>
       </w:r>
     </w:p>
     <w:p>
-      <w:pPr/>
-      <w:r>
-        <w:t xml:space="preserve">Doporučení: Zmenši várku na cca 1,5-2 l, nebo přidej startér na cca 1,4-1,9 l.</w:t>
+      <w:r>
+        <w:t xml:space="preserve">Cukr se počítá z objemu sladkého čaje, ne ze startéru: cukr_total_g = objem_čaje_l × cukr_g_na_l.</w:t>
       </w:r>
     </w:p>
     <w:p>
-      <w:pPr>
-        <w:pStyle w:val="Heading2"/>
-      </w:pPr>
-      <w:r>
-        <w:t xml:space="preserve">Mikrocopy do UI</w:t>
+      <w:r>
+        <w:t xml:space="preserve">Doporučené rozmezí: 50–70 g/l = bezpečný běžný základ; 60–70 g/l = ideální standard pro vyváženou kombuchu; méně než 50 g/l = méně krmení, sušší/tenčí výsledek; více než 80 g/l = příliš sladký základ, tlamolep, delší fermentace.</w:t>
       </w:r>
     </w:p>
     <w:p>
-      <w:pPr/>
-      <w:r>
-        <w:t xml:space="preserve">K velikosti placky: Ber to orientačně. Placka může být tenká blána nebo nacucaná deka.</w:t>
+      <w:r>
+        <w:t xml:space="preserve">Hlášky k cukru: „Cukr nemáš vyplněný. Použij bezpečný základ 60–70 g cukru na litr sladkého čaje.“</w:t>
       </w:r>
     </w:p>
     <w:p>
-      <w:pPr/>
-      <w:r>
-        <w:t xml:space="preserve">K přesné gramáži: Zvážená placka je přesnější než naše kombuchová zoologie.</w:t>
+      <w:r>
+        <w:t xml:space="preserve">„Bez cukru to nebude fungovat. Kultura potřebuje cukr jako krmení.“</w:t>
       </w:r>
     </w:p>
     <w:p>
-      <w:pPr/>
-      <w:r>
-        <w:t xml:space="preserve">K velké placce: Obří placka vypadá impozantně, ale startér za ni práci neodmaká.</w:t>
+      <w:r>
+        <w:t xml:space="preserve">„Cukru máš málo. Budeš to mít sušší, tenčí a možná rychleji kyselé.“</w:t>
       </w:r>
     </w:p>
     <w:p>
-      <w:pPr/>
-      <w:r>
-        <w:t xml:space="preserve">K malé placce: Malá placka nevadí, když máš dost silného startéru.</w:t>
+      <w:r>
+        <w:t xml:space="preserve">„Cukr máš na spodní hraně. Pro lehčí kombuchu je to v pohodě, ale drž kratší fermentaci a ochutnávej.“</w:t>
       </w:r>
     </w:p>
     <w:p>
-      <w:pPr/>
-      <w:r>
-        <w:t xml:space="preserve">K rizikovému startu: Placka je fajn parťák, ale hlavní motor je kyselý startér.</w:t>
+      <w:r>
+        <w:t xml:space="preserve">„Cukr máš tak akorát. Tohle je dobrý základ pro vyváženou chuť.“</w:t>
       </w:r>
     </w:p>
     <w:p>
-      <w:pPr>
-        <w:pStyle w:val="Heading2"/>
-      </w:pPr>
-      <w:r>
-        <w:t xml:space="preserve">Implementační poznámka</w:t>
+      <w:r>
+        <w:t xml:space="preserve">„Cukru máš trochu víc. Budeš to mít sladší a fermentace může potřebovat víc času.“</w:t>
       </w:r>
     </w:p>
     <w:p>
-      <w:pPr/>
-      <w:r>
-        <w:t xml:space="preserve">Placka má v modelu ovlivňovat pouze doplňkové skóre, například pellicle_bonus_score. Nemá přímo navyšovat starter_ratio. Startér je kapalina a jeho podíl v pracovním objemu musí zůstat samostatný ukazatel.</w:t>
+      <w:r>
+        <w:t xml:space="preserve">„Cukru máš moc. Budeš to mít sladký jak cecek a může ti to dlouho připomínat spíš sladký čaj než kombuchu.“</w:t>
       </w:r>
     </w:p>
     <w:p>
-      <w:pPr/>
-      <w:r>
-        <w:t xml:space="preserve">Správně: starter_ratio = starter_ml / pracovní_objem_ml; pellicle_bonus_score = velikost_placky_body x počet_placek.</w:t>
+      <w:r>
+        <w:t xml:space="preserve">„Hodně cukru a slabý startér je špatná kombinace. Sladký čaj bude dlouho málo kyselý. Přidej startér, nebo zmenši várku.“</w:t>
       </w:r>
     </w:p>
     <w:p>
-      <w:pPr/>
-      <w:r>
-        <w:t xml:space="preserve">Špatně: nepřepočítávat placku jako náhradu startéru; neříkat, že 180g placka nahradí například 300 ml startéru.</w:t>
+      <w:r>
+        <w:rPr>
+          <w:b/>
+          <w:sz w:val="26"/>
+        </w:rPr>
+        <w:t xml:space="preserve">Čajová logika</w:t>
       </w:r>
     </w:p>
     <w:p>
-      <w:pPr/>
-      <w:r>
-        <w:t xml:space="preserve">Výstup predikce musí vždy jasně oddělit: co je v pořádku; co je problém; co placka může a nemůže zachránit; co má uživatel změnit.</w:t>
+      <w:r>
+        <w:t xml:space="preserve">Hlavní čaje pro F1: černý, zelený, bílý, oolong. Přídavné čaje: rooibos, ibišek, ovocný, bylinný.</w:t>
+      </w:r>
+    </w:p>
+    <w:p>
+      <w:r>
+        <w:t xml:space="preserve">Pokud uživatel vybere pouze přídavný čaj bez pravého čaje, aplikace musí varovat: „Pouze rooibos, ibišek, ovocný nebo bylinný čaj jako hlavní základ nepoužívej. Přidej černý, zelený, bílý čaj nebo oolong.“</w:t>
+      </w:r>
+    </w:p>
+    <w:p>
+      <w:r>
+        <w:t xml:space="preserve">Další hlášky: „Čaj nemáš vyplněný. Doplň čajový základ, jinak není co počítat.“</w:t>
+      </w:r>
+    </w:p>
+    <w:p>
+      <w:r>
+        <w:t xml:space="preserve">„Černý čaj je jistota. Když se výsledek nepovede, problém bude spíš ve startéru, cukru nebo čase.“</w:t>
+      </w:r>
+    </w:p>
+    <w:p>
+      <w:r>
+        <w:t xml:space="preserve">„Zelený čaj je dobrý, ale hlídej sílu nálevu. Když ho přeženeš, budeš to mít hořké.“</w:t>
+      </w:r>
+    </w:p>
+    <w:p>
+      <w:r>
+        <w:t xml:space="preserve">„Bílý čaj ti dá jemnější výsledek. Nepřeháněj gramáž, jinak může být chuť prázdná nebo hořká.“</w:t>
+      </w:r>
+    </w:p>
+    <w:p>
+      <w:r>
+        <w:t xml:space="preserve">„Oolong je dobrý základ. Dá kombuše víc těla, ale hlídej trpkost.“</w:t>
+      </w:r>
+    </w:p>
+    <w:p>
+      <w:r>
+        <w:t xml:space="preserve">„Přídavný čaj máš v rozumném poměru. Chuť si tím můžeš hezky doladit.“</w:t>
+      </w:r>
+    </w:p>
+    <w:p>
+      <w:r>
+        <w:t xml:space="preserve">„Přídavný čaj ti začíná převažovat. Přidej víc pravého čaje, ať má F1 stabilnější základ.“</w:t>
+      </w:r>
+    </w:p>
+    <w:p>
+      <w:r>
+        <w:rPr>
+          <w:b/>
+          <w:sz w:val="26"/>
+        </w:rPr>
+        <w:t xml:space="preserve">Gramáž čaje</w:t>
+      </w:r>
+    </w:p>
+    <w:p>
+      <w:r>
+        <w:t xml:space="preserve">Defaultní gramáže: černý 6 g/l; zelený 5 g/l; bílý 5 g/l; oolong 6 g/l; rooibos 6 g/l jako přídavný čaj; ibišek 3 g/l jako přídavný čaj; ovocný/bylinný 3 g/l jako přídavný čaj.</w:t>
+      </w:r>
+    </w:p>
+    <w:p>
+      <w:r>
+        <w:t xml:space="preserve">Méně než 4 g/l: „Čaje máš málo. Budeš to mít vodovější a chuťově slabší.“</w:t>
+      </w:r>
+    </w:p>
+    <w:p>
+      <w:r>
+        <w:t xml:space="preserve">4–7 g/l: „Čaj máš tak akorát. Chuť by neměla být ani vodová, ani trpká.“</w:t>
+      </w:r>
+    </w:p>
+    <w:p>
+      <w:r>
+        <w:t xml:space="preserve">7–9 g/l: „Čaje máš hodně. Budeš to mít výrazné, možná trpké.“</w:t>
+      </w:r>
+    </w:p>
+    <w:p>
+      <w:r>
+        <w:t xml:space="preserve">Nad 9 g/l: „Čaje máš extrémně moc. Budeš to mít trpké jak ponožku z tělocviku. Uber gramáž.“</w:t>
+      </w:r>
+    </w:p>
+    <w:p>
+      <w:r>
+        <w:t xml:space="preserve">U zeleného a bílého čaje zobraz jemnější varování už nad 7 g/l: „Zeleného nebo bílého čaje máš moc. Budeš to mít hořké, tak uber čaj nebo zkrať louhování.“</w:t>
+      </w:r>
+    </w:p>
+    <w:p>
+      <w:r>
+        <w:rPr>
+          <w:b/>
+          <w:sz w:val="26"/>
+        </w:rPr>
+        <w:t xml:space="preserve">Teplotní logika</w:t>
+      </w:r>
+    </w:p>
+    <w:p>
+      <w:r>
+        <w:t xml:space="preserve">Teplota ovlivňuje rychlost fermentace. Pokud není vyplněná: „Teplotu nemáš vyplněnou. Počítáš s běžnou pokojovou teplotou, takže doporučené dny ber orientačně.“</w:t>
+      </w:r>
+    </w:p>
+    <w:p>
+      <w:r>
+        <w:t xml:space="preserve">Nízká teplota: „Máš chladno. Fermentace ti pojede pomaleji a kombucha zůstane déle sladká.“</w:t>
+      </w:r>
+    </w:p>
+    <w:p>
+      <w:r>
+        <w:t xml:space="preserve">Běžná pokojová teplota: „Teplota je v pohodě. Fermentace by měla běžet normálně.“</w:t>
+      </w:r>
+    </w:p>
+    <w:p>
+      <w:r>
+        <w:t xml:space="preserve">Vyšší teplota: „Máš teplejší prostředí. Kombucha ti pojede rychleji, tak ochutnávej dřív.“</w:t>
+      </w:r>
+    </w:p>
+    <w:p>
+      <w:r>
+        <w:t xml:space="preserve">Moc vysoká teplota: „Máš moc teplo. Přesuň nádobu na klidnější a chladnější místo, jinak ti výsledek může ujet do kysela.“</w:t>
+      </w:r>
+    </w:p>
+    <w:p>
+      <w:r>
+        <w:rPr>
+          <w:b/>
+          <w:sz w:val="26"/>
+        </w:rPr>
+        <w:t xml:space="preserve">Cílový výsledek</w:t>
+      </w:r>
+    </w:p>
+    <w:p>
+      <w:r>
+        <w:t xml:space="preserve">Jemný čajíček: „Chceš jemný čajíček. Drž kratší fermentaci, nepřeháněj startér a stáčej, jakmile je chuť příjemně sladko-kyselá.“</w:t>
+      </w:r>
+    </w:p>
+    <w:p>
+      <w:r>
+        <w:t xml:space="preserve">Kombucha jak má být: „Chceš kombuchu jak má být. Míříš na vyváženou chuť, takže drž dobrý poměr startéru, cukru a pravidelně ochutnávej.“</w:t>
+      </w:r>
+    </w:p>
+    <w:p>
+      <w:r>
+        <w:t xml:space="preserve">Kyselejší lektvar: „Chceš kyselejší lektvar. Nech to běžet déle, ale hlídej, ať z řízu není ocet.“</w:t>
+      </w:r>
+    </w:p>
+    <w:p>
+      <w:r>
+        <w:t xml:space="preserve">Startér pro příště: „Chceš startér pro příště. Neřeš pitelnost, cílem je silnější kyselý základ pro další várku.“</w:t>
+      </w:r>
+    </w:p>
+    <w:p>
+      <w:r>
+        <w:t xml:space="preserve">Kyselina pro nepřítele: „Chceš kyselinu pro nepřítele. Počítej s extrémní kyselostí. Na běžné pití to nepoužívej.“</w:t>
+      </w:r>
+    </w:p>
+    <w:p>
+      <w:r>
+        <w:rPr>
+          <w:b/>
+          <w:sz w:val="26"/>
+        </w:rPr>
+        <w:t xml:space="preserve">Chuťová predikce</w:t>
+      </w:r>
+    </w:p>
+    <w:p>
+      <w:r>
+        <w:t xml:space="preserve">Sladká / málo prokvašená: „Budeš to mít sladší. Buď máš moc cukru, málo startéru, nebo krátkou fermentaci.“ / „Budeš to mít sladký jak cecek. Nech to déle fermentovat, pokud je start bezpečný.“</w:t>
+      </w:r>
+    </w:p>
+    <w:p>
+      <w:r>
+        <w:t xml:space="preserve">Vyvážená: „Budeš to mít příjemně sladko-kyselé. Jakmile ti chuť sedne, stáčej.“</w:t>
+      </w:r>
+    </w:p>
+    <w:p>
+      <w:r>
+        <w:t xml:space="preserve">Výraznější: „Budeš to mít s pořádným řízem. Hlídej, ať ti říz nepřejde do octa.“</w:t>
+      </w:r>
+    </w:p>
+    <w:p>
+      <w:r>
+        <w:t xml:space="preserve">Hodně kyselá: „Budeš to mít kyselé jak šlak. Použij to spíš v menším množství nebo jako startér.“</w:t>
+      </w:r>
+    </w:p>
+    <w:p>
+      <w:r>
+        <w:t xml:space="preserve">Octová: „Budeš to mít spíš jako ocet než jako pití. Použij to na startér pro další várku.“</w:t>
+      </w:r>
+    </w:p>
+    <w:p>
+      <w:r>
+        <w:t xml:space="preserve">Trpká: „Budeš to mít trpké. Uber čaj, hlavně pokud používáš zelený nebo bílý.“</w:t>
+      </w:r>
+    </w:p>
+    <w:p>
+      <w:r>
+        <w:t xml:space="preserve">Vodová: „Budeš to mít vodovější. Příště přidej trochu čaje nebo použij výraznější základ.“</w:t>
+      </w:r>
+    </w:p>
+    <w:p>
+      <w:r>
+        <w:rPr>
+          <w:b/>
+          <w:sz w:val="26"/>
+        </w:rPr>
+        <w:t xml:space="preserve">F2 štítky</w:t>
+      </w:r>
+    </w:p>
+    <w:p>
+      <w:r>
+        <w:t xml:space="preserve">F2 není součást MVP jako samostatný výpočet, ale výstup může říct, jestli je F1 vhodná jako základ pro F2.</w:t>
+      </w:r>
+    </w:p>
+    <w:p>
+      <w:r>
+        <w:t xml:space="preserve">Vhodné na F2: použij, když je F1 rozjetá, příjemně kyselá, ale ne octová. Hláška: „Na F2 to použít můžeš. Kombucha je dost rozjetá, ale ještě nepůsobí octově.“</w:t>
+      </w:r>
+    </w:p>
+    <w:p>
+      <w:r>
+        <w:t xml:space="preserve">Na F2 zatím nespěchej: použij, když je moc sladká nebo málo rozjetá. Hláška: „Na F2 zatím nespěchej. Ještě je to moc sladké nebo málo rozjeté.“</w:t>
+      </w:r>
+    </w:p>
+    <w:p>
+      <w:r>
+        <w:t xml:space="preserve">Na F2 už moc kyselé: použij, když je výsledek moc kyselý. Hláška: „Na F2 už je to moc kyselé. Použij to radši jako startér.“</w:t>
+      </w:r>
+    </w:p>
+    <w:p>
+      <w:r>
+        <w:t xml:space="preserve">Nevhodné na F2 kvůli rizikovému startu: použij, když F1 není bezpečně rozjetá. Hláška: „Na F2 to zatím nedávej. Nejdřív musíš mít bezpečně rozjetou F1.“</w:t>
+      </w:r>
+    </w:p>
+    <w:p>
+      <w:r>
+        <w:t xml:space="preserve">Doplňkové upozornění: „Když to dáš na F2, hlídej tlak. Ovoce, cukr a teplo umí v lahvi udělat slušnou divočinu.“</w:t>
+      </w:r>
+    </w:p>
+    <w:p>
+      <w:r>
+        <w:rPr>
+          <w:b/>
+          <w:sz w:val="26"/>
+        </w:rPr>
+        <w:t xml:space="preserve">Blokace a chyby</w:t>
+      </w:r>
+    </w:p>
+    <w:p>
+      <w:r>
+        <w:t xml:space="preserve">Používej hlášky: „Startér nemůže být větší než celkový objem várky. Zkontroluj čísla.“</w:t>
+      </w:r>
+    </w:p>
+    <w:p>
+      <w:r>
+        <w:t xml:space="preserve">„Čaj a startér se ti do plánovaného objemu nevejdou. Uprav množství vody, startéru nebo velikost várky.“</w:t>
+      </w:r>
+    </w:p>
+    <w:p>
+      <w:r>
+        <w:t xml:space="preserve">„Nádoba je moc malá. Kombuchu neplň po okraj.“</w:t>
+      </w:r>
+    </w:p>
+    <w:p>
+      <w:r>
+        <w:t xml:space="preserve">„Nech tomu prostor. Kombucha není akvárko.“</w:t>
+      </w:r>
+    </w:p>
+    <w:p>
+      <w:r>
+        <w:t xml:space="preserve">„Chybí ti důležitý údaj. Doplň ho, jinak z toho nic nevyčaruje ani Kaprfíld.“</w:t>
+      </w:r>
+    </w:p>
+    <w:p>
+      <w:r>
+        <w:t xml:space="preserve">„Tohle fyzicky nedává smysl. Zkontroluj objemy a jednotky.“</w:t>
+      </w:r>
+    </w:p>
+    <w:p>
+      <w:r>
+        <w:rPr>
+          <w:b/>
+          <w:sz w:val="26"/>
+        </w:rPr>
+        <w:t xml:space="preserve">Doporučení oprav</w:t>
+      </w:r>
+    </w:p>
+    <w:p>
+      <w:r>
+        <w:t xml:space="preserve">Málo startéru: „Přidej víc aktivního kyselého startéru. Tohle je nejdůležitější oprava.“</w:t>
+      </w:r>
+    </w:p>
+    <w:p>
+      <w:r>
+        <w:t xml:space="preserve">Moc velká várka: „Zmenši várku. Poměr startéru se tím okamžitě zlepší.“</w:t>
+      </w:r>
+    </w:p>
+    <w:p>
+      <w:r>
+        <w:t xml:space="preserve">Slabý startér: „Udělej nejdřív menší posilovací várku. Až bude kyselá a aktivní, použij ji pro větší objem.“</w:t>
+      </w:r>
+    </w:p>
+    <w:p>
+      <w:r>
+        <w:t xml:space="preserve">Moc cukru: „Uber cukr. Jinak budeš mít sladký těžký základ.“</w:t>
+      </w:r>
+    </w:p>
+    <w:p>
+      <w:r>
+        <w:t xml:space="preserve">Málo cukru: „Přidej cukr. Kultura potřebuje krmení.“</w:t>
+      </w:r>
+    </w:p>
+    <w:p>
+      <w:r>
+        <w:t xml:space="preserve">Špatný čajový základ: „Přidej pravý čaj. Bylinný nebo ovocný nálev používej jen jako doplněk.“</w:t>
+      </w:r>
+    </w:p>
+    <w:p>
+      <w:r>
+        <w:t xml:space="preserve">Rychlé kyselení: „Ochutnávej dřív. Tahle várka ti může kysnout rychleji.“</w:t>
+      </w:r>
+    </w:p>
+    <w:p>
+      <w:r>
+        <w:t xml:space="preserve">Pomalý rozjezd: „Dej tomu víc času. Tahle várka se bude rozjíždět pomaleji.“</w:t>
+      </w:r>
+    </w:p>
+    <w:p>
+      <w:r>
+        <w:rPr>
+          <w:b/>
+          <w:sz w:val="26"/>
+        </w:rPr>
+        <w:t xml:space="preserve">Kombinované scénáře</w:t>
+      </w:r>
+    </w:p>
+    <w:p>
+      <w:r>
+        <w:t xml:space="preserve">Málo slabého startéru + velký objem + placka: „Stopka. Na tenhle objem máš moc málo slabého startéru. Čaj je v pořádku a placka trochu pomůže, ale hlavní problém je množství a síla startéru. Kultura se ti pravděpodobně rozředí, fermentace pojede pomalu a sladký čaj bude dlouho málo kyselý. Zmenši várku, nebo přidej výrazně víc aktivního kyselého startéru. Na F2 to zatím nedávej.“</w:t>
+      </w:r>
+    </w:p>
+    <w:p>
+      <w:r>
+        <w:t xml:space="preserve">Doporučení pro tento scénář: „S tímhle množstvím slabého startéru udělej radši maximálně cca 2 l kombuchy.“ / „Na 9,6 l potřebuješ aspoň cca 1,4 l slabého startéru. Teď máš jen 300 ml, takže ti chybí přibližně 1,1 l.“</w:t>
+      </w:r>
+    </w:p>
+    <w:p>
+      <w:r>
+        <w:t xml:space="preserve">Dost běžného startéru + černý čaj + ideální cukr: „Máš dobře nastavenou várku. Startér je v rozumném poměru, černý čaj je dobrý základ a cukr sedí. Ochutnávej od doporučeného dne a stáčej ve chvíli, kdy ti sedne sladko-kyselá chuť. Na F2 to použít můžeš, pokud výsledek nebude moc kyselý.“</w:t>
+      </w:r>
+    </w:p>
+    <w:p>
+      <w:r>
+        <w:t xml:space="preserve">Hodně octového startéru + málo cukru: „Pojede ti to rychle do kysela. Máš silný octový startér a málo cukru, takže ochutnávej brzy. Na F2 buď opatrný, můžeš to mít už moc ostré.“</w:t>
+      </w:r>
+    </w:p>
+    <w:p>
+      <w:r>
+        <w:t xml:space="preserve">Sladký startér + hodně cukru: „Budeš to mít hodně sladké. Startér není dost kyselý a cukru máš moc, takže nápoj může dlouho chutnat jako sladký čaj. Přidej kyselý startér, nebo založ menší posilovací várku. Na F2 zatím nechoď.“</w:t>
+      </w:r>
+    </w:p>
+    <w:p>
+      <w:r>
+        <w:t xml:space="preserve">Běžný startér + moc silný zelený čaj: „Startér máš v pořádku, ale čaj ti může zhořknout. Zeleného nebo bílého čaje je moc. Uber gramáž nebo zkrať louhování.“</w:t>
+      </w:r>
+    </w:p>
+    <w:p>
+      <w:r>
+        <w:t xml:space="preserve">Jen bylinný/ovocný/rooibos/ibiškový čaj + dobrý startér: „Startér může být v pohodě, ale čajový základ není ideální. Používáš jen bylinný, ovocný, rooibos nebo ibišek. Přidej černý, zelený, bílý čaj nebo oolong.“</w:t>
+      </w:r>
+    </w:p>
+    <w:p>
+      <w:r>
+        <w:t xml:space="preserve">Dobrý recept + moc vysoká teplota: „Recept vypadá dobře, ale máš moc teplo. Fermentace ti pojede rychleji a může ujet do kysela. Přesuň nádobu do mírnějšího prostředí a ochutnávej dřív.“</w:t>
+      </w:r>
+    </w:p>
+    <w:p>
+      <w:r>
+        <w:t xml:space="preserve">Nízká teplota + slabý startér: „Bude se ti to rozjíždět pomalu. Máš slabý startér a chladné prostředí. Přidej startér, zmenši várku nebo přesuň nádobu na stabilnější teplejší místo.“</w:t>
+      </w:r>
+    </w:p>
+    <w:p>
+      <w:r>
+        <w:t xml:space="preserve">Malá placka + dost startéru: „Malá placka nevadí. Startér máš dost silný a to je pro rozjezd důležitější.“</w:t>
+      </w:r>
+    </w:p>
+    <w:p>
+      <w:r>
+        <w:t xml:space="preserve">Velká placka + málo startéru: „Velká placka ti málo startéru nezachrání. Hlavní motor fermentace je kyselá tekutina. Přidej startér, nebo zmenši várku.“</w:t>
+      </w:r>
+    </w:p>
+    <w:p>
+      <w:r>
+        <w:rPr>
+          <w:b/>
+          <w:sz w:val="26"/>
+        </w:rPr>
+        <w:t xml:space="preserve">Priorita problémů</w:t>
+      </w:r>
+    </w:p>
+    <w:p>
+      <w:r>
+        <w:t xml:space="preserve">Když nastane více problémů najednou, řaď je podle důležitosti: 1. chybí tekutý startér; 2. startér je kriticky pod minimem; 3. špatný čajový základ; 4. cukr je 0; 5. objem se nevejde do nádoby; 6. moc vysoká teplota; 7. moc cukru / málo cukru; 8. moc silný/slabý čaj; 9. placka.</w:t>
+      </w:r>
+    </w:p>
+    <w:p>
+      <w:r>
+        <w:t xml:space="preserve">Placka je vždy nízko v prioritě. Nikdy nesmí přebít problém se startérem.</w:t>
+      </w:r>
+    </w:p>
+    <w:p>
+      <w:r>
+        <w:rPr>
+          <w:b/>
+          <w:sz w:val="26"/>
+        </w:rPr>
+        <w:t xml:space="preserve">Tvrdá implementační pravidla</w:t>
+      </w:r>
+    </w:p>
+    <w:p>
+      <w:r>
+        <w:t xml:space="preserve">1. Pokud je startéru kriticky málo, výstup musí být rizikový nebo STOP. Placka to nesmí změnit na bezpečný stav.</w:t>
+      </w:r>
+    </w:p>
+    <w:p>
+      <w:r>
+        <w:t xml:space="preserve">2. Pokud není tekutý startér, výpočet se zastaví. Placka samotná nestačí.</w:t>
+      </w:r>
+    </w:p>
+    <w:p>
+      <w:r>
+        <w:t xml:space="preserve">3. Pokud je použitý pouze bylinný, ovocný, rooibos nebo ibiškový čaj, aplikace musí varovat, že chybí pravý čajový základ.</w:t>
+      </w:r>
+    </w:p>
+    <w:p>
+      <w:r>
+        <w:t xml:space="preserve">4. Pokud je cukr 0, výpočet se zastaví. Bez cukru kultura nemá krmení.</w:t>
+      </w:r>
+    </w:p>
+    <w:p>
+      <w:r>
+        <w:t xml:space="preserve">5. Pokud je cukru hodně a startér je slabý, aplikace musí varovat před dlouho sladkým a málo kyselým rozjezdem.</w:t>
+      </w:r>
+    </w:p>
+    <w:p>
+      <w:r>
+        <w:t xml:space="preserve">6. Pokud je startéru moc, aplikace musí varovat před rychlým kyselením a octovým výsledkem.</w:t>
+      </w:r>
+    </w:p>
+    <w:p>
+      <w:r>
+        <w:t xml:space="preserve">7. Pokud je teplota nízká, aplikace prodlužuje očekávaný čas. Pokud je teplota vysoká, aplikace zkracuje okno ochutnávání.</w:t>
+      </w:r>
+    </w:p>
+    <w:p>
+      <w:r>
+        <w:t xml:space="preserve">8. F2 se nesmí doporučit u špatně nastartované nebo rizikové F1.</w:t>
+      </w:r>
+    </w:p>
+    <w:p>
+      <w:r>
+        <w:t xml:space="preserve">9. Výstup musí vždy říct nejen „co je špatně“, ale i „co má uživatel změnit“.</w:t>
+      </w:r>
+    </w:p>
+    <w:p>
+      <w:r>
+        <w:t xml:space="preserve">10. Humor nesmí překrýt bezpečnostní sdělení.</w:t>
+      </w:r>
+    </w:p>
+    <w:p>
+      <w:r>
+        <w:t xml:space="preserve">11. Všechny hlášky musí být ve 2. osobě jednotného čísla.</w:t>
+      </w:r>
+    </w:p>
+    <w:p>
+      <w:r>
+        <w:t xml:space="preserve">12. Nikde nepoužívej formulace „já bych“, „doporučila bych“, „za mě“, „podle mě“.</w:t>
       </w:r>
     </w:p>
     <w:sectPr>

--- a/🧪 PRD pro Kombuchu.docx
+++ b/🧪 PRD pro Kombuchu.docx
@@ -9652,6 +9652,118 @@
     <w:p>
       <w:r>
         <w:t xml:space="preserve">12. Nikde nepoužívej formulace „já bych“, „doporučila bych“, „za mě“, „podle mě“.</w:t>
+      </w:r>
+    </w:p>
+    <w:p>
+      <w:pPr>
+        <w:pStyle w:val="Heading1"/>
+      </w:pPr>
+      <w:r>
+        <w:rPr>
+          <w:b/>
+        </w:rPr>
+        <w:t>27. Experimentální laboratoř: editovatelná voda u čajů</w:t>
+      </w:r>
+    </w:p>
+    <w:p>
+      <w:pPr/>
+      <w:r>
+        <w:t>V Experimentální laboratoři je pole „Voda v litrech“ editovatelné. Uživatel může u každého aktivního čaje zadat typ čaje, poměr %, vodu v litrech, množství g/l a celkem gramů čaje.</w:t>
+      </w:r>
+    </w:p>
+    <w:p>
+      <w:pPr/>
+      <w:r>
+        <w:t>Klasická kalkulačka zůstává beze změny: uživatel jen vybírá čaje a Kombuchátor automaticky doporučí poměry, objemy vody i gramáž. V klasice uživatel nemusí řešit litry ani procenta u jednotlivých čajů.</w:t>
+      </w:r>
+    </w:p>
+    <w:p>
+      <w:pPr/>
+      <w:r>
+        <w:t>V Experimentální laboratoři jsou propojené hodnoty poměr % a voda v litrech. Když uživatel naposledy upraví poměr, voda se dopočítá podle freshTeaL = pracovní_objem_l - starter_l. Když uživatel naposledy upraví vodu, poměr se dopočítá podle skutečně zadané vody: tea.ratio = tea.waterMl / totalTeaWaterMl × 100.</w:t>
+      </w:r>
+    </w:p>
+    <w:p>
+      <w:pPr/>
+      <w:r>
+        <w:t>Každý čaj nese lastEditedTeaField: ratio, water, grams nebo totalGrams. Aplikace nesmí uživateli bojovat pod rukama: dopočítává vždy opačnou hodnotu podle toho, co uživatel upravil naposledy.</w:t>
+      </w:r>
+    </w:p>
+    <w:p>
+      <w:pPr/>
+      <w:r>
+        <w:t>Když uživatel zadá vodu jen u některých aktivních čajů, zadané hodnoty zůstanou zachované a zbývající voda se rozdělí mezi prázdné čaje. Pokud mají prázdné čaje poměry, použijí se jako váhy. Pokud poměry nemají, zbytek se rozdělí rovnoměrně. Pokud je zadané vody víc, než se vejde, prázdné čaje dostanou 0 l a zobrazí se varování o přebytku.</w:t>
+      </w:r>
+    </w:p>
+    <w:p>
+      <w:pPr/>
+      <w:r>
+        <w:t>Aplikace porovnává freshTeaL a enteredTeaWaterL. Pokud rozdíl přesáhne cca 0,1 l směrem dolů, zobraz: „Máš zadaného méně čajového nálevu, než odpovídá plánované várce. Buď doplň vodu u čajů, nebo zmenši cílový objem.“ Doplň konkrétně: „Do plánované várky ti chybí cca X l čajového nálevu.“</w:t>
+      </w:r>
+    </w:p>
+    <w:p>
+      <w:pPr/>
+      <w:r>
+        <w:t>Pokud rozdíl přesáhne cca 0,1 l směrem nahoru, zobraz: „Máš zadaného víc čajového nálevu, než se do plánované várky vejde. Uber vodu u čajů, zmenši startér, nebo zvětši plánovaný objem.“ Doplň konkrétně: „Přebývá ti cca X l čajového nálevu.“ Rozdíl do cca 0,1 l ber jako v pořádku.</w:t>
+      </w:r>
+    </w:p>
+    <w:p>
+      <w:pPr/>
+      <w:r>
+        <w:t>Gramáž čaje se přepočítává obousměrně. teaTotalGrams = teaWaterL × teaGramsPerLiter. Když uživatel upraví g/l, přepočítá se celkem g. Když upraví celkem g, přepočítá se g/l podle vody. Pokud voda u čaje není zadaná nebo je 0, nepočítej g/l z celkových gramů a zobraz: „Nejdřív zadej vodu u čaje, ať můžu přepočítat gramáž.“</w:t>
+      </w:r>
+    </w:p>
+    <w:p>
+      <w:pPr/>
+      <w:r>
+        <w:t>Hláška pod čajovou sekcí musí spojit vhodnost čajového základu pro F1, sílu nálevu podle avgTeaStrength, dopad na chuť a konkrétní akci. Méně než 4 g/l znamená slabý nálev, 4–7 g/l akorát, 7–9 g/l silný, více než 9 g/l extrémně silný. Zelený nebo bílý čaj nad 7 g/l má speciální varování o hořkosti a je důležitější než obecná hláška o silném čaji.</w:t>
+      </w:r>
+    </w:p>
+    <w:p>
+      <w:pPr>
+        <w:pStyle w:val="Heading1"/>
+      </w:pPr>
+      <w:r>
+        <w:rPr>
+          <w:b/>
+        </w:rPr>
+        <w:t>28. Responzivita a adaptivní zobrazení</w:t>
+      </w:r>
+    </w:p>
+    <w:p>
+      <w:pPr/>
+      <w:r>
+        <w:t>Aplikace musí být použitelná na desktopu, tabletu i mobilu. Layout je adaptivní podle šířky obrazovky. Ovládací prvky se nesmí překrývat, texty nesmí přetékat mimo boxy a formulářová pole musí zůstat čitelná a ovladatelná i na menších displejích.</w:t>
+      </w:r>
+    </w:p>
+    <w:p>
+      <w:pPr/>
+      <w:r>
+        <w:t>Desktop je primární kompozice: levý sidebar, horní header, hlavní grid karet a pravý výsledkový sloupec s předpovědí a poznámkou „Budeš potřebovat“.</w:t>
+      </w:r>
+    </w:p>
+    <w:p>
+      <w:pPr/>
+      <w:r>
+        <w:t>Tabletové zobrazení skládá pravý výsledkový panel pod hlavní kalkulačku dřív, než by se karty nebo vstupy začaly mačkat. Vstupní karty se mohou skládat do jednoho sloupce, ale pořadí sekcí a všechny funkce zůstávají stejné.</w:t>
+      </w:r>
+    </w:p>
+    <w:p>
+      <w:pPr/>
+      <w:r>
+        <w:t>Mobilní zobrazení převádí sidebar do kompaktní horní navigace, hlavní obsah do jednoho sloupce a vnitřní gridy formulářů skládá pod sebe. Karty, výsledkový panel i poznámkový lístek zůstávají čitelné a nesmí vytvářet horizontální přetečení stránky.</w:t>
+      </w:r>
+    </w:p>
+    <w:p>
+      <w:pPr/>
+      <w:r>
+        <w:t>Čajová tabulka v Experimentální laboratoři se na mobilu nesmí rozbít. Řádky čajů se přepnou do stacked layoutu: typ čaje zůstane nahoře a pole poměr %, voda, množství g/l a celkem g se zobrazí pod sebou s jasnými popisky.</w:t>
+      </w:r>
+    </w:p>
+    <w:p>
+      <w:pPr/>
+      <w:r>
+        <w:t>Responzivitu ověřuj minimálně na šířkách 390 px, 768 px, 1024 px a 1440 px. Acceptance: žádné inputy, selecty, buttony, hlášky ani výsledkové boxy se nepřekrývají; texty jsou čitelné; ovládání zůstává dostupné; klasická kalkulačka i Experimentální laboratoř zachovávají stávající logiku.</w:t>
       </w:r>
     </w:p>
     <w:sectPr>

--- a/🧪 PRD pro Kombuchu.docx
+++ b/🧪 PRD pro Kombuchu.docx
@@ -9764,6 +9764,11 @@
       <w:pPr/>
       <w:r>
         <w:t>Responzivitu ověřuj minimálně na šířkách 390 px, 768 px, 1024 px a 1440 px. Acceptance: žádné inputy, selecty, buttony, hlášky ani výsledkové boxy se nepřekrývají; texty jsou čitelné; ovládání zůstává dostupné; klasická kalkulačka i Experimentální laboratoř zachovávají stávající logiku.</w:t>
+      </w:r>
+    </w:p>
+    <w:p>
+      <w:r>
+        <w:t>UI detail: Poznámkový lístek „Budeš potřebovat“ používá lokální transparentní pushpin asset místo inline kresleného špendlíku. Pin je dekorativní, nesmí překrývat obsah lístku a musí zůstat čitelný na mobilu i desktopu.</w:t>
       </w:r>
     </w:p>
     <w:sectPr>

--- a/🧪 PRD pro Kombuchu.docx
+++ b/🧪 PRD pro Kombuchu.docx
@@ -9769,6 +9769,11 @@
     <w:p>
       <w:r>
         <w:t>UI detail: Poznámkový lístek „Budeš potřebovat“ používá lokální transparentní pushpin asset místo inline kresleného špendlíku. Pin je dekorativní, nesmí překrývat obsah lístku a musí zůstat čitelný na mobilu i desktopu.</w:t>
+      </w:r>
+    </w:p>
+    <w:p>
+      <w:r>
+        <w:t>Typografie: Nadpis „Kombuchátor“ preferuje font Intro Rust / Intro Rust Base, pokud je dostupný jako webfont nebo systémový font. Pokud není font dodaný v projektu, použije se fallback DM Sans, aby zůstala zachovaná čitelnost a diakritika.</w:t>
       </w:r>
     </w:p>
     <w:sectPr>

--- a/🧪 PRD pro Kombuchu.docx
+++ b/🧪 PRD pro Kombuchu.docx
@@ -9774,6 +9774,83 @@
     <w:p>
       <w:r>
         <w:t>Typografie: Nadpis „Kombuchátor“ preferuje font Intro Rust / Intro Rust Base, pokud je dostupný jako webfont nebo systémový font. Pokud není font dodaný v projektu, použije se fallback DM Sans, aby zůstala zachovaná čitelnost a diakritika.</w:t>
+      </w:r>
+    </w:p>
+    <w:p>
+      <w:pPr>
+        <w:pStyle w:val="Heading1"/>
+      </w:pPr>
+      <w:r>
+        <w:rPr>
+          <w:b/>
+        </w:rPr>
+        <w:t>29. Ukládání a sdílení receptů</w:t>
+      </w:r>
+    </w:p>
+    <w:p>
+      <w:pPr/>
+      <w:r>
+        <w:t>Kombuchátor umožňuje uložit aktuálně vypočítaný recept z Klasické kalkulačky i režimu Hokus pokus jako snapshot. Uložený recept se po uložení dál nemění, i když uživatel pokračuje v úpravách kalkulačky.</w:t>
+      </w:r>
+    </w:p>
+    <w:p>
+      <w:pPr/>
+      <w:r>
+        <w:t>U hlavního výsledkového panelu jsou akce: Uložit recept, WhatsApp, Messenger a Kopírovat text. Akce jsou vypnuté, pokud chybí povinné údaje. STOP a rizikový recept lze uložit jako varování, ale musí být jasně označený a nesmí působit jako běžný doporučený recept.</w:t>
+      </w:r>
+    </w:p>
+    <w:p>
+      <w:pPr/>
+      <w:r>
+        <w:t>Při kliknutí na Uložit recept se otevře dialog „Jak si chceš recept pojmenovat?“ s předvyplněným automatickým názvem podle cíle a množství. Pokud uživatel nechá název prázdný, použije se automatický název. Po uložení se zobrazí hláška „Recept máš uložený.“</w:t>
+      </w:r>
+    </w:p>
+    <w:p>
+      <w:pPr/>
+      <w:r>
+        <w:t>Uložený recept obsahuje id, datum a čas, recipeName, defaultRecipeName, režim, cíl, objemy, startér, starter_ratio, čaje, cukr, placku, teplotu, stav, verdikt, chuťovou predikci, doporučení fermentace, F2 štítek, sdílecí text a userNote.</w:t>
+      </w:r>
+    </w:p>
+    <w:p>
+      <w:pPr/>
+      <w:r>
+        <w:t>Sekce „Uložené recepty“ je pod kalkulačkou. Má podtitulek „Tady si necháš recepty, které chceš zopakovat, doladit nebo poslat dál.“ Empty state: „Kombuchový zápisník je zatím prázdný. Ulož první recept a začne to tu žít.“</w:t>
+      </w:r>
+    </w:p>
+    <w:p>
+      <w:pPr/>
+      <w:r>
+        <w:t>Každý uložený recept se zobrazuje jako papírová karta se jménem receptu, datem uložení, badge režimu, badge stavu, krátkým shrnutím, verdiktem, sdílecím textem, poznámkou a akcemi WhatsApp, Messenger, Kopírovat text a Smazat recept.</w:t>
+      </w:r>
+    </w:p>
+    <w:p>
+      <w:pPr/>
+      <w:r>
+        <w:t>Název uloženého receptu lze upravit přímo v kartě přes ikonu tužky. Uložit lze Enterem, kliknutím mimo input nebo tlačítkem „Uložit název“. Po uložení se zobrazí „Název uložený.“ Karta nesmí zůstat bez názvu.</w:t>
+      </w:r>
+    </w:p>
+    <w:p>
+      <w:pPr/>
+      <w:r>
+        <w:t>Poznámka se edituje přímo v kartě a ukládá se automaticky do localStorage. Placeholder: „Co si k tomu chceš poznamenat? Třeba chuť, datum stáčení, bublinky nebo co příště změnit…“ Po uložení poznámky se zobrazí „Poznámka uložená.“</w:t>
+      </w:r>
+    </w:p>
+    <w:p>
+      <w:pPr/>
+      <w:r>
+        <w:t>WhatsApp používá sdílecí URL s URL encoded textem. Messenger má fallback přes kopírování do schránky a hlášku „Text máš zkopírovaný. Teď ho vlož do Messengeru.“ Kopírování textu zobrazí „Zkopírováno. Teď to můžeš poslat, kam chceš.“</w:t>
+      </w:r>
+    </w:p>
+    <w:p>
+      <w:pPr/>
+      <w:r>
+        <w:t>Recepty se pro MVP ukládají pouze do localStorage v aktuálním prohlížeči. UI obsahuje poznámku: „Zápisník si pamatuje recepty jen tady v prohlížeči. Když přijdeš z jiného zařízení, nemusí tu být.“ Cloud sync ani účty nejsou součást MVP.</w:t>
+      </w:r>
+    </w:p>
+    <w:p>
+      <w:pPr/>
+      <w:r>
+        <w:t>Uložené recepty se řadí od nejnovějšího po nejstarší a nahoře se zobrazuje počet „Uložené recepty: X“. Sdílený text vždy používá aktuální recipeName včetně změn provedených v kartě.</w:t>
       </w:r>
     </w:p>
     <w:sectPr>
